--- a/lab2/Отчет по 2 лаб Куликов.docx
+++ b/lab2/Отчет по 2 лаб Куликов.docx
@@ -674,27 +674,7 @@
           <w:sz w:val="20"/>
           <w:szCs w:val="20"/>
         </w:rPr>
-        <w:t xml:space="preserve"> </w:t>
-      </w:r>
-      <w:proofErr w:type="spellStart"/>
-      <w:r>
-        <w:rPr>
-          <w:rFonts w:ascii="Times New Roman" w:hAnsi="Times New Roman"/>
-          <w:color w:val="7F7F7F"/>
-          <w:sz w:val="20"/>
-          <w:szCs w:val="20"/>
-        </w:rPr>
-        <w:t>и.,о</w:t>
-      </w:r>
-      <w:proofErr w:type="spellEnd"/>
-      <w:r>
-        <w:rPr>
-          <w:rFonts w:ascii="Times New Roman" w:hAnsi="Times New Roman"/>
-          <w:color w:val="7F7F7F"/>
-          <w:sz w:val="20"/>
-          <w:szCs w:val="20"/>
-        </w:rPr>
-        <w:t>.)</w:t>
+        <w:t xml:space="preserve"> и.,о.)</w:t>
       </w:r>
     </w:p>
     <w:p>
@@ -856,27 +836,7 @@
           <w:sz w:val="20"/>
           <w:szCs w:val="20"/>
         </w:rPr>
-        <w:t xml:space="preserve">(фамилия, </w:t>
-      </w:r>
-      <w:proofErr w:type="spellStart"/>
-      <w:r>
-        <w:rPr>
-          <w:rFonts w:ascii="Times New Roman" w:hAnsi="Times New Roman"/>
-          <w:color w:val="7F7F7F"/>
-          <w:sz w:val="20"/>
-          <w:szCs w:val="20"/>
-        </w:rPr>
-        <w:t>и.,о</w:t>
-      </w:r>
-      <w:proofErr w:type="spellEnd"/>
-      <w:r>
-        <w:rPr>
-          <w:rFonts w:ascii="Times New Roman" w:hAnsi="Times New Roman"/>
-          <w:color w:val="7F7F7F"/>
-          <w:sz w:val="20"/>
-          <w:szCs w:val="20"/>
-        </w:rPr>
-        <w:t>.)</w:t>
+        <w:t>(фамилия, и.,о.)</w:t>
       </w:r>
       <w:r>
         <w:rPr>
@@ -1538,93 +1498,91 @@
           <w:sz w:val="24"/>
           <w:szCs w:val="24"/>
         </w:rPr>
-        <w:t xml:space="preserve"> вашей собственной речью. Произнесите и запишите фразу со своим именем и фамилией. Частоту дискретизации </w:t>
-      </w:r>
-      <w:proofErr w:type="spellStart"/>
+        <w:t xml:space="preserve"> вашей собственной речью. Произнесите и запишите фразу со своим именем и фамилией. Частоту дискретизации wav</w:t>
+      </w:r>
       <w:r>
         <w:rPr>
           <w:rFonts w:ascii="Times New Roman" w:hAnsi="Times New Roman"/>
           <w:sz w:val="24"/>
           <w:szCs w:val="24"/>
         </w:rPr>
-        <w:t>wav</w:t>
-      </w:r>
-      <w:proofErr w:type="spellEnd"/>
+        <w:t>-файл</w:t>
+      </w:r>
       <w:r>
         <w:rPr>
           <w:rFonts w:ascii="Times New Roman" w:hAnsi="Times New Roman"/>
           <w:sz w:val="24"/>
           <w:szCs w:val="24"/>
         </w:rPr>
-        <w:t>-файл</w:t>
+        <w:t>а  (</w:t>
       </w:r>
       <w:r>
         <w:rPr>
           <w:rFonts w:ascii="Times New Roman" w:hAnsi="Times New Roman"/>
           <w:sz w:val="24"/>
           <w:szCs w:val="24"/>
-        </w:rPr>
-        <w:t>а  (</w:t>
+          <w:lang w:val="en-US"/>
+        </w:rPr>
+        <w:t>PCM</w:t>
       </w:r>
       <w:r>
         <w:rPr>
           <w:rFonts w:ascii="Times New Roman" w:hAnsi="Times New Roman"/>
           <w:sz w:val="24"/>
           <w:szCs w:val="24"/>
-          <w:lang w:val="en-US"/>
-        </w:rPr>
-        <w:t>PCM</w:t>
+        </w:rPr>
+        <w:t xml:space="preserve"> </w:t>
       </w:r>
       <w:r>
         <w:rPr>
           <w:rFonts w:ascii="Times New Roman" w:hAnsi="Times New Roman"/>
           <w:sz w:val="24"/>
           <w:szCs w:val="24"/>
-        </w:rPr>
-        <w:t xml:space="preserve"> </w:t>
+          <w:lang w:val="en-US"/>
+        </w:rPr>
+        <w:t>signed</w:t>
       </w:r>
       <w:r>
         <w:rPr>
           <w:rFonts w:ascii="Times New Roman" w:hAnsi="Times New Roman"/>
           <w:sz w:val="24"/>
           <w:szCs w:val="24"/>
-          <w:lang w:val="en-US"/>
-        </w:rPr>
-        <w:t>signed</w:t>
+        </w:rPr>
+        <w:t xml:space="preserve"> 16 </w:t>
       </w:r>
       <w:r>
         <w:rPr>
           <w:rFonts w:ascii="Times New Roman" w:hAnsi="Times New Roman"/>
           <w:sz w:val="24"/>
           <w:szCs w:val="24"/>
-        </w:rPr>
-        <w:t xml:space="preserve"> 16 </w:t>
+          <w:lang w:val="en-US"/>
+        </w:rPr>
+        <w:t>bit</w:t>
       </w:r>
       <w:r>
         <w:rPr>
           <w:rFonts w:ascii="Times New Roman" w:hAnsi="Times New Roman"/>
           <w:sz w:val="24"/>
           <w:szCs w:val="24"/>
-          <w:lang w:val="en-US"/>
-        </w:rPr>
-        <w:t>bit</w:t>
+        </w:rPr>
+        <w:t xml:space="preserve">, </w:t>
       </w:r>
       <w:r>
         <w:rPr>
           <w:rFonts w:ascii="Times New Roman" w:hAnsi="Times New Roman"/>
           <w:sz w:val="24"/>
           <w:szCs w:val="24"/>
-        </w:rPr>
-        <w:t xml:space="preserve">, </w:t>
+          <w:lang w:val="en-US"/>
+        </w:rPr>
+        <w:t>mono</w:t>
       </w:r>
       <w:r>
         <w:rPr>
           <w:rFonts w:ascii="Times New Roman" w:hAnsi="Times New Roman"/>
           <w:sz w:val="24"/>
           <w:szCs w:val="24"/>
-          <w:lang w:val="en-US"/>
-        </w:rPr>
-        <w:t>mono</w:t>
+        </w:rPr>
+        <w:t>)</w:t>
       </w:r>
       <w:r>
         <w:rPr>
@@ -1632,7 +1590,7 @@
           <w:sz w:val="24"/>
           <w:szCs w:val="24"/>
         </w:rPr>
-        <w:t>)</w:t>
+        <w:t xml:space="preserve"> выберите </w:t>
       </w:r>
       <w:r>
         <w:rPr>
@@ -1640,7 +1598,7 @@
           <w:sz w:val="24"/>
           <w:szCs w:val="24"/>
         </w:rPr>
-        <w:t xml:space="preserve"> выберите </w:t>
+        <w:t xml:space="preserve">в соответствии с </w:t>
       </w:r>
       <w:r>
         <w:rPr>
@@ -1648,7 +1606,7 @@
           <w:sz w:val="24"/>
           <w:szCs w:val="24"/>
         </w:rPr>
-        <w:t xml:space="preserve">в соответствии с </w:t>
+        <w:t>номером варианта из таблицы</w:t>
       </w:r>
       <w:r>
         <w:rPr>
@@ -1656,7 +1614,7 @@
           <w:sz w:val="24"/>
           <w:szCs w:val="24"/>
         </w:rPr>
-        <w:t>номером варианта из таблицы</w:t>
+        <w:t xml:space="preserve"> №1</w:t>
       </w:r>
       <w:r>
         <w:rPr>
@@ -1664,7 +1622,7 @@
           <w:sz w:val="24"/>
           <w:szCs w:val="24"/>
         </w:rPr>
-        <w:t xml:space="preserve"> №1</w:t>
+        <w:t>.</w:t>
       </w:r>
       <w:r>
         <w:rPr>
@@ -1672,7 +1630,7 @@
           <w:sz w:val="24"/>
           <w:szCs w:val="24"/>
         </w:rPr>
-        <w:t>.</w:t>
+        <w:t xml:space="preserve"> </w:t>
       </w:r>
       <w:r>
         <w:rPr>
@@ -1680,7 +1638,7 @@
           <w:sz w:val="24"/>
           <w:szCs w:val="24"/>
         </w:rPr>
-        <w:t xml:space="preserve"> </w:t>
+        <w:t>Длительность записи не более 3 сек.</w:t>
       </w:r>
       <w:r>
         <w:rPr>
@@ -1688,7 +1646,7 @@
           <w:sz w:val="24"/>
           <w:szCs w:val="24"/>
         </w:rPr>
-        <w:t>Длительность записи не более 3 сек.</w:t>
+        <w:t xml:space="preserve"> </w:t>
       </w:r>
       <w:r>
         <w:rPr>
@@ -1696,7 +1654,7 @@
           <w:sz w:val="24"/>
           <w:szCs w:val="24"/>
         </w:rPr>
-        <w:t xml:space="preserve"> </w:t>
+        <w:t xml:space="preserve">Файл назовите </w:t>
       </w:r>
       <w:r>
         <w:rPr>
@@ -1704,7 +1662,7 @@
           <w:sz w:val="24"/>
           <w:szCs w:val="24"/>
         </w:rPr>
-        <w:t xml:space="preserve">Файл назовите </w:t>
+        <w:t>“</w:t>
       </w:r>
       <w:r>
         <w:rPr>
@@ -1712,24 +1670,24 @@
           <w:sz w:val="24"/>
           <w:szCs w:val="24"/>
         </w:rPr>
-        <w:t>“</w:t>
+        <w:t>номер варианта.</w:t>
       </w:r>
       <w:r>
         <w:rPr>
           <w:rFonts w:ascii="Times New Roman" w:hAnsi="Times New Roman"/>
           <w:sz w:val="24"/>
           <w:szCs w:val="24"/>
-        </w:rPr>
-        <w:t>номер варианта.</w:t>
+          <w:lang w:val="en-US"/>
+        </w:rPr>
+        <w:t>wav</w:t>
       </w:r>
       <w:r>
         <w:rPr>
           <w:rFonts w:ascii="Times New Roman" w:hAnsi="Times New Roman"/>
           <w:sz w:val="24"/>
           <w:szCs w:val="24"/>
-          <w:lang w:val="en-US"/>
-        </w:rPr>
-        <w:t>wav</w:t>
+        </w:rPr>
+        <w:t xml:space="preserve">”. </w:t>
       </w:r>
       <w:r>
         <w:rPr>
@@ -1737,7 +1695,7 @@
           <w:sz w:val="24"/>
           <w:szCs w:val="24"/>
         </w:rPr>
-        <w:t xml:space="preserve">”. </w:t>
+        <w:t>Номер варианта равен порядковому номеру студента в списке группы.</w:t>
       </w:r>
       <w:r>
         <w:rPr>
@@ -1745,7 +1703,7 @@
           <w:sz w:val="24"/>
           <w:szCs w:val="24"/>
         </w:rPr>
-        <w:t>Номер варианта равен порядковому номеру студента в списке группы.</w:t>
+        <w:t xml:space="preserve"> Для записи wav</w:t>
       </w:r>
       <w:r>
         <w:rPr>
@@ -1753,25 +1711,23 @@
           <w:sz w:val="24"/>
           <w:szCs w:val="24"/>
         </w:rPr>
-        <w:t xml:space="preserve"> Для записи </w:t>
-      </w:r>
-      <w:proofErr w:type="spellStart"/>
+        <w:t>-файл</w:t>
+      </w:r>
       <w:r>
         <w:rPr>
           <w:rFonts w:ascii="Times New Roman" w:hAnsi="Times New Roman"/>
           <w:sz w:val="24"/>
           <w:szCs w:val="24"/>
         </w:rPr>
-        <w:t>wav</w:t>
-      </w:r>
-      <w:proofErr w:type="spellEnd"/>
+        <w:t>а можно использовать любую подходящую программу</w:t>
+      </w:r>
       <w:r>
         <w:rPr>
           <w:rFonts w:ascii="Times New Roman" w:hAnsi="Times New Roman"/>
           <w:sz w:val="24"/>
           <w:szCs w:val="24"/>
         </w:rPr>
-        <w:t>-файл</w:t>
+        <w:t xml:space="preserve"> </w:t>
       </w:r>
       <w:r>
         <w:rPr>
@@ -1779,7 +1735,10 @@
           <w:sz w:val="24"/>
           <w:szCs w:val="24"/>
         </w:rPr>
-        <w:t>а можно использовать любую подходящую программу</w:t>
+        <w:t>аудио-редактора, например,</w:t>
+      </w:r>
+      <w:r>
+        <w:t xml:space="preserve"> </w:t>
       </w:r>
       <w:r>
         <w:rPr>
@@ -1787,7 +1746,7 @@
           <w:sz w:val="24"/>
           <w:szCs w:val="24"/>
         </w:rPr>
-        <w:t xml:space="preserve"> </w:t>
+        <w:t>Audacity,</w:t>
       </w:r>
       <w:r>
         <w:rPr>
@@ -1795,48 +1754,17 @@
           <w:sz w:val="24"/>
           <w:szCs w:val="24"/>
         </w:rPr>
-        <w:t>аудио-редактора, например,</w:t>
-      </w:r>
-      <w:r>
         <w:t xml:space="preserve"> </w:t>
       </w:r>
-      <w:proofErr w:type="spellStart"/>
       <w:r>
         <w:rPr>
           <w:rFonts w:ascii="Times New Roman" w:hAnsi="Times New Roman"/>
           <w:sz w:val="24"/>
           <w:szCs w:val="24"/>
-        </w:rPr>
-        <w:t>Audacity</w:t>
-      </w:r>
-      <w:proofErr w:type="spellEnd"/>
-      <w:r>
-        <w:rPr>
-          <w:rFonts w:ascii="Times New Roman" w:hAnsi="Times New Roman"/>
-          <w:sz w:val="24"/>
-          <w:szCs w:val="24"/>
-        </w:rPr>
-        <w:t>,</w:t>
-      </w:r>
-      <w:r>
-        <w:rPr>
-          <w:rFonts w:ascii="Times New Roman" w:hAnsi="Times New Roman"/>
-          <w:sz w:val="24"/>
-          <w:szCs w:val="24"/>
-        </w:rPr>
-        <w:t xml:space="preserve"> </w:t>
-      </w:r>
-      <w:proofErr w:type="spellStart"/>
-      <w:r>
-        <w:rPr>
-          <w:rFonts w:ascii="Times New Roman" w:hAnsi="Times New Roman"/>
-          <w:sz w:val="24"/>
-          <w:szCs w:val="24"/>
           <w:lang w:val="en-US"/>
         </w:rPr>
         <w:t>GoldWave</w:t>
       </w:r>
-      <w:proofErr w:type="spellEnd"/>
       <w:r>
         <w:rPr>
           <w:rFonts w:ascii="Times New Roman" w:hAnsi="Times New Roman"/>
@@ -2180,25 +2108,7 @@
           <w:sz w:val="24"/>
           <w:szCs w:val="24"/>
         </w:rPr>
-        <w:t xml:space="preserve">, находящихся в </w:t>
-      </w:r>
-      <w:proofErr w:type="spellStart"/>
-      <w:r>
-        <w:rPr>
-          <w:rFonts w:ascii="Times New Roman" w:hAnsi="Times New Roman"/>
-          <w:sz w:val="24"/>
-          <w:szCs w:val="24"/>
-        </w:rPr>
-        <w:t>wav</w:t>
-      </w:r>
-      <w:proofErr w:type="spellEnd"/>
-      <w:r>
-        <w:rPr>
-          <w:rFonts w:ascii="Times New Roman" w:hAnsi="Times New Roman"/>
-          <w:sz w:val="24"/>
-          <w:szCs w:val="24"/>
-        </w:rPr>
-        <w:t xml:space="preserve">-файле в соответствии с типом </w:t>
+        <w:t xml:space="preserve">, находящихся в wav-файле в соответствии с типом </w:t>
       </w:r>
       <w:r>
         <w:rPr>
@@ -3136,7 +3046,6 @@
           <w:lang w:val="en-US" w:eastAsia="ru-RU"/>
         </w:rPr>
       </w:pPr>
-      <w:proofErr w:type="spellStart"/>
       <w:r>
         <w:rPr>
           <w:rFonts w:ascii="Times New Roman" w:eastAsia="Times New Roman" w:hAnsi="Times New Roman"/>
@@ -3148,49 +3057,7 @@
           <w:szCs w:val="28"/>
           <w:lang w:val="en-US" w:eastAsia="ru-RU"/>
         </w:rPr>
-        <w:t>start_time</w:t>
-      </w:r>
-      <w:proofErr w:type="spellEnd"/>
-      <w:r>
-        <w:rPr>
-          <w:rFonts w:ascii="Times New Roman" w:eastAsia="Times New Roman" w:hAnsi="Times New Roman"/>
-          <w:b/>
-          <w:bCs/>
-          <w:i/>
-          <w:iCs/>
-          <w:sz w:val="28"/>
-          <w:szCs w:val="28"/>
-          <w:lang w:val="en-US" w:eastAsia="ru-RU"/>
-        </w:rPr>
-        <w:t xml:space="preserve"> = </w:t>
-      </w:r>
-      <w:proofErr w:type="spellStart"/>
-      <w:r>
-        <w:rPr>
-          <w:rFonts w:ascii="Times New Roman" w:eastAsia="Times New Roman" w:hAnsi="Times New Roman"/>
-          <w:b/>
-          <w:bCs/>
-          <w:i/>
-          <w:iCs/>
-          <w:sz w:val="28"/>
-          <w:szCs w:val="28"/>
-          <w:lang w:val="en-US" w:eastAsia="ru-RU"/>
-        </w:rPr>
-        <w:t>time.time</w:t>
-      </w:r>
-      <w:proofErr w:type="spellEnd"/>
-      <w:r>
-        <w:rPr>
-          <w:rFonts w:ascii="Times New Roman" w:eastAsia="Times New Roman" w:hAnsi="Times New Roman"/>
-          <w:b/>
-          <w:bCs/>
-          <w:i/>
-          <w:iCs/>
-          <w:sz w:val="28"/>
-          <w:szCs w:val="28"/>
-          <w:lang w:val="en-US" w:eastAsia="ru-RU"/>
-        </w:rPr>
-        <w:t>()</w:t>
+        <w:t>start_time = time.time()</w:t>
       </w:r>
     </w:p>
     <w:p>
@@ -3329,63 +3196,7 @@
           <w:szCs w:val="28"/>
           <w:lang w:val="en-US" w:eastAsia="ru-RU"/>
         </w:rPr>
-        <w:t>print (</w:t>
-      </w:r>
-      <w:proofErr w:type="spellStart"/>
-      <w:r>
-        <w:rPr>
-          <w:rFonts w:ascii="Times New Roman" w:eastAsia="Times New Roman" w:hAnsi="Times New Roman"/>
-          <w:b/>
-          <w:bCs/>
-          <w:i/>
-          <w:iCs/>
-          <w:sz w:val="28"/>
-          <w:szCs w:val="28"/>
-          <w:lang w:val="en-US" w:eastAsia="ru-RU"/>
-        </w:rPr>
-        <w:t>time.time</w:t>
-      </w:r>
-      <w:proofErr w:type="spellEnd"/>
-      <w:r>
-        <w:rPr>
-          <w:rFonts w:ascii="Times New Roman" w:eastAsia="Times New Roman" w:hAnsi="Times New Roman"/>
-          <w:b/>
-          <w:bCs/>
-          <w:i/>
-          <w:iCs/>
-          <w:sz w:val="28"/>
-          <w:szCs w:val="28"/>
-          <w:lang w:val="en-US" w:eastAsia="ru-RU"/>
-        </w:rPr>
-        <w:t xml:space="preserve">() - </w:t>
-      </w:r>
-      <w:proofErr w:type="spellStart"/>
-      <w:r>
-        <w:rPr>
-          <w:rFonts w:ascii="Times New Roman" w:eastAsia="Times New Roman" w:hAnsi="Times New Roman"/>
-          <w:b/>
-          <w:bCs/>
-          <w:i/>
-          <w:iCs/>
-          <w:sz w:val="28"/>
-          <w:szCs w:val="28"/>
-          <w:lang w:val="en-US" w:eastAsia="ru-RU"/>
-        </w:rPr>
-        <w:t>start_time</w:t>
-      </w:r>
-      <w:proofErr w:type="spellEnd"/>
-      <w:r>
-        <w:rPr>
-          <w:rFonts w:ascii="Times New Roman" w:eastAsia="Times New Roman" w:hAnsi="Times New Roman"/>
-          <w:b/>
-          <w:bCs/>
-          <w:i/>
-          <w:iCs/>
-          <w:sz w:val="28"/>
-          <w:szCs w:val="28"/>
-          <w:lang w:val="en-US" w:eastAsia="ru-RU"/>
-        </w:rPr>
-        <w:t>, "seconds")</w:t>
+        <w:t>print (time.time() - start_time, "seconds")</w:t>
       </w:r>
     </w:p>
     <w:p>
@@ -3710,70 +3521,2499 @@
           <w:szCs w:val="28"/>
           <w:lang w:val="en-US"/>
         </w:rPr>
-        <w:t xml:space="preserve">import </w:t>
-      </w:r>
-      <w:proofErr w:type="spellStart"/>
-      <w:r>
-        <w:rPr>
-          <w:rFonts w:ascii="Times New Roman" w:hAnsi="Times New Roman"/>
-          <w:sz w:val="28"/>
-          <w:szCs w:val="28"/>
-          <w:lang w:val="en-US"/>
-        </w:rPr>
-        <w:t>numpy</w:t>
-      </w:r>
-      <w:proofErr w:type="spellEnd"/>
-      <w:r>
-        <w:rPr>
-          <w:rFonts w:ascii="Times New Roman" w:hAnsi="Times New Roman"/>
-          <w:sz w:val="28"/>
-          <w:szCs w:val="28"/>
-          <w:lang w:val="en-US"/>
-        </w:rPr>
-        <w:t xml:space="preserve"> as np</w:t>
-      </w:r>
-    </w:p>
-    <w:p>
-      <w:pPr>
-        <w:spacing w:line="240" w:lineRule="auto"/>
-        <w:ind w:left="-567" w:hanging="284"/>
-        <w:rPr>
-          <w:rFonts w:ascii="Times New Roman" w:hAnsi="Times New Roman"/>
-          <w:sz w:val="28"/>
-          <w:szCs w:val="28"/>
-          <w:lang w:val="en-US"/>
-        </w:rPr>
-      </w:pPr>
-      <w:r>
-        <w:rPr>
-          <w:rFonts w:ascii="Times New Roman" w:hAnsi="Times New Roman"/>
-          <w:sz w:val="28"/>
-          <w:szCs w:val="28"/>
-          <w:lang w:val="en-US"/>
-        </w:rPr>
-        <w:t xml:space="preserve">import </w:t>
-      </w:r>
-      <w:proofErr w:type="spellStart"/>
-      <w:r>
-        <w:rPr>
-          <w:rFonts w:ascii="Times New Roman" w:hAnsi="Times New Roman"/>
-          <w:sz w:val="28"/>
-          <w:szCs w:val="28"/>
-          <w:lang w:val="en-US"/>
-        </w:rPr>
-        <w:t>matplotlib.pyplot</w:t>
-      </w:r>
-      <w:proofErr w:type="spellEnd"/>
-      <w:r>
-        <w:rPr>
-          <w:rFonts w:ascii="Times New Roman" w:hAnsi="Times New Roman"/>
-          <w:sz w:val="28"/>
-          <w:szCs w:val="28"/>
-          <w:lang w:val="en-US"/>
-        </w:rPr>
-        <w:t xml:space="preserve"> as </w:t>
-      </w:r>
-      <w:proofErr w:type="spellStart"/>
+        <w:t>import numpy as np</w:t>
+      </w:r>
+    </w:p>
+    <w:p>
+      <w:pPr>
+        <w:spacing w:line="240" w:lineRule="auto"/>
+        <w:ind w:left="-567" w:hanging="284"/>
+        <w:rPr>
+          <w:rFonts w:ascii="Times New Roman" w:hAnsi="Times New Roman"/>
+          <w:sz w:val="28"/>
+          <w:szCs w:val="28"/>
+          <w:lang w:val="en-US"/>
+        </w:rPr>
+      </w:pPr>
+      <w:r>
+        <w:rPr>
+          <w:rFonts w:ascii="Times New Roman" w:hAnsi="Times New Roman"/>
+          <w:sz w:val="28"/>
+          <w:szCs w:val="28"/>
+          <w:lang w:val="en-US"/>
+        </w:rPr>
+        <w:t>import matplotlib.pyplot as plt</w:t>
+      </w:r>
+    </w:p>
+    <w:p>
+      <w:pPr>
+        <w:spacing w:line="240" w:lineRule="auto"/>
+        <w:ind w:left="-567" w:hanging="284"/>
+        <w:rPr>
+          <w:rFonts w:ascii="Times New Roman" w:hAnsi="Times New Roman"/>
+          <w:sz w:val="28"/>
+          <w:szCs w:val="28"/>
+          <w:lang w:val="en-US"/>
+        </w:rPr>
+      </w:pPr>
+      <w:r>
+        <w:rPr>
+          <w:rFonts w:ascii="Times New Roman" w:hAnsi="Times New Roman"/>
+          <w:sz w:val="28"/>
+          <w:szCs w:val="28"/>
+          <w:lang w:val="en-US"/>
+        </w:rPr>
+        <w:t>import time</w:t>
+      </w:r>
+    </w:p>
+    <w:p>
+      <w:pPr>
+        <w:spacing w:line="240" w:lineRule="auto"/>
+        <w:ind w:left="-567" w:hanging="284"/>
+        <w:rPr>
+          <w:rFonts w:ascii="Times New Roman" w:hAnsi="Times New Roman"/>
+          <w:sz w:val="28"/>
+          <w:szCs w:val="28"/>
+          <w:lang w:val="en-US"/>
+        </w:rPr>
+      </w:pPr>
+    </w:p>
+    <w:p>
+      <w:pPr>
+        <w:spacing w:line="240" w:lineRule="auto"/>
+        <w:ind w:left="-567" w:hanging="284"/>
+        <w:rPr>
+          <w:rFonts w:ascii="Times New Roman" w:hAnsi="Times New Roman"/>
+          <w:sz w:val="28"/>
+          <w:szCs w:val="28"/>
+          <w:lang w:val="en-US"/>
+        </w:rPr>
+      </w:pPr>
+    </w:p>
+    <w:p>
+      <w:pPr>
+        <w:spacing w:line="240" w:lineRule="auto"/>
+        <w:ind w:left="-567" w:hanging="284"/>
+        <w:rPr>
+          <w:rFonts w:ascii="Times New Roman" w:hAnsi="Times New Roman"/>
+          <w:sz w:val="28"/>
+          <w:szCs w:val="28"/>
+          <w:lang w:val="en-US"/>
+        </w:rPr>
+      </w:pPr>
+      <w:r>
+        <w:rPr>
+          <w:rFonts w:ascii="Times New Roman" w:hAnsi="Times New Roman"/>
+          <w:sz w:val="28"/>
+          <w:szCs w:val="28"/>
+          <w:lang w:val="en-US"/>
+        </w:rPr>
+        <w:t>start_time = time.time()</w:t>
+      </w:r>
+    </w:p>
+    <w:p>
+      <w:pPr>
+        <w:spacing w:line="240" w:lineRule="auto"/>
+        <w:ind w:left="-567" w:hanging="284"/>
+        <w:rPr>
+          <w:rFonts w:ascii="Times New Roman" w:hAnsi="Times New Roman"/>
+          <w:sz w:val="28"/>
+          <w:szCs w:val="28"/>
+          <w:lang w:val="en-US"/>
+        </w:rPr>
+      </w:pPr>
+    </w:p>
+    <w:p>
+      <w:pPr>
+        <w:spacing w:line="240" w:lineRule="auto"/>
+        <w:ind w:left="-567" w:hanging="284"/>
+        <w:rPr>
+          <w:rFonts w:ascii="Times New Roman" w:hAnsi="Times New Roman"/>
+          <w:sz w:val="28"/>
+          <w:szCs w:val="28"/>
+          <w:lang w:val="en-US"/>
+        </w:rPr>
+      </w:pPr>
+    </w:p>
+    <w:p>
+      <w:pPr>
+        <w:spacing w:line="240" w:lineRule="auto"/>
+        <w:ind w:left="-567" w:hanging="284"/>
+        <w:rPr>
+          <w:rFonts w:ascii="Times New Roman" w:hAnsi="Times New Roman"/>
+          <w:sz w:val="28"/>
+          <w:szCs w:val="28"/>
+          <w:lang w:val="en-US"/>
+        </w:rPr>
+      </w:pPr>
+      <w:r>
+        <w:rPr>
+          <w:rFonts w:ascii="Times New Roman" w:hAnsi="Times New Roman"/>
+          <w:sz w:val="28"/>
+          <w:szCs w:val="28"/>
+          <w:lang w:val="en-US"/>
+        </w:rPr>
+        <w:t># Ввод имени файла</w:t>
+      </w:r>
+    </w:p>
+    <w:p>
+      <w:pPr>
+        <w:spacing w:line="240" w:lineRule="auto"/>
+        <w:ind w:left="-567" w:hanging="284"/>
+        <w:rPr>
+          <w:rFonts w:ascii="Times New Roman" w:hAnsi="Times New Roman"/>
+          <w:sz w:val="28"/>
+          <w:szCs w:val="28"/>
+          <w:lang w:val="en-US"/>
+        </w:rPr>
+      </w:pPr>
+      <w:r>
+        <w:rPr>
+          <w:rFonts w:ascii="Times New Roman" w:hAnsi="Times New Roman"/>
+          <w:sz w:val="28"/>
+          <w:szCs w:val="28"/>
+          <w:lang w:val="en-US"/>
+        </w:rPr>
+        <w:t>while True:</w:t>
+      </w:r>
+    </w:p>
+    <w:p>
+      <w:pPr>
+        <w:spacing w:line="240" w:lineRule="auto"/>
+        <w:ind w:left="-567" w:hanging="284"/>
+        <w:rPr>
+          <w:rFonts w:ascii="Times New Roman" w:hAnsi="Times New Roman"/>
+          <w:sz w:val="28"/>
+          <w:szCs w:val="28"/>
+          <w:lang w:val="en-US"/>
+        </w:rPr>
+      </w:pPr>
+      <w:r>
+        <w:rPr>
+          <w:rFonts w:ascii="Times New Roman" w:hAnsi="Times New Roman"/>
+          <w:sz w:val="28"/>
+          <w:szCs w:val="28"/>
+          <w:lang w:val="en-US"/>
+        </w:rPr>
+        <w:t xml:space="preserve">    filename = input("Введите имя wav-файла: ")</w:t>
+      </w:r>
+    </w:p>
+    <w:p>
+      <w:pPr>
+        <w:spacing w:line="240" w:lineRule="auto"/>
+        <w:ind w:left="-567" w:hanging="284"/>
+        <w:rPr>
+          <w:rFonts w:ascii="Times New Roman" w:hAnsi="Times New Roman"/>
+          <w:sz w:val="28"/>
+          <w:szCs w:val="28"/>
+          <w:lang w:val="en-US"/>
+        </w:rPr>
+      </w:pPr>
+    </w:p>
+    <w:p>
+      <w:pPr>
+        <w:spacing w:line="240" w:lineRule="auto"/>
+        <w:ind w:left="-567" w:hanging="284"/>
+        <w:rPr>
+          <w:rFonts w:ascii="Times New Roman" w:hAnsi="Times New Roman"/>
+          <w:sz w:val="28"/>
+          <w:szCs w:val="28"/>
+          <w:lang w:val="en-US"/>
+        </w:rPr>
+      </w:pPr>
+      <w:r>
+        <w:rPr>
+          <w:rFonts w:ascii="Times New Roman" w:hAnsi="Times New Roman"/>
+          <w:sz w:val="28"/>
+          <w:szCs w:val="28"/>
+          <w:lang w:val="en-US"/>
+        </w:rPr>
+        <w:t xml:space="preserve">    try:</w:t>
+      </w:r>
+    </w:p>
+    <w:p>
+      <w:pPr>
+        <w:spacing w:line="240" w:lineRule="auto"/>
+        <w:ind w:left="-567" w:hanging="284"/>
+        <w:rPr>
+          <w:rFonts w:ascii="Times New Roman" w:hAnsi="Times New Roman"/>
+          <w:sz w:val="28"/>
+          <w:szCs w:val="28"/>
+          <w:lang w:val="en-US"/>
+        </w:rPr>
+      </w:pPr>
+      <w:r>
+        <w:rPr>
+          <w:rFonts w:ascii="Times New Roman" w:hAnsi="Times New Roman"/>
+          <w:sz w:val="28"/>
+          <w:szCs w:val="28"/>
+          <w:lang w:val="en-US"/>
+        </w:rPr>
+        <w:t xml:space="preserve">        wav_file = wave.open(filename, "rb")</w:t>
+      </w:r>
+    </w:p>
+    <w:p>
+      <w:pPr>
+        <w:spacing w:line="240" w:lineRule="auto"/>
+        <w:ind w:left="-567" w:hanging="284"/>
+        <w:rPr>
+          <w:rFonts w:ascii="Times New Roman" w:hAnsi="Times New Roman"/>
+          <w:sz w:val="28"/>
+          <w:szCs w:val="28"/>
+          <w:lang w:val="en-US"/>
+        </w:rPr>
+      </w:pPr>
+      <w:r>
+        <w:rPr>
+          <w:rFonts w:ascii="Times New Roman" w:hAnsi="Times New Roman"/>
+          <w:sz w:val="28"/>
+          <w:szCs w:val="28"/>
+          <w:lang w:val="en-US"/>
+        </w:rPr>
+        <w:t xml:space="preserve">        break</w:t>
+      </w:r>
+    </w:p>
+    <w:p>
+      <w:pPr>
+        <w:spacing w:line="240" w:lineRule="auto"/>
+        <w:ind w:left="-567" w:hanging="284"/>
+        <w:rPr>
+          <w:rFonts w:ascii="Times New Roman" w:hAnsi="Times New Roman"/>
+          <w:sz w:val="28"/>
+          <w:szCs w:val="28"/>
+          <w:lang w:val="en-US"/>
+        </w:rPr>
+      </w:pPr>
+      <w:r>
+        <w:rPr>
+          <w:rFonts w:ascii="Times New Roman" w:hAnsi="Times New Roman"/>
+          <w:sz w:val="28"/>
+          <w:szCs w:val="28"/>
+          <w:lang w:val="en-US"/>
+        </w:rPr>
+        <w:t xml:space="preserve">    except FileNotFoundError:</w:t>
+      </w:r>
+    </w:p>
+    <w:p>
+      <w:pPr>
+        <w:spacing w:line="240" w:lineRule="auto"/>
+        <w:ind w:left="-567" w:hanging="284"/>
+        <w:rPr>
+          <w:rFonts w:ascii="Times New Roman" w:hAnsi="Times New Roman"/>
+          <w:sz w:val="28"/>
+          <w:szCs w:val="28"/>
+          <w:lang w:val="en-US"/>
+        </w:rPr>
+      </w:pPr>
+      <w:r>
+        <w:rPr>
+          <w:rFonts w:ascii="Times New Roman" w:hAnsi="Times New Roman"/>
+          <w:sz w:val="28"/>
+          <w:szCs w:val="28"/>
+          <w:lang w:val="en-US"/>
+        </w:rPr>
+        <w:t xml:space="preserve">        print("Файл не найден. Попробуйте еще раз.")</w:t>
+      </w:r>
+    </w:p>
+    <w:p>
+      <w:pPr>
+        <w:spacing w:line="240" w:lineRule="auto"/>
+        <w:ind w:left="-567" w:hanging="284"/>
+        <w:rPr>
+          <w:rFonts w:ascii="Times New Roman" w:hAnsi="Times New Roman"/>
+          <w:sz w:val="28"/>
+          <w:szCs w:val="28"/>
+          <w:lang w:val="en-US"/>
+        </w:rPr>
+      </w:pPr>
+      <w:r>
+        <w:rPr>
+          <w:rFonts w:ascii="Times New Roman" w:hAnsi="Times New Roman"/>
+          <w:sz w:val="28"/>
+          <w:szCs w:val="28"/>
+          <w:lang w:val="en-US"/>
+        </w:rPr>
+        <w:t xml:space="preserve">        print()</w:t>
+      </w:r>
+    </w:p>
+    <w:p>
+      <w:pPr>
+        <w:spacing w:line="240" w:lineRule="auto"/>
+        <w:ind w:left="-567" w:hanging="284"/>
+        <w:rPr>
+          <w:rFonts w:ascii="Times New Roman" w:hAnsi="Times New Roman"/>
+          <w:sz w:val="28"/>
+          <w:szCs w:val="28"/>
+          <w:lang w:val="en-US"/>
+        </w:rPr>
+      </w:pPr>
+      <w:r>
+        <w:rPr>
+          <w:rFonts w:ascii="Times New Roman" w:hAnsi="Times New Roman"/>
+          <w:sz w:val="28"/>
+          <w:szCs w:val="28"/>
+          <w:lang w:val="en-US"/>
+        </w:rPr>
+        <w:t xml:space="preserve">    except wave.Error:</w:t>
+      </w:r>
+    </w:p>
+    <w:p>
+      <w:pPr>
+        <w:spacing w:line="240" w:lineRule="auto"/>
+        <w:ind w:left="-567" w:hanging="284"/>
+        <w:rPr>
+          <w:rFonts w:ascii="Times New Roman" w:hAnsi="Times New Roman"/>
+          <w:sz w:val="28"/>
+          <w:szCs w:val="28"/>
+          <w:lang w:val="en-US"/>
+        </w:rPr>
+      </w:pPr>
+      <w:r>
+        <w:rPr>
+          <w:rFonts w:ascii="Times New Roman" w:hAnsi="Times New Roman"/>
+          <w:sz w:val="28"/>
+          <w:szCs w:val="28"/>
+          <w:lang w:val="en-US"/>
+        </w:rPr>
+        <w:t xml:space="preserve">        print("Это не wav-файл или файл поврежден.")</w:t>
+      </w:r>
+    </w:p>
+    <w:p>
+      <w:pPr>
+        <w:spacing w:line="240" w:lineRule="auto"/>
+        <w:ind w:left="-567" w:hanging="284"/>
+        <w:rPr>
+          <w:rFonts w:ascii="Times New Roman" w:hAnsi="Times New Roman"/>
+          <w:sz w:val="28"/>
+          <w:szCs w:val="28"/>
+        </w:rPr>
+      </w:pPr>
+      <w:r>
+        <w:rPr>
+          <w:rFonts w:ascii="Times New Roman" w:hAnsi="Times New Roman"/>
+          <w:sz w:val="28"/>
+          <w:szCs w:val="28"/>
+          <w:lang w:val="en-US"/>
+        </w:rPr>
+        <w:t xml:space="preserve">        print</w:t>
+      </w:r>
+      <w:r>
+        <w:rPr>
+          <w:rFonts w:ascii="Times New Roman" w:hAnsi="Times New Roman"/>
+          <w:sz w:val="28"/>
+          <w:szCs w:val="28"/>
+        </w:rPr>
+        <w:t>("Попробуйте еще раз.")</w:t>
+      </w:r>
+    </w:p>
+    <w:p>
+      <w:pPr>
+        <w:spacing w:line="240" w:lineRule="auto"/>
+        <w:ind w:left="-567" w:hanging="284"/>
+        <w:rPr>
+          <w:rFonts w:ascii="Times New Roman" w:hAnsi="Times New Roman"/>
+          <w:sz w:val="28"/>
+          <w:szCs w:val="28"/>
+        </w:rPr>
+      </w:pPr>
+      <w:r>
+        <w:rPr>
+          <w:rFonts w:ascii="Times New Roman" w:hAnsi="Times New Roman"/>
+          <w:sz w:val="28"/>
+          <w:szCs w:val="28"/>
+        </w:rPr>
+        <w:t xml:space="preserve">        </w:t>
+      </w:r>
+      <w:r>
+        <w:rPr>
+          <w:rFonts w:ascii="Times New Roman" w:hAnsi="Times New Roman"/>
+          <w:sz w:val="28"/>
+          <w:szCs w:val="28"/>
+          <w:lang w:val="en-US"/>
+        </w:rPr>
+        <w:t>print</w:t>
+      </w:r>
+      <w:r>
+        <w:rPr>
+          <w:rFonts w:ascii="Times New Roman" w:hAnsi="Times New Roman"/>
+          <w:sz w:val="28"/>
+          <w:szCs w:val="28"/>
+        </w:rPr>
+        <w:t>()</w:t>
+      </w:r>
+    </w:p>
+    <w:p>
+      <w:pPr>
+        <w:spacing w:line="240" w:lineRule="auto"/>
+        <w:ind w:left="-567" w:hanging="284"/>
+        <w:rPr>
+          <w:rFonts w:ascii="Times New Roman" w:hAnsi="Times New Roman"/>
+          <w:sz w:val="28"/>
+          <w:szCs w:val="28"/>
+        </w:rPr>
+      </w:pPr>
+    </w:p>
+    <w:p>
+      <w:pPr>
+        <w:spacing w:line="240" w:lineRule="auto"/>
+        <w:ind w:left="-567" w:hanging="284"/>
+        <w:rPr>
+          <w:rFonts w:ascii="Times New Roman" w:hAnsi="Times New Roman"/>
+          <w:sz w:val="28"/>
+          <w:szCs w:val="28"/>
+        </w:rPr>
+      </w:pPr>
+      <w:r>
+        <w:rPr>
+          <w:rFonts w:ascii="Times New Roman" w:hAnsi="Times New Roman"/>
+          <w:sz w:val="28"/>
+          <w:szCs w:val="28"/>
+        </w:rPr>
+        <w:t># Читаем параметры файла</w:t>
+      </w:r>
+    </w:p>
+    <w:p>
+      <w:pPr>
+        <w:spacing w:line="240" w:lineRule="auto"/>
+        <w:ind w:left="-567" w:hanging="284"/>
+        <w:rPr>
+          <w:rFonts w:ascii="Times New Roman" w:hAnsi="Times New Roman"/>
+          <w:sz w:val="28"/>
+          <w:szCs w:val="28"/>
+        </w:rPr>
+      </w:pPr>
+      <w:r>
+        <w:rPr>
+          <w:rFonts w:ascii="Times New Roman" w:hAnsi="Times New Roman"/>
+          <w:sz w:val="28"/>
+          <w:szCs w:val="28"/>
+          <w:lang w:val="en-US"/>
+        </w:rPr>
+        <w:t>channels</w:t>
+      </w:r>
+      <w:r>
+        <w:rPr>
+          <w:rFonts w:ascii="Times New Roman" w:hAnsi="Times New Roman"/>
+          <w:sz w:val="28"/>
+          <w:szCs w:val="28"/>
+        </w:rPr>
+        <w:t xml:space="preserve"> = </w:t>
+      </w:r>
+      <w:r>
+        <w:rPr>
+          <w:rFonts w:ascii="Times New Roman" w:hAnsi="Times New Roman"/>
+          <w:sz w:val="28"/>
+          <w:szCs w:val="28"/>
+          <w:lang w:val="en-US"/>
+        </w:rPr>
+        <w:t>wav</w:t>
+      </w:r>
+      <w:r>
+        <w:rPr>
+          <w:rFonts w:ascii="Times New Roman" w:hAnsi="Times New Roman"/>
+          <w:sz w:val="28"/>
+          <w:szCs w:val="28"/>
+        </w:rPr>
+        <w:t>_</w:t>
+      </w:r>
+      <w:r>
+        <w:rPr>
+          <w:rFonts w:ascii="Times New Roman" w:hAnsi="Times New Roman"/>
+          <w:sz w:val="28"/>
+          <w:szCs w:val="28"/>
+          <w:lang w:val="en-US"/>
+        </w:rPr>
+        <w:t>file</w:t>
+      </w:r>
+      <w:r>
+        <w:rPr>
+          <w:rFonts w:ascii="Times New Roman" w:hAnsi="Times New Roman"/>
+          <w:sz w:val="28"/>
+          <w:szCs w:val="28"/>
+        </w:rPr>
+        <w:t>.</w:t>
+      </w:r>
+      <w:r>
+        <w:rPr>
+          <w:rFonts w:ascii="Times New Roman" w:hAnsi="Times New Roman"/>
+          <w:sz w:val="28"/>
+          <w:szCs w:val="28"/>
+          <w:lang w:val="en-US"/>
+        </w:rPr>
+        <w:t>getnchannels</w:t>
+      </w:r>
+      <w:r>
+        <w:rPr>
+          <w:rFonts w:ascii="Times New Roman" w:hAnsi="Times New Roman"/>
+          <w:sz w:val="28"/>
+          <w:szCs w:val="28"/>
+        </w:rPr>
+        <w:t>()</w:t>
+      </w:r>
+    </w:p>
+    <w:p>
+      <w:pPr>
+        <w:spacing w:line="240" w:lineRule="auto"/>
+        <w:ind w:left="-567" w:hanging="284"/>
+        <w:rPr>
+          <w:rFonts w:ascii="Times New Roman" w:hAnsi="Times New Roman"/>
+          <w:sz w:val="28"/>
+          <w:szCs w:val="28"/>
+          <w:lang w:val="en-US"/>
+        </w:rPr>
+      </w:pPr>
+      <w:r>
+        <w:rPr>
+          <w:rFonts w:ascii="Times New Roman" w:hAnsi="Times New Roman"/>
+          <w:sz w:val="28"/>
+          <w:szCs w:val="28"/>
+          <w:lang w:val="en-US"/>
+        </w:rPr>
+        <w:t>framerate = wav_file.getframerate()</w:t>
+      </w:r>
+    </w:p>
+    <w:p>
+      <w:pPr>
+        <w:spacing w:line="240" w:lineRule="auto"/>
+        <w:ind w:left="-567" w:hanging="284"/>
+        <w:rPr>
+          <w:rFonts w:ascii="Times New Roman" w:hAnsi="Times New Roman"/>
+          <w:sz w:val="28"/>
+          <w:szCs w:val="28"/>
+          <w:lang w:val="en-US"/>
+        </w:rPr>
+      </w:pPr>
+      <w:r>
+        <w:rPr>
+          <w:rFonts w:ascii="Times New Roman" w:hAnsi="Times New Roman"/>
+          <w:sz w:val="28"/>
+          <w:szCs w:val="28"/>
+          <w:lang w:val="en-US"/>
+        </w:rPr>
+        <w:t>n_frames = wav_file.getnframes()</w:t>
+      </w:r>
+    </w:p>
+    <w:p>
+      <w:pPr>
+        <w:spacing w:line="240" w:lineRule="auto"/>
+        <w:ind w:left="-567" w:hanging="284"/>
+        <w:rPr>
+          <w:rFonts w:ascii="Times New Roman" w:hAnsi="Times New Roman"/>
+          <w:sz w:val="28"/>
+          <w:szCs w:val="28"/>
+          <w:lang w:val="en-US"/>
+        </w:rPr>
+      </w:pPr>
+      <w:r>
+        <w:rPr>
+          <w:rFonts w:ascii="Times New Roman" w:hAnsi="Times New Roman"/>
+          <w:sz w:val="28"/>
+          <w:szCs w:val="28"/>
+          <w:lang w:val="en-US"/>
+        </w:rPr>
+        <w:t>sample_width = wav_file.getsampwidth()</w:t>
+      </w:r>
+    </w:p>
+    <w:p>
+      <w:pPr>
+        <w:spacing w:line="240" w:lineRule="auto"/>
+        <w:ind w:left="-567" w:hanging="284"/>
+        <w:rPr>
+          <w:rFonts w:ascii="Times New Roman" w:hAnsi="Times New Roman"/>
+          <w:sz w:val="28"/>
+          <w:szCs w:val="28"/>
+          <w:lang w:val="en-US"/>
+        </w:rPr>
+      </w:pPr>
+    </w:p>
+    <w:p>
+      <w:pPr>
+        <w:spacing w:line="240" w:lineRule="auto"/>
+        <w:ind w:left="-567" w:hanging="284"/>
+        <w:rPr>
+          <w:rFonts w:ascii="Times New Roman" w:hAnsi="Times New Roman"/>
+          <w:sz w:val="28"/>
+          <w:szCs w:val="28"/>
+          <w:lang w:val="en-US"/>
+        </w:rPr>
+      </w:pPr>
+      <w:r>
+        <w:rPr>
+          <w:rFonts w:ascii="Times New Roman" w:hAnsi="Times New Roman"/>
+          <w:sz w:val="28"/>
+          <w:szCs w:val="28"/>
+          <w:lang w:val="en-US"/>
+        </w:rPr>
+        <w:t># Читаем звук</w:t>
+      </w:r>
+    </w:p>
+    <w:p>
+      <w:pPr>
+        <w:spacing w:line="240" w:lineRule="auto"/>
+        <w:ind w:left="-567" w:hanging="284"/>
+        <w:rPr>
+          <w:rFonts w:ascii="Times New Roman" w:hAnsi="Times New Roman"/>
+          <w:sz w:val="28"/>
+          <w:szCs w:val="28"/>
+          <w:lang w:val="en-US"/>
+        </w:rPr>
+      </w:pPr>
+      <w:r>
+        <w:rPr>
+          <w:rFonts w:ascii="Times New Roman" w:hAnsi="Times New Roman"/>
+          <w:sz w:val="28"/>
+          <w:szCs w:val="28"/>
+          <w:lang w:val="en-US"/>
+        </w:rPr>
+        <w:t>frames = wav_file.readframes(n_frames)</w:t>
+      </w:r>
+    </w:p>
+    <w:p>
+      <w:pPr>
+        <w:spacing w:line="240" w:lineRule="auto"/>
+        <w:ind w:left="-567" w:hanging="284"/>
+        <w:rPr>
+          <w:rFonts w:ascii="Times New Roman" w:hAnsi="Times New Roman"/>
+          <w:sz w:val="28"/>
+          <w:szCs w:val="28"/>
+          <w:lang w:val="en-US"/>
+        </w:rPr>
+      </w:pPr>
+      <w:r>
+        <w:rPr>
+          <w:rFonts w:ascii="Times New Roman" w:hAnsi="Times New Roman"/>
+          <w:sz w:val="28"/>
+          <w:szCs w:val="28"/>
+          <w:lang w:val="en-US"/>
+        </w:rPr>
+        <w:t>wav_file.close()</w:t>
+      </w:r>
+    </w:p>
+    <w:p>
+      <w:pPr>
+        <w:spacing w:line="240" w:lineRule="auto"/>
+        <w:ind w:left="-567" w:hanging="284"/>
+        <w:rPr>
+          <w:rFonts w:ascii="Times New Roman" w:hAnsi="Times New Roman"/>
+          <w:sz w:val="28"/>
+          <w:szCs w:val="28"/>
+          <w:lang w:val="en-US"/>
+        </w:rPr>
+      </w:pPr>
+    </w:p>
+    <w:p>
+      <w:pPr>
+        <w:spacing w:line="240" w:lineRule="auto"/>
+        <w:ind w:left="-567" w:hanging="284"/>
+        <w:rPr>
+          <w:rFonts w:ascii="Times New Roman" w:hAnsi="Times New Roman"/>
+          <w:sz w:val="28"/>
+          <w:szCs w:val="28"/>
+          <w:lang w:val="en-US"/>
+        </w:rPr>
+      </w:pPr>
+      <w:r>
+        <w:rPr>
+          <w:rFonts w:ascii="Times New Roman" w:hAnsi="Times New Roman"/>
+          <w:sz w:val="28"/>
+          <w:szCs w:val="28"/>
+          <w:lang w:val="en-US"/>
+        </w:rPr>
+        <w:t>print("Файл открыт успешно.")</w:t>
+      </w:r>
+    </w:p>
+    <w:p>
+      <w:pPr>
+        <w:spacing w:line="240" w:lineRule="auto"/>
+        <w:ind w:left="-567" w:hanging="284"/>
+        <w:rPr>
+          <w:rFonts w:ascii="Times New Roman" w:hAnsi="Times New Roman"/>
+          <w:sz w:val="28"/>
+          <w:szCs w:val="28"/>
+        </w:rPr>
+      </w:pPr>
+      <w:r>
+        <w:rPr>
+          <w:rFonts w:ascii="Times New Roman" w:hAnsi="Times New Roman"/>
+          <w:sz w:val="28"/>
+          <w:szCs w:val="28"/>
+          <w:lang w:val="en-US"/>
+        </w:rPr>
+        <w:t>print</w:t>
+      </w:r>
+      <w:r>
+        <w:rPr>
+          <w:rFonts w:ascii="Times New Roman" w:hAnsi="Times New Roman"/>
+          <w:sz w:val="28"/>
+          <w:szCs w:val="28"/>
+        </w:rPr>
+        <w:t xml:space="preserve">("Количество каналов:", </w:t>
+      </w:r>
+      <w:r>
+        <w:rPr>
+          <w:rFonts w:ascii="Times New Roman" w:hAnsi="Times New Roman"/>
+          <w:sz w:val="28"/>
+          <w:szCs w:val="28"/>
+          <w:lang w:val="en-US"/>
+        </w:rPr>
+        <w:t>channels</w:t>
+      </w:r>
+      <w:r>
+        <w:rPr>
+          <w:rFonts w:ascii="Times New Roman" w:hAnsi="Times New Roman"/>
+          <w:sz w:val="28"/>
+          <w:szCs w:val="28"/>
+        </w:rPr>
+        <w:t>)</w:t>
+      </w:r>
+    </w:p>
+    <w:p>
+      <w:pPr>
+        <w:spacing w:line="240" w:lineRule="auto"/>
+        <w:ind w:left="-567" w:hanging="284"/>
+        <w:rPr>
+          <w:rFonts w:ascii="Times New Roman" w:hAnsi="Times New Roman"/>
+          <w:sz w:val="28"/>
+          <w:szCs w:val="28"/>
+        </w:rPr>
+      </w:pPr>
+      <w:r>
+        <w:rPr>
+          <w:rFonts w:ascii="Times New Roman" w:hAnsi="Times New Roman"/>
+          <w:sz w:val="28"/>
+          <w:szCs w:val="28"/>
+          <w:lang w:val="en-US"/>
+        </w:rPr>
+        <w:t>print</w:t>
+      </w:r>
+      <w:r>
+        <w:rPr>
+          <w:rFonts w:ascii="Times New Roman" w:hAnsi="Times New Roman"/>
+          <w:sz w:val="28"/>
+          <w:szCs w:val="28"/>
+        </w:rPr>
+        <w:t xml:space="preserve">("Частота дискретизации:", </w:t>
+      </w:r>
+      <w:r>
+        <w:rPr>
+          <w:rFonts w:ascii="Times New Roman" w:hAnsi="Times New Roman"/>
+          <w:sz w:val="28"/>
+          <w:szCs w:val="28"/>
+          <w:lang w:val="en-US"/>
+        </w:rPr>
+        <w:t>framerate</w:t>
+      </w:r>
+      <w:r>
+        <w:rPr>
+          <w:rFonts w:ascii="Times New Roman" w:hAnsi="Times New Roman"/>
+          <w:sz w:val="28"/>
+          <w:szCs w:val="28"/>
+        </w:rPr>
+        <w:t>, "Гц")</w:t>
+      </w:r>
+    </w:p>
+    <w:p>
+      <w:pPr>
+        <w:spacing w:line="240" w:lineRule="auto"/>
+        <w:ind w:left="-567" w:hanging="284"/>
+        <w:rPr>
+          <w:rFonts w:ascii="Times New Roman" w:hAnsi="Times New Roman"/>
+          <w:sz w:val="28"/>
+          <w:szCs w:val="28"/>
+        </w:rPr>
+      </w:pPr>
+      <w:r>
+        <w:rPr>
+          <w:rFonts w:ascii="Times New Roman" w:hAnsi="Times New Roman"/>
+          <w:sz w:val="28"/>
+          <w:szCs w:val="28"/>
+          <w:lang w:val="en-US"/>
+        </w:rPr>
+        <w:t>print</w:t>
+      </w:r>
+      <w:r>
+        <w:rPr>
+          <w:rFonts w:ascii="Times New Roman" w:hAnsi="Times New Roman"/>
+          <w:sz w:val="28"/>
+          <w:szCs w:val="28"/>
+        </w:rPr>
+        <w:t xml:space="preserve">("Количество отсчетов:", </w:t>
+      </w:r>
+      <w:r>
+        <w:rPr>
+          <w:rFonts w:ascii="Times New Roman" w:hAnsi="Times New Roman"/>
+          <w:sz w:val="28"/>
+          <w:szCs w:val="28"/>
+          <w:lang w:val="en-US"/>
+        </w:rPr>
+        <w:t>n</w:t>
+      </w:r>
+      <w:r>
+        <w:rPr>
+          <w:rFonts w:ascii="Times New Roman" w:hAnsi="Times New Roman"/>
+          <w:sz w:val="28"/>
+          <w:szCs w:val="28"/>
+        </w:rPr>
+        <w:t>_</w:t>
+      </w:r>
+      <w:r>
+        <w:rPr>
+          <w:rFonts w:ascii="Times New Roman" w:hAnsi="Times New Roman"/>
+          <w:sz w:val="28"/>
+          <w:szCs w:val="28"/>
+          <w:lang w:val="en-US"/>
+        </w:rPr>
+        <w:t>frames</w:t>
+      </w:r>
+      <w:r>
+        <w:rPr>
+          <w:rFonts w:ascii="Times New Roman" w:hAnsi="Times New Roman"/>
+          <w:sz w:val="28"/>
+          <w:szCs w:val="28"/>
+        </w:rPr>
+        <w:t>)</w:t>
+      </w:r>
+    </w:p>
+    <w:p>
+      <w:pPr>
+        <w:spacing w:line="240" w:lineRule="auto"/>
+        <w:ind w:left="-567" w:hanging="284"/>
+        <w:rPr>
+          <w:rFonts w:ascii="Times New Roman" w:hAnsi="Times New Roman"/>
+          <w:sz w:val="28"/>
+          <w:szCs w:val="28"/>
+        </w:rPr>
+      </w:pPr>
+      <w:r>
+        <w:rPr>
+          <w:rFonts w:ascii="Times New Roman" w:hAnsi="Times New Roman"/>
+          <w:sz w:val="28"/>
+          <w:szCs w:val="28"/>
+          <w:lang w:val="en-US"/>
+        </w:rPr>
+        <w:t>print</w:t>
+      </w:r>
+      <w:r>
+        <w:rPr>
+          <w:rFonts w:ascii="Times New Roman" w:hAnsi="Times New Roman"/>
+          <w:sz w:val="28"/>
+          <w:szCs w:val="28"/>
+        </w:rPr>
+        <w:t xml:space="preserve">("Глубина кодирования:", </w:t>
+      </w:r>
+      <w:r>
+        <w:rPr>
+          <w:rFonts w:ascii="Times New Roman" w:hAnsi="Times New Roman"/>
+          <w:sz w:val="28"/>
+          <w:szCs w:val="28"/>
+          <w:lang w:val="en-US"/>
+        </w:rPr>
+        <w:t>sample</w:t>
+      </w:r>
+      <w:r>
+        <w:rPr>
+          <w:rFonts w:ascii="Times New Roman" w:hAnsi="Times New Roman"/>
+          <w:sz w:val="28"/>
+          <w:szCs w:val="28"/>
+        </w:rPr>
+        <w:t>_</w:t>
+      </w:r>
+      <w:r>
+        <w:rPr>
+          <w:rFonts w:ascii="Times New Roman" w:hAnsi="Times New Roman"/>
+          <w:sz w:val="28"/>
+          <w:szCs w:val="28"/>
+          <w:lang w:val="en-US"/>
+        </w:rPr>
+        <w:t>width</w:t>
+      </w:r>
+      <w:r>
+        <w:rPr>
+          <w:rFonts w:ascii="Times New Roman" w:hAnsi="Times New Roman"/>
+          <w:sz w:val="28"/>
+          <w:szCs w:val="28"/>
+        </w:rPr>
+        <w:t xml:space="preserve"> * 8, "бит")</w:t>
+      </w:r>
+    </w:p>
+    <w:p>
+      <w:pPr>
+        <w:spacing w:line="240" w:lineRule="auto"/>
+        <w:ind w:left="-567" w:hanging="284"/>
+        <w:rPr>
+          <w:rFonts w:ascii="Times New Roman" w:hAnsi="Times New Roman"/>
+          <w:sz w:val="28"/>
+          <w:szCs w:val="28"/>
+        </w:rPr>
+      </w:pPr>
+      <w:r>
+        <w:rPr>
+          <w:rFonts w:ascii="Times New Roman" w:hAnsi="Times New Roman"/>
+          <w:sz w:val="28"/>
+          <w:szCs w:val="28"/>
+          <w:lang w:val="en-US"/>
+        </w:rPr>
+        <w:t>print</w:t>
+      </w:r>
+      <w:r>
+        <w:rPr>
+          <w:rFonts w:ascii="Times New Roman" w:hAnsi="Times New Roman"/>
+          <w:sz w:val="28"/>
+          <w:szCs w:val="28"/>
+        </w:rPr>
+        <w:t>()</w:t>
+      </w:r>
+    </w:p>
+    <w:p>
+      <w:pPr>
+        <w:spacing w:line="240" w:lineRule="auto"/>
+        <w:ind w:left="-567" w:hanging="284"/>
+        <w:rPr>
+          <w:rFonts w:ascii="Times New Roman" w:hAnsi="Times New Roman"/>
+          <w:sz w:val="28"/>
+          <w:szCs w:val="28"/>
+        </w:rPr>
+      </w:pPr>
+    </w:p>
+    <w:p>
+      <w:pPr>
+        <w:spacing w:line="240" w:lineRule="auto"/>
+        <w:ind w:left="-567" w:hanging="284"/>
+        <w:rPr>
+          <w:rFonts w:ascii="Times New Roman" w:hAnsi="Times New Roman"/>
+          <w:sz w:val="28"/>
+          <w:szCs w:val="28"/>
+        </w:rPr>
+      </w:pPr>
+      <w:r>
+        <w:rPr>
+          <w:rFonts w:ascii="Times New Roman" w:hAnsi="Times New Roman"/>
+          <w:sz w:val="28"/>
+          <w:szCs w:val="28"/>
+        </w:rPr>
+        <w:t># Переводим звук в числа</w:t>
+      </w:r>
+    </w:p>
+    <w:p>
+      <w:pPr>
+        <w:spacing w:line="240" w:lineRule="auto"/>
+        <w:ind w:left="-567" w:hanging="284"/>
+        <w:rPr>
+          <w:rFonts w:ascii="Times New Roman" w:hAnsi="Times New Roman"/>
+          <w:sz w:val="28"/>
+          <w:szCs w:val="28"/>
+        </w:rPr>
+      </w:pPr>
+      <w:r>
+        <w:rPr>
+          <w:rFonts w:ascii="Times New Roman" w:hAnsi="Times New Roman"/>
+          <w:sz w:val="28"/>
+          <w:szCs w:val="28"/>
+          <w:lang w:val="en-US"/>
+        </w:rPr>
+        <w:t>if</w:t>
+      </w:r>
+      <w:r>
+        <w:rPr>
+          <w:rFonts w:ascii="Times New Roman" w:hAnsi="Times New Roman"/>
+          <w:sz w:val="28"/>
+          <w:szCs w:val="28"/>
+        </w:rPr>
+        <w:t xml:space="preserve"> </w:t>
+      </w:r>
+      <w:r>
+        <w:rPr>
+          <w:rFonts w:ascii="Times New Roman" w:hAnsi="Times New Roman"/>
+          <w:sz w:val="28"/>
+          <w:szCs w:val="28"/>
+          <w:lang w:val="en-US"/>
+        </w:rPr>
+        <w:t>sample</w:t>
+      </w:r>
+      <w:r>
+        <w:rPr>
+          <w:rFonts w:ascii="Times New Roman" w:hAnsi="Times New Roman"/>
+          <w:sz w:val="28"/>
+          <w:szCs w:val="28"/>
+        </w:rPr>
+        <w:t>_</w:t>
+      </w:r>
+      <w:r>
+        <w:rPr>
+          <w:rFonts w:ascii="Times New Roman" w:hAnsi="Times New Roman"/>
+          <w:sz w:val="28"/>
+          <w:szCs w:val="28"/>
+          <w:lang w:val="en-US"/>
+        </w:rPr>
+        <w:t>width</w:t>
+      </w:r>
+      <w:r>
+        <w:rPr>
+          <w:rFonts w:ascii="Times New Roman" w:hAnsi="Times New Roman"/>
+          <w:sz w:val="28"/>
+          <w:szCs w:val="28"/>
+        </w:rPr>
+        <w:t xml:space="preserve"> == 1:</w:t>
+      </w:r>
+    </w:p>
+    <w:p>
+      <w:pPr>
+        <w:spacing w:line="240" w:lineRule="auto"/>
+        <w:ind w:left="-567" w:hanging="284"/>
+        <w:rPr>
+          <w:rFonts w:ascii="Times New Roman" w:hAnsi="Times New Roman"/>
+          <w:sz w:val="28"/>
+          <w:szCs w:val="28"/>
+          <w:lang w:val="en-US"/>
+        </w:rPr>
+      </w:pPr>
+      <w:r>
+        <w:rPr>
+          <w:rFonts w:ascii="Times New Roman" w:hAnsi="Times New Roman"/>
+          <w:sz w:val="28"/>
+          <w:szCs w:val="28"/>
+        </w:rPr>
+        <w:t xml:space="preserve">    </w:t>
+      </w:r>
+      <w:r>
+        <w:rPr>
+          <w:rFonts w:ascii="Times New Roman" w:hAnsi="Times New Roman"/>
+          <w:sz w:val="28"/>
+          <w:szCs w:val="28"/>
+          <w:lang w:val="en-US"/>
+        </w:rPr>
+        <w:t>signal = np.frombuffer(frames, dtype=np.uint8)</w:t>
+      </w:r>
+    </w:p>
+    <w:p>
+      <w:pPr>
+        <w:spacing w:line="240" w:lineRule="auto"/>
+        <w:ind w:left="-567" w:hanging="284"/>
+        <w:rPr>
+          <w:rFonts w:ascii="Times New Roman" w:hAnsi="Times New Roman"/>
+          <w:sz w:val="28"/>
+          <w:szCs w:val="28"/>
+          <w:lang w:val="en-US"/>
+        </w:rPr>
+      </w:pPr>
+      <w:r>
+        <w:rPr>
+          <w:rFonts w:ascii="Times New Roman" w:hAnsi="Times New Roman"/>
+          <w:sz w:val="28"/>
+          <w:szCs w:val="28"/>
+          <w:lang w:val="en-US"/>
+        </w:rPr>
+        <w:t xml:space="preserve">    signal = signal.astype(np.int16) - 128</w:t>
+      </w:r>
+    </w:p>
+    <w:p>
+      <w:pPr>
+        <w:spacing w:line="240" w:lineRule="auto"/>
+        <w:ind w:left="-567" w:hanging="284"/>
+        <w:rPr>
+          <w:rFonts w:ascii="Times New Roman" w:hAnsi="Times New Roman"/>
+          <w:sz w:val="28"/>
+          <w:szCs w:val="28"/>
+          <w:lang w:val="en-US"/>
+        </w:rPr>
+      </w:pPr>
+      <w:r>
+        <w:rPr>
+          <w:rFonts w:ascii="Times New Roman" w:hAnsi="Times New Roman"/>
+          <w:sz w:val="28"/>
+          <w:szCs w:val="28"/>
+          <w:lang w:val="en-US"/>
+        </w:rPr>
+        <w:t>elif sample_width == 2:</w:t>
+      </w:r>
+    </w:p>
+    <w:p>
+      <w:pPr>
+        <w:spacing w:line="240" w:lineRule="auto"/>
+        <w:ind w:left="-567" w:hanging="284"/>
+        <w:rPr>
+          <w:rFonts w:ascii="Times New Roman" w:hAnsi="Times New Roman"/>
+          <w:sz w:val="28"/>
+          <w:szCs w:val="28"/>
+          <w:lang w:val="en-US"/>
+        </w:rPr>
+      </w:pPr>
+      <w:r>
+        <w:rPr>
+          <w:rFonts w:ascii="Times New Roman" w:hAnsi="Times New Roman"/>
+          <w:sz w:val="28"/>
+          <w:szCs w:val="28"/>
+          <w:lang w:val="en-US"/>
+        </w:rPr>
+        <w:t xml:space="preserve">    signal = np.frombuffer(frames, dtype=np.int16)</w:t>
+      </w:r>
+    </w:p>
+    <w:p>
+      <w:pPr>
+        <w:spacing w:line="240" w:lineRule="auto"/>
+        <w:ind w:left="-567" w:hanging="284"/>
+        <w:rPr>
+          <w:rFonts w:ascii="Times New Roman" w:hAnsi="Times New Roman"/>
+          <w:sz w:val="28"/>
+          <w:szCs w:val="28"/>
+          <w:lang w:val="en-US"/>
+        </w:rPr>
+      </w:pPr>
+      <w:r>
+        <w:rPr>
+          <w:rFonts w:ascii="Times New Roman" w:hAnsi="Times New Roman"/>
+          <w:sz w:val="28"/>
+          <w:szCs w:val="28"/>
+          <w:lang w:val="en-US"/>
+        </w:rPr>
+        <w:t>elif sample_width == 4:</w:t>
+      </w:r>
+    </w:p>
+    <w:p>
+      <w:pPr>
+        <w:spacing w:line="240" w:lineRule="auto"/>
+        <w:ind w:left="-567" w:hanging="284"/>
+        <w:rPr>
+          <w:rFonts w:ascii="Times New Roman" w:hAnsi="Times New Roman"/>
+          <w:sz w:val="28"/>
+          <w:szCs w:val="28"/>
+          <w:lang w:val="en-US"/>
+        </w:rPr>
+      </w:pPr>
+      <w:r>
+        <w:rPr>
+          <w:rFonts w:ascii="Times New Roman" w:hAnsi="Times New Roman"/>
+          <w:sz w:val="28"/>
+          <w:szCs w:val="28"/>
+          <w:lang w:val="en-US"/>
+        </w:rPr>
+        <w:t xml:space="preserve">    signal = np.frombuffer(frames, dtype=np.int32)</w:t>
+      </w:r>
+    </w:p>
+    <w:p>
+      <w:pPr>
+        <w:spacing w:line="240" w:lineRule="auto"/>
+        <w:ind w:left="-567" w:hanging="284"/>
+        <w:rPr>
+          <w:rFonts w:ascii="Times New Roman" w:hAnsi="Times New Roman"/>
+          <w:sz w:val="28"/>
+          <w:szCs w:val="28"/>
+        </w:rPr>
+      </w:pPr>
+      <w:r>
+        <w:rPr>
+          <w:rFonts w:ascii="Times New Roman" w:hAnsi="Times New Roman"/>
+          <w:sz w:val="28"/>
+          <w:szCs w:val="28"/>
+          <w:lang w:val="en-US"/>
+        </w:rPr>
+        <w:t>else</w:t>
+      </w:r>
+      <w:r>
+        <w:rPr>
+          <w:rFonts w:ascii="Times New Roman" w:hAnsi="Times New Roman"/>
+          <w:sz w:val="28"/>
+          <w:szCs w:val="28"/>
+        </w:rPr>
+        <w:t>:</w:t>
+      </w:r>
+    </w:p>
+    <w:p>
+      <w:pPr>
+        <w:spacing w:line="240" w:lineRule="auto"/>
+        <w:ind w:left="-567" w:hanging="284"/>
+        <w:rPr>
+          <w:rFonts w:ascii="Times New Roman" w:hAnsi="Times New Roman"/>
+          <w:sz w:val="28"/>
+          <w:szCs w:val="28"/>
+        </w:rPr>
+      </w:pPr>
+      <w:r>
+        <w:rPr>
+          <w:rFonts w:ascii="Times New Roman" w:hAnsi="Times New Roman"/>
+          <w:sz w:val="28"/>
+          <w:szCs w:val="28"/>
+        </w:rPr>
+        <w:t xml:space="preserve">    </w:t>
+      </w:r>
+      <w:r>
+        <w:rPr>
+          <w:rFonts w:ascii="Times New Roman" w:hAnsi="Times New Roman"/>
+          <w:sz w:val="28"/>
+          <w:szCs w:val="28"/>
+          <w:lang w:val="en-US"/>
+        </w:rPr>
+        <w:t>print</w:t>
+      </w:r>
+      <w:r>
+        <w:rPr>
+          <w:rFonts w:ascii="Times New Roman" w:hAnsi="Times New Roman"/>
+          <w:sz w:val="28"/>
+          <w:szCs w:val="28"/>
+        </w:rPr>
+        <w:t>("Такой формат файла программа не поддерживает.")</w:t>
+      </w:r>
+    </w:p>
+    <w:p>
+      <w:pPr>
+        <w:spacing w:line="240" w:lineRule="auto"/>
+        <w:ind w:left="-567" w:hanging="284"/>
+        <w:rPr>
+          <w:rFonts w:ascii="Times New Roman" w:hAnsi="Times New Roman"/>
+          <w:sz w:val="28"/>
+          <w:szCs w:val="28"/>
+        </w:rPr>
+      </w:pPr>
+      <w:r>
+        <w:rPr>
+          <w:rFonts w:ascii="Times New Roman" w:hAnsi="Times New Roman"/>
+          <w:sz w:val="28"/>
+          <w:szCs w:val="28"/>
+        </w:rPr>
+        <w:t xml:space="preserve">    </w:t>
+      </w:r>
+      <w:r>
+        <w:rPr>
+          <w:rFonts w:ascii="Times New Roman" w:hAnsi="Times New Roman"/>
+          <w:sz w:val="28"/>
+          <w:szCs w:val="28"/>
+          <w:lang w:val="en-US"/>
+        </w:rPr>
+        <w:t>input</w:t>
+      </w:r>
+      <w:r>
+        <w:rPr>
+          <w:rFonts w:ascii="Times New Roman" w:hAnsi="Times New Roman"/>
+          <w:sz w:val="28"/>
+          <w:szCs w:val="28"/>
+        </w:rPr>
+        <w:t xml:space="preserve">("Нажмите </w:t>
+      </w:r>
+      <w:r>
+        <w:rPr>
+          <w:rFonts w:ascii="Times New Roman" w:hAnsi="Times New Roman"/>
+          <w:sz w:val="28"/>
+          <w:szCs w:val="28"/>
+          <w:lang w:val="en-US"/>
+        </w:rPr>
+        <w:t>Enter</w:t>
+      </w:r>
+      <w:r>
+        <w:rPr>
+          <w:rFonts w:ascii="Times New Roman" w:hAnsi="Times New Roman"/>
+          <w:sz w:val="28"/>
+          <w:szCs w:val="28"/>
+        </w:rPr>
+        <w:t xml:space="preserve"> для выхода...")</w:t>
+      </w:r>
+    </w:p>
+    <w:p>
+      <w:pPr>
+        <w:spacing w:line="240" w:lineRule="auto"/>
+        <w:ind w:left="-567" w:hanging="284"/>
+        <w:rPr>
+          <w:rFonts w:ascii="Times New Roman" w:hAnsi="Times New Roman"/>
+          <w:sz w:val="28"/>
+          <w:szCs w:val="28"/>
+        </w:rPr>
+      </w:pPr>
+      <w:r>
+        <w:rPr>
+          <w:rFonts w:ascii="Times New Roman" w:hAnsi="Times New Roman"/>
+          <w:sz w:val="28"/>
+          <w:szCs w:val="28"/>
+        </w:rPr>
+        <w:t xml:space="preserve">    </w:t>
+      </w:r>
+      <w:r>
+        <w:rPr>
+          <w:rFonts w:ascii="Times New Roman" w:hAnsi="Times New Roman"/>
+          <w:sz w:val="28"/>
+          <w:szCs w:val="28"/>
+          <w:lang w:val="en-US"/>
+        </w:rPr>
+        <w:t>exit</w:t>
+      </w:r>
+      <w:r>
+        <w:rPr>
+          <w:rFonts w:ascii="Times New Roman" w:hAnsi="Times New Roman"/>
+          <w:sz w:val="28"/>
+          <w:szCs w:val="28"/>
+        </w:rPr>
+        <w:t>()</w:t>
+      </w:r>
+    </w:p>
+    <w:p>
+      <w:pPr>
+        <w:spacing w:line="240" w:lineRule="auto"/>
+        <w:ind w:left="-567" w:hanging="284"/>
+        <w:rPr>
+          <w:rFonts w:ascii="Times New Roman" w:hAnsi="Times New Roman"/>
+          <w:sz w:val="28"/>
+          <w:szCs w:val="28"/>
+        </w:rPr>
+      </w:pPr>
+    </w:p>
+    <w:p>
+      <w:pPr>
+        <w:spacing w:line="240" w:lineRule="auto"/>
+        <w:ind w:left="-567" w:hanging="284"/>
+        <w:rPr>
+          <w:rFonts w:ascii="Times New Roman" w:hAnsi="Times New Roman"/>
+          <w:sz w:val="28"/>
+          <w:szCs w:val="28"/>
+        </w:rPr>
+      </w:pPr>
+      <w:r>
+        <w:rPr>
+          <w:rFonts w:ascii="Times New Roman" w:hAnsi="Times New Roman"/>
+          <w:sz w:val="28"/>
+          <w:szCs w:val="28"/>
+        </w:rPr>
+        <w:t># Если каналов несколько, берем только первый</w:t>
+      </w:r>
+    </w:p>
+    <w:p>
+      <w:pPr>
+        <w:spacing w:line="240" w:lineRule="auto"/>
+        <w:ind w:left="-567" w:hanging="284"/>
+        <w:rPr>
+          <w:rFonts w:ascii="Times New Roman" w:hAnsi="Times New Roman"/>
+          <w:sz w:val="28"/>
+          <w:szCs w:val="28"/>
+          <w:lang w:val="en-US"/>
+        </w:rPr>
+      </w:pPr>
+      <w:r>
+        <w:rPr>
+          <w:rFonts w:ascii="Times New Roman" w:hAnsi="Times New Roman"/>
+          <w:sz w:val="28"/>
+          <w:szCs w:val="28"/>
+          <w:lang w:val="en-US"/>
+        </w:rPr>
+        <w:t>if channels &gt; 1:</w:t>
+      </w:r>
+    </w:p>
+    <w:p>
+      <w:pPr>
+        <w:spacing w:line="240" w:lineRule="auto"/>
+        <w:ind w:left="-567" w:hanging="284"/>
+        <w:rPr>
+          <w:rFonts w:ascii="Times New Roman" w:hAnsi="Times New Roman"/>
+          <w:sz w:val="28"/>
+          <w:szCs w:val="28"/>
+          <w:lang w:val="en-US"/>
+        </w:rPr>
+      </w:pPr>
+      <w:r>
+        <w:rPr>
+          <w:rFonts w:ascii="Times New Roman" w:hAnsi="Times New Roman"/>
+          <w:sz w:val="28"/>
+          <w:szCs w:val="28"/>
+          <w:lang w:val="en-US"/>
+        </w:rPr>
+        <w:t xml:space="preserve">    signal = signal[::channels]</w:t>
+      </w:r>
+    </w:p>
+    <w:p>
+      <w:pPr>
+        <w:spacing w:line="240" w:lineRule="auto"/>
+        <w:ind w:left="-567" w:hanging="284"/>
+        <w:rPr>
+          <w:rFonts w:ascii="Times New Roman" w:hAnsi="Times New Roman"/>
+          <w:sz w:val="28"/>
+          <w:szCs w:val="28"/>
+        </w:rPr>
+      </w:pPr>
+      <w:r>
+        <w:rPr>
+          <w:rFonts w:ascii="Times New Roman" w:hAnsi="Times New Roman"/>
+          <w:sz w:val="28"/>
+          <w:szCs w:val="28"/>
+          <w:lang w:val="en-US"/>
+        </w:rPr>
+        <w:t xml:space="preserve">    print</w:t>
+      </w:r>
+      <w:r>
+        <w:rPr>
+          <w:rFonts w:ascii="Times New Roman" w:hAnsi="Times New Roman"/>
+          <w:sz w:val="28"/>
+          <w:szCs w:val="28"/>
+        </w:rPr>
+        <w:t xml:space="preserve">("Файл не </w:t>
+      </w:r>
+      <w:r>
+        <w:rPr>
+          <w:rFonts w:ascii="Times New Roman" w:hAnsi="Times New Roman"/>
+          <w:sz w:val="28"/>
+          <w:szCs w:val="28"/>
+          <w:lang w:val="en-US"/>
+        </w:rPr>
+        <w:t>mono</w:t>
+      </w:r>
+      <w:r>
+        <w:rPr>
+          <w:rFonts w:ascii="Times New Roman" w:hAnsi="Times New Roman"/>
+          <w:sz w:val="28"/>
+          <w:szCs w:val="28"/>
+        </w:rPr>
+        <w:t>, поэтому взят только первый канал.")</w:t>
+      </w:r>
+    </w:p>
+    <w:p>
+      <w:pPr>
+        <w:spacing w:line="240" w:lineRule="auto"/>
+        <w:ind w:left="-567" w:hanging="284"/>
+        <w:rPr>
+          <w:rFonts w:ascii="Times New Roman" w:hAnsi="Times New Roman"/>
+          <w:sz w:val="28"/>
+          <w:szCs w:val="28"/>
+          <w:lang w:val="en-US"/>
+        </w:rPr>
+      </w:pPr>
+      <w:r>
+        <w:rPr>
+          <w:rFonts w:ascii="Times New Roman" w:hAnsi="Times New Roman"/>
+          <w:sz w:val="28"/>
+          <w:szCs w:val="28"/>
+        </w:rPr>
+        <w:t xml:space="preserve">    </w:t>
+      </w:r>
+      <w:r>
+        <w:rPr>
+          <w:rFonts w:ascii="Times New Roman" w:hAnsi="Times New Roman"/>
+          <w:sz w:val="28"/>
+          <w:szCs w:val="28"/>
+          <w:lang w:val="en-US"/>
+        </w:rPr>
+        <w:t>print()</w:t>
+      </w:r>
+    </w:p>
+    <w:p>
+      <w:pPr>
+        <w:spacing w:line="240" w:lineRule="auto"/>
+        <w:ind w:left="-567" w:hanging="284"/>
+        <w:rPr>
+          <w:rFonts w:ascii="Times New Roman" w:hAnsi="Times New Roman"/>
+          <w:sz w:val="28"/>
+          <w:szCs w:val="28"/>
+          <w:lang w:val="en-US"/>
+        </w:rPr>
+      </w:pPr>
+    </w:p>
+    <w:p>
+      <w:pPr>
+        <w:spacing w:line="240" w:lineRule="auto"/>
+        <w:ind w:left="-567" w:hanging="284"/>
+        <w:rPr>
+          <w:rFonts w:ascii="Times New Roman" w:hAnsi="Times New Roman"/>
+          <w:sz w:val="28"/>
+          <w:szCs w:val="28"/>
+          <w:lang w:val="en-US"/>
+        </w:rPr>
+      </w:pPr>
+      <w:r>
+        <w:rPr>
+          <w:rFonts w:ascii="Times New Roman" w:hAnsi="Times New Roman"/>
+          <w:sz w:val="28"/>
+          <w:szCs w:val="28"/>
+          <w:lang w:val="en-US"/>
+        </w:rPr>
+        <w:t># Если файл пустой</w:t>
+      </w:r>
+    </w:p>
+    <w:p>
+      <w:pPr>
+        <w:spacing w:line="240" w:lineRule="auto"/>
+        <w:ind w:left="-567" w:hanging="284"/>
+        <w:rPr>
+          <w:rFonts w:ascii="Times New Roman" w:hAnsi="Times New Roman"/>
+          <w:sz w:val="28"/>
+          <w:szCs w:val="28"/>
+          <w:lang w:val="en-US"/>
+        </w:rPr>
+      </w:pPr>
+      <w:r>
+        <w:rPr>
+          <w:rFonts w:ascii="Times New Roman" w:hAnsi="Times New Roman"/>
+          <w:sz w:val="28"/>
+          <w:szCs w:val="28"/>
+          <w:lang w:val="en-US"/>
+        </w:rPr>
+        <w:t>if len(signal) == 0:</w:t>
+      </w:r>
+    </w:p>
+    <w:p>
+      <w:pPr>
+        <w:spacing w:line="240" w:lineRule="auto"/>
+        <w:ind w:left="-567" w:hanging="284"/>
+        <w:rPr>
+          <w:rFonts w:ascii="Times New Roman" w:hAnsi="Times New Roman"/>
+          <w:sz w:val="28"/>
+          <w:szCs w:val="28"/>
+        </w:rPr>
+      </w:pPr>
+      <w:r>
+        <w:rPr>
+          <w:rFonts w:ascii="Times New Roman" w:hAnsi="Times New Roman"/>
+          <w:sz w:val="28"/>
+          <w:szCs w:val="28"/>
+          <w:lang w:val="en-US"/>
+        </w:rPr>
+        <w:t xml:space="preserve">    print</w:t>
+      </w:r>
+      <w:r>
+        <w:rPr>
+          <w:rFonts w:ascii="Times New Roman" w:hAnsi="Times New Roman"/>
+          <w:sz w:val="28"/>
+          <w:szCs w:val="28"/>
+        </w:rPr>
+        <w:t>("В файле нет звуковых данных.")</w:t>
+      </w:r>
+    </w:p>
+    <w:p>
+      <w:pPr>
+        <w:spacing w:line="240" w:lineRule="auto"/>
+        <w:ind w:left="-567" w:hanging="284"/>
+        <w:rPr>
+          <w:rFonts w:ascii="Times New Roman" w:hAnsi="Times New Roman"/>
+          <w:sz w:val="28"/>
+          <w:szCs w:val="28"/>
+        </w:rPr>
+      </w:pPr>
+      <w:r>
+        <w:rPr>
+          <w:rFonts w:ascii="Times New Roman" w:hAnsi="Times New Roman"/>
+          <w:sz w:val="28"/>
+          <w:szCs w:val="28"/>
+        </w:rPr>
+        <w:t xml:space="preserve">    </w:t>
+      </w:r>
+      <w:r>
+        <w:rPr>
+          <w:rFonts w:ascii="Times New Roman" w:hAnsi="Times New Roman"/>
+          <w:sz w:val="28"/>
+          <w:szCs w:val="28"/>
+          <w:lang w:val="en-US"/>
+        </w:rPr>
+        <w:t>input</w:t>
+      </w:r>
+      <w:r>
+        <w:rPr>
+          <w:rFonts w:ascii="Times New Roman" w:hAnsi="Times New Roman"/>
+          <w:sz w:val="28"/>
+          <w:szCs w:val="28"/>
+        </w:rPr>
+        <w:t xml:space="preserve">("Нажмите </w:t>
+      </w:r>
+      <w:r>
+        <w:rPr>
+          <w:rFonts w:ascii="Times New Roman" w:hAnsi="Times New Roman"/>
+          <w:sz w:val="28"/>
+          <w:szCs w:val="28"/>
+          <w:lang w:val="en-US"/>
+        </w:rPr>
+        <w:t>Enter</w:t>
+      </w:r>
+      <w:r>
+        <w:rPr>
+          <w:rFonts w:ascii="Times New Roman" w:hAnsi="Times New Roman"/>
+          <w:sz w:val="28"/>
+          <w:szCs w:val="28"/>
+        </w:rPr>
+        <w:t xml:space="preserve"> для выхода...")</w:t>
+      </w:r>
+    </w:p>
+    <w:p>
+      <w:pPr>
+        <w:spacing w:line="240" w:lineRule="auto"/>
+        <w:ind w:left="-567" w:hanging="284"/>
+        <w:rPr>
+          <w:rFonts w:ascii="Times New Roman" w:hAnsi="Times New Roman"/>
+          <w:sz w:val="28"/>
+          <w:szCs w:val="28"/>
+        </w:rPr>
+      </w:pPr>
+      <w:r>
+        <w:rPr>
+          <w:rFonts w:ascii="Times New Roman" w:hAnsi="Times New Roman"/>
+          <w:sz w:val="28"/>
+          <w:szCs w:val="28"/>
+        </w:rPr>
+        <w:t xml:space="preserve">    </w:t>
+      </w:r>
+      <w:r>
+        <w:rPr>
+          <w:rFonts w:ascii="Times New Roman" w:hAnsi="Times New Roman"/>
+          <w:sz w:val="28"/>
+          <w:szCs w:val="28"/>
+          <w:lang w:val="en-US"/>
+        </w:rPr>
+        <w:t>exit</w:t>
+      </w:r>
+      <w:r>
+        <w:rPr>
+          <w:rFonts w:ascii="Times New Roman" w:hAnsi="Times New Roman"/>
+          <w:sz w:val="28"/>
+          <w:szCs w:val="28"/>
+        </w:rPr>
+        <w:t>()</w:t>
+      </w:r>
+    </w:p>
+    <w:p>
+      <w:pPr>
+        <w:spacing w:line="240" w:lineRule="auto"/>
+        <w:ind w:left="-567" w:hanging="284"/>
+        <w:rPr>
+          <w:rFonts w:ascii="Times New Roman" w:hAnsi="Times New Roman"/>
+          <w:sz w:val="28"/>
+          <w:szCs w:val="28"/>
+        </w:rPr>
+      </w:pPr>
+    </w:p>
+    <w:p>
+      <w:pPr>
+        <w:spacing w:line="240" w:lineRule="auto"/>
+        <w:ind w:left="-567" w:hanging="284"/>
+        <w:rPr>
+          <w:rFonts w:ascii="Times New Roman" w:hAnsi="Times New Roman"/>
+          <w:sz w:val="28"/>
+          <w:szCs w:val="28"/>
+        </w:rPr>
+      </w:pPr>
+      <w:r>
+        <w:rPr>
+          <w:rFonts w:ascii="Times New Roman" w:hAnsi="Times New Roman"/>
+          <w:sz w:val="28"/>
+          <w:szCs w:val="28"/>
+        </w:rPr>
+        <w:t># Ввод количества отсчетов</w:t>
+      </w:r>
+    </w:p>
+    <w:p>
+      <w:pPr>
+        <w:spacing w:line="240" w:lineRule="auto"/>
+        <w:ind w:left="-567" w:hanging="284"/>
+        <w:rPr>
+          <w:rFonts w:ascii="Times New Roman" w:hAnsi="Times New Roman"/>
+          <w:sz w:val="28"/>
+          <w:szCs w:val="28"/>
+        </w:rPr>
+      </w:pPr>
+      <w:r>
+        <w:rPr>
+          <w:rFonts w:ascii="Times New Roman" w:hAnsi="Times New Roman"/>
+          <w:sz w:val="28"/>
+          <w:szCs w:val="28"/>
+          <w:lang w:val="en-US"/>
+        </w:rPr>
+        <w:t>while</w:t>
+      </w:r>
+      <w:r>
+        <w:rPr>
+          <w:rFonts w:ascii="Times New Roman" w:hAnsi="Times New Roman"/>
+          <w:sz w:val="28"/>
+          <w:szCs w:val="28"/>
+        </w:rPr>
+        <w:t xml:space="preserve"> </w:t>
+      </w:r>
+      <w:r>
+        <w:rPr>
+          <w:rFonts w:ascii="Times New Roman" w:hAnsi="Times New Roman"/>
+          <w:sz w:val="28"/>
+          <w:szCs w:val="28"/>
+          <w:lang w:val="en-US"/>
+        </w:rPr>
+        <w:t>True</w:t>
+      </w:r>
+      <w:r>
+        <w:rPr>
+          <w:rFonts w:ascii="Times New Roman" w:hAnsi="Times New Roman"/>
+          <w:sz w:val="28"/>
+          <w:szCs w:val="28"/>
+        </w:rPr>
+        <w:t>:</w:t>
+      </w:r>
+    </w:p>
+    <w:p>
+      <w:pPr>
+        <w:spacing w:line="240" w:lineRule="auto"/>
+        <w:ind w:left="-567" w:hanging="284"/>
+        <w:rPr>
+          <w:rFonts w:ascii="Times New Roman" w:hAnsi="Times New Roman"/>
+          <w:sz w:val="28"/>
+          <w:szCs w:val="28"/>
+        </w:rPr>
+      </w:pPr>
+      <w:r>
+        <w:rPr>
+          <w:rFonts w:ascii="Times New Roman" w:hAnsi="Times New Roman"/>
+          <w:sz w:val="28"/>
+          <w:szCs w:val="28"/>
+        </w:rPr>
+        <w:t xml:space="preserve">    </w:t>
+      </w:r>
+      <w:r>
+        <w:rPr>
+          <w:rFonts w:ascii="Times New Roman" w:hAnsi="Times New Roman"/>
+          <w:sz w:val="28"/>
+          <w:szCs w:val="28"/>
+          <w:lang w:val="en-US"/>
+        </w:rPr>
+        <w:t>n</w:t>
+      </w:r>
+      <w:r>
+        <w:rPr>
+          <w:rFonts w:ascii="Times New Roman" w:hAnsi="Times New Roman"/>
+          <w:sz w:val="28"/>
+          <w:szCs w:val="28"/>
+        </w:rPr>
+        <w:t>_</w:t>
+      </w:r>
+      <w:r>
+        <w:rPr>
+          <w:rFonts w:ascii="Times New Roman" w:hAnsi="Times New Roman"/>
+          <w:sz w:val="28"/>
+          <w:szCs w:val="28"/>
+          <w:lang w:val="en-US"/>
+        </w:rPr>
+        <w:t>text</w:t>
+      </w:r>
+      <w:r>
+        <w:rPr>
+          <w:rFonts w:ascii="Times New Roman" w:hAnsi="Times New Roman"/>
+          <w:sz w:val="28"/>
+          <w:szCs w:val="28"/>
+        </w:rPr>
+        <w:t xml:space="preserve"> = </w:t>
+      </w:r>
+      <w:r>
+        <w:rPr>
+          <w:rFonts w:ascii="Times New Roman" w:hAnsi="Times New Roman"/>
+          <w:sz w:val="28"/>
+          <w:szCs w:val="28"/>
+          <w:lang w:val="en-US"/>
+        </w:rPr>
+        <w:t>input</w:t>
+      </w:r>
+      <w:r>
+        <w:rPr>
+          <w:rFonts w:ascii="Times New Roman" w:hAnsi="Times New Roman"/>
+          <w:sz w:val="28"/>
+          <w:szCs w:val="28"/>
+        </w:rPr>
+        <w:t>("Введите количество отсчетов для точечного графика: ")</w:t>
+      </w:r>
+    </w:p>
+    <w:p>
+      <w:pPr>
+        <w:spacing w:line="240" w:lineRule="auto"/>
+        <w:ind w:left="-567" w:hanging="284"/>
+        <w:rPr>
+          <w:rFonts w:ascii="Times New Roman" w:hAnsi="Times New Roman"/>
+          <w:sz w:val="28"/>
+          <w:szCs w:val="28"/>
+        </w:rPr>
+      </w:pPr>
+    </w:p>
+    <w:p>
+      <w:pPr>
+        <w:spacing w:line="240" w:lineRule="auto"/>
+        <w:ind w:left="-567" w:hanging="284"/>
+        <w:rPr>
+          <w:rFonts w:ascii="Times New Roman" w:hAnsi="Times New Roman"/>
+          <w:sz w:val="28"/>
+          <w:szCs w:val="28"/>
+          <w:lang w:val="en-US"/>
+        </w:rPr>
+      </w:pPr>
+      <w:r>
+        <w:rPr>
+          <w:rFonts w:ascii="Times New Roman" w:hAnsi="Times New Roman"/>
+          <w:sz w:val="28"/>
+          <w:szCs w:val="28"/>
+        </w:rPr>
+        <w:t xml:space="preserve">    </w:t>
+      </w:r>
+      <w:r>
+        <w:rPr>
+          <w:rFonts w:ascii="Times New Roman" w:hAnsi="Times New Roman"/>
+          <w:sz w:val="28"/>
+          <w:szCs w:val="28"/>
+          <w:lang w:val="en-US"/>
+        </w:rPr>
+        <w:t>try:</w:t>
+      </w:r>
+    </w:p>
+    <w:p>
+      <w:pPr>
+        <w:spacing w:line="240" w:lineRule="auto"/>
+        <w:ind w:left="-567" w:hanging="284"/>
+        <w:rPr>
+          <w:rFonts w:ascii="Times New Roman" w:hAnsi="Times New Roman"/>
+          <w:sz w:val="28"/>
+          <w:szCs w:val="28"/>
+          <w:lang w:val="en-US"/>
+        </w:rPr>
+      </w:pPr>
+      <w:r>
+        <w:rPr>
+          <w:rFonts w:ascii="Times New Roman" w:hAnsi="Times New Roman"/>
+          <w:sz w:val="28"/>
+          <w:szCs w:val="28"/>
+          <w:lang w:val="en-US"/>
+        </w:rPr>
+        <w:t xml:space="preserve">        n = int(n_text)</w:t>
+      </w:r>
+    </w:p>
+    <w:p>
+      <w:pPr>
+        <w:spacing w:line="240" w:lineRule="auto"/>
+        <w:ind w:left="-567" w:hanging="284"/>
+        <w:rPr>
+          <w:rFonts w:ascii="Times New Roman" w:hAnsi="Times New Roman"/>
+          <w:sz w:val="28"/>
+          <w:szCs w:val="28"/>
+        </w:rPr>
+      </w:pPr>
+      <w:r>
+        <w:rPr>
+          <w:rFonts w:ascii="Times New Roman" w:hAnsi="Times New Roman"/>
+          <w:sz w:val="28"/>
+          <w:szCs w:val="28"/>
+          <w:lang w:val="en-US"/>
+        </w:rPr>
+        <w:t xml:space="preserve">    except</w:t>
+      </w:r>
+      <w:r>
+        <w:rPr>
+          <w:rFonts w:ascii="Times New Roman" w:hAnsi="Times New Roman"/>
+          <w:sz w:val="28"/>
+          <w:szCs w:val="28"/>
+        </w:rPr>
+        <w:t xml:space="preserve"> </w:t>
+      </w:r>
+      <w:r>
+        <w:rPr>
+          <w:rFonts w:ascii="Times New Roman" w:hAnsi="Times New Roman"/>
+          <w:sz w:val="28"/>
+          <w:szCs w:val="28"/>
+          <w:lang w:val="en-US"/>
+        </w:rPr>
+        <w:t>ValueError</w:t>
+      </w:r>
+      <w:r>
+        <w:rPr>
+          <w:rFonts w:ascii="Times New Roman" w:hAnsi="Times New Roman"/>
+          <w:sz w:val="28"/>
+          <w:szCs w:val="28"/>
+        </w:rPr>
+        <w:t>:</w:t>
+      </w:r>
+    </w:p>
+    <w:p>
+      <w:pPr>
+        <w:spacing w:line="240" w:lineRule="auto"/>
+        <w:ind w:left="-567" w:hanging="284"/>
+        <w:rPr>
+          <w:rFonts w:ascii="Times New Roman" w:hAnsi="Times New Roman"/>
+          <w:sz w:val="28"/>
+          <w:szCs w:val="28"/>
+        </w:rPr>
+      </w:pPr>
+      <w:r>
+        <w:rPr>
+          <w:rFonts w:ascii="Times New Roman" w:hAnsi="Times New Roman"/>
+          <w:sz w:val="28"/>
+          <w:szCs w:val="28"/>
+        </w:rPr>
+        <w:t xml:space="preserve">        </w:t>
+      </w:r>
+      <w:r>
+        <w:rPr>
+          <w:rFonts w:ascii="Times New Roman" w:hAnsi="Times New Roman"/>
+          <w:sz w:val="28"/>
+          <w:szCs w:val="28"/>
+          <w:lang w:val="en-US"/>
+        </w:rPr>
+        <w:t>print</w:t>
+      </w:r>
+      <w:r>
+        <w:rPr>
+          <w:rFonts w:ascii="Times New Roman" w:hAnsi="Times New Roman"/>
+          <w:sz w:val="28"/>
+          <w:szCs w:val="28"/>
+        </w:rPr>
+        <w:t>("Нужно ввести целое положительное число.")</w:t>
+      </w:r>
+    </w:p>
+    <w:p>
+      <w:pPr>
+        <w:spacing w:line="240" w:lineRule="auto"/>
+        <w:ind w:left="-567" w:hanging="284"/>
+        <w:rPr>
+          <w:rFonts w:ascii="Times New Roman" w:hAnsi="Times New Roman"/>
+          <w:sz w:val="28"/>
+          <w:szCs w:val="28"/>
+        </w:rPr>
+      </w:pPr>
+      <w:r>
+        <w:rPr>
+          <w:rFonts w:ascii="Times New Roman" w:hAnsi="Times New Roman"/>
+          <w:sz w:val="28"/>
+          <w:szCs w:val="28"/>
+        </w:rPr>
+        <w:t xml:space="preserve">        </w:t>
+      </w:r>
+      <w:r>
+        <w:rPr>
+          <w:rFonts w:ascii="Times New Roman" w:hAnsi="Times New Roman"/>
+          <w:sz w:val="28"/>
+          <w:szCs w:val="28"/>
+          <w:lang w:val="en-US"/>
+        </w:rPr>
+        <w:t>print</w:t>
+      </w:r>
+      <w:r>
+        <w:rPr>
+          <w:rFonts w:ascii="Times New Roman" w:hAnsi="Times New Roman"/>
+          <w:sz w:val="28"/>
+          <w:szCs w:val="28"/>
+        </w:rPr>
+        <w:t>()</w:t>
+      </w:r>
+    </w:p>
+    <w:p>
+      <w:pPr>
+        <w:spacing w:line="240" w:lineRule="auto"/>
+        <w:ind w:left="-567" w:hanging="284"/>
+        <w:rPr>
+          <w:rFonts w:ascii="Times New Roman" w:hAnsi="Times New Roman"/>
+          <w:sz w:val="28"/>
+          <w:szCs w:val="28"/>
+        </w:rPr>
+      </w:pPr>
+      <w:r>
+        <w:rPr>
+          <w:rFonts w:ascii="Times New Roman" w:hAnsi="Times New Roman"/>
+          <w:sz w:val="28"/>
+          <w:szCs w:val="28"/>
+        </w:rPr>
+        <w:t xml:space="preserve">        </w:t>
+      </w:r>
+      <w:r>
+        <w:rPr>
+          <w:rFonts w:ascii="Times New Roman" w:hAnsi="Times New Roman"/>
+          <w:sz w:val="28"/>
+          <w:szCs w:val="28"/>
+          <w:lang w:val="en-US"/>
+        </w:rPr>
+        <w:t>continue</w:t>
+      </w:r>
+    </w:p>
+    <w:p>
+      <w:pPr>
+        <w:spacing w:line="240" w:lineRule="auto"/>
+        <w:ind w:left="-567" w:hanging="284"/>
+        <w:rPr>
+          <w:rFonts w:ascii="Times New Roman" w:hAnsi="Times New Roman"/>
+          <w:sz w:val="28"/>
+          <w:szCs w:val="28"/>
+        </w:rPr>
+      </w:pPr>
+    </w:p>
+    <w:p>
+      <w:pPr>
+        <w:spacing w:line="240" w:lineRule="auto"/>
+        <w:ind w:left="-567" w:hanging="284"/>
+        <w:rPr>
+          <w:rFonts w:ascii="Times New Roman" w:hAnsi="Times New Roman"/>
+          <w:sz w:val="28"/>
+          <w:szCs w:val="28"/>
+        </w:rPr>
+      </w:pPr>
+      <w:r>
+        <w:rPr>
+          <w:rFonts w:ascii="Times New Roman" w:hAnsi="Times New Roman"/>
+          <w:sz w:val="28"/>
+          <w:szCs w:val="28"/>
+        </w:rPr>
+        <w:t xml:space="preserve">    </w:t>
+      </w:r>
+      <w:r>
+        <w:rPr>
+          <w:rFonts w:ascii="Times New Roman" w:hAnsi="Times New Roman"/>
+          <w:sz w:val="28"/>
+          <w:szCs w:val="28"/>
+          <w:lang w:val="en-US"/>
+        </w:rPr>
+        <w:t>if</w:t>
+      </w:r>
+      <w:r>
+        <w:rPr>
+          <w:rFonts w:ascii="Times New Roman" w:hAnsi="Times New Roman"/>
+          <w:sz w:val="28"/>
+          <w:szCs w:val="28"/>
+        </w:rPr>
+        <w:t xml:space="preserve"> </w:t>
+      </w:r>
+      <w:r>
+        <w:rPr>
+          <w:rFonts w:ascii="Times New Roman" w:hAnsi="Times New Roman"/>
+          <w:sz w:val="28"/>
+          <w:szCs w:val="28"/>
+          <w:lang w:val="en-US"/>
+        </w:rPr>
+        <w:t>n</w:t>
+      </w:r>
+      <w:r>
+        <w:rPr>
+          <w:rFonts w:ascii="Times New Roman" w:hAnsi="Times New Roman"/>
+          <w:sz w:val="28"/>
+          <w:szCs w:val="28"/>
+        </w:rPr>
+        <w:t xml:space="preserve"> &lt;= 0:</w:t>
+      </w:r>
+    </w:p>
+    <w:p>
+      <w:pPr>
+        <w:spacing w:line="240" w:lineRule="auto"/>
+        <w:ind w:left="-567" w:hanging="284"/>
+        <w:rPr>
+          <w:rFonts w:ascii="Times New Roman" w:hAnsi="Times New Roman"/>
+          <w:sz w:val="28"/>
+          <w:szCs w:val="28"/>
+        </w:rPr>
+      </w:pPr>
+      <w:r>
+        <w:rPr>
+          <w:rFonts w:ascii="Times New Roman" w:hAnsi="Times New Roman"/>
+          <w:sz w:val="28"/>
+          <w:szCs w:val="28"/>
+        </w:rPr>
+        <w:t xml:space="preserve">        </w:t>
+      </w:r>
+      <w:r>
+        <w:rPr>
+          <w:rFonts w:ascii="Times New Roman" w:hAnsi="Times New Roman"/>
+          <w:sz w:val="28"/>
+          <w:szCs w:val="28"/>
+          <w:lang w:val="en-US"/>
+        </w:rPr>
+        <w:t>print</w:t>
+      </w:r>
+      <w:r>
+        <w:rPr>
+          <w:rFonts w:ascii="Times New Roman" w:hAnsi="Times New Roman"/>
+          <w:sz w:val="28"/>
+          <w:szCs w:val="28"/>
+        </w:rPr>
+        <w:t>("Число должно быть больше нуля.")</w:t>
+      </w:r>
+    </w:p>
+    <w:p>
+      <w:pPr>
+        <w:spacing w:line="240" w:lineRule="auto"/>
+        <w:ind w:left="-567" w:hanging="284"/>
+        <w:rPr>
+          <w:rFonts w:ascii="Times New Roman" w:hAnsi="Times New Roman"/>
+          <w:sz w:val="28"/>
+          <w:szCs w:val="28"/>
+          <w:lang w:val="en-US"/>
+        </w:rPr>
+      </w:pPr>
+      <w:r>
+        <w:rPr>
+          <w:rFonts w:ascii="Times New Roman" w:hAnsi="Times New Roman"/>
+          <w:sz w:val="28"/>
+          <w:szCs w:val="28"/>
+        </w:rPr>
+        <w:t xml:space="preserve">        </w:t>
+      </w:r>
+      <w:r>
+        <w:rPr>
+          <w:rFonts w:ascii="Times New Roman" w:hAnsi="Times New Roman"/>
+          <w:sz w:val="28"/>
+          <w:szCs w:val="28"/>
+          <w:lang w:val="en-US"/>
+        </w:rPr>
+        <w:t>print()</w:t>
+      </w:r>
+    </w:p>
+    <w:p>
+      <w:pPr>
+        <w:spacing w:line="240" w:lineRule="auto"/>
+        <w:ind w:left="-567" w:hanging="284"/>
+        <w:rPr>
+          <w:rFonts w:ascii="Times New Roman" w:hAnsi="Times New Roman"/>
+          <w:sz w:val="28"/>
+          <w:szCs w:val="28"/>
+          <w:lang w:val="en-US"/>
+        </w:rPr>
+      </w:pPr>
+      <w:r>
+        <w:rPr>
+          <w:rFonts w:ascii="Times New Roman" w:hAnsi="Times New Roman"/>
+          <w:sz w:val="28"/>
+          <w:szCs w:val="28"/>
+          <w:lang w:val="en-US"/>
+        </w:rPr>
+        <w:t xml:space="preserve">        continue</w:t>
+      </w:r>
+    </w:p>
+    <w:p>
+      <w:pPr>
+        <w:spacing w:line="240" w:lineRule="auto"/>
+        <w:ind w:left="-567" w:hanging="284"/>
+        <w:rPr>
+          <w:rFonts w:ascii="Times New Roman" w:hAnsi="Times New Roman"/>
+          <w:sz w:val="28"/>
+          <w:szCs w:val="28"/>
+          <w:lang w:val="en-US"/>
+        </w:rPr>
+      </w:pPr>
+    </w:p>
+    <w:p>
+      <w:pPr>
+        <w:spacing w:line="240" w:lineRule="auto"/>
+        <w:ind w:left="-567" w:hanging="284"/>
+        <w:rPr>
+          <w:rFonts w:ascii="Times New Roman" w:hAnsi="Times New Roman"/>
+          <w:sz w:val="28"/>
+          <w:szCs w:val="28"/>
+          <w:lang w:val="en-US"/>
+        </w:rPr>
+      </w:pPr>
+      <w:r>
+        <w:rPr>
+          <w:rFonts w:ascii="Times New Roman" w:hAnsi="Times New Roman"/>
+          <w:sz w:val="28"/>
+          <w:szCs w:val="28"/>
+          <w:lang w:val="en-US"/>
+        </w:rPr>
+        <w:t xml:space="preserve">    if n &gt; len(signal):</w:t>
+      </w:r>
+    </w:p>
+    <w:p>
+      <w:pPr>
+        <w:spacing w:line="240" w:lineRule="auto"/>
+        <w:ind w:left="-567" w:hanging="284"/>
+        <w:rPr>
+          <w:rFonts w:ascii="Times New Roman" w:hAnsi="Times New Roman"/>
+          <w:sz w:val="28"/>
+          <w:szCs w:val="28"/>
+        </w:rPr>
+      </w:pPr>
+      <w:r>
+        <w:rPr>
+          <w:rFonts w:ascii="Times New Roman" w:hAnsi="Times New Roman"/>
+          <w:sz w:val="28"/>
+          <w:szCs w:val="28"/>
+          <w:lang w:val="en-US"/>
+        </w:rPr>
+        <w:t xml:space="preserve">        print</w:t>
+      </w:r>
+      <w:r>
+        <w:rPr>
+          <w:rFonts w:ascii="Times New Roman" w:hAnsi="Times New Roman"/>
+          <w:sz w:val="28"/>
+          <w:szCs w:val="28"/>
+        </w:rPr>
+        <w:t>("Слишком большое число.")</w:t>
+      </w:r>
+    </w:p>
+    <w:p>
+      <w:pPr>
+        <w:spacing w:line="240" w:lineRule="auto"/>
+        <w:ind w:left="-567" w:hanging="284"/>
+        <w:rPr>
+          <w:rFonts w:ascii="Times New Roman" w:hAnsi="Times New Roman"/>
+          <w:sz w:val="28"/>
+          <w:szCs w:val="28"/>
+        </w:rPr>
+      </w:pPr>
+      <w:r>
+        <w:rPr>
+          <w:rFonts w:ascii="Times New Roman" w:hAnsi="Times New Roman"/>
+          <w:sz w:val="28"/>
+          <w:szCs w:val="28"/>
+        </w:rPr>
+        <w:t xml:space="preserve">        </w:t>
+      </w:r>
+      <w:r>
+        <w:rPr>
+          <w:rFonts w:ascii="Times New Roman" w:hAnsi="Times New Roman"/>
+          <w:sz w:val="28"/>
+          <w:szCs w:val="28"/>
+          <w:lang w:val="en-US"/>
+        </w:rPr>
+        <w:t>print</w:t>
+      </w:r>
+      <w:r>
+        <w:rPr>
+          <w:rFonts w:ascii="Times New Roman" w:hAnsi="Times New Roman"/>
+          <w:sz w:val="28"/>
+          <w:szCs w:val="28"/>
+        </w:rPr>
+        <w:t>("Будут взяты все доступные отсчеты.")</w:t>
+      </w:r>
+    </w:p>
+    <w:p>
+      <w:pPr>
+        <w:spacing w:line="240" w:lineRule="auto"/>
+        <w:ind w:left="-567" w:hanging="284"/>
+        <w:rPr>
+          <w:rFonts w:ascii="Times New Roman" w:hAnsi="Times New Roman"/>
+          <w:sz w:val="28"/>
+          <w:szCs w:val="28"/>
+          <w:lang w:val="en-US"/>
+        </w:rPr>
+      </w:pPr>
+      <w:r>
+        <w:rPr>
+          <w:rFonts w:ascii="Times New Roman" w:hAnsi="Times New Roman"/>
+          <w:sz w:val="28"/>
+          <w:szCs w:val="28"/>
+        </w:rPr>
+        <w:t xml:space="preserve">        </w:t>
+      </w:r>
+      <w:r>
+        <w:rPr>
+          <w:rFonts w:ascii="Times New Roman" w:hAnsi="Times New Roman"/>
+          <w:sz w:val="28"/>
+          <w:szCs w:val="28"/>
+          <w:lang w:val="en-US"/>
+        </w:rPr>
+        <w:t>n = len(signal)</w:t>
+      </w:r>
+    </w:p>
+    <w:p>
+      <w:pPr>
+        <w:spacing w:line="240" w:lineRule="auto"/>
+        <w:ind w:left="-567" w:hanging="284"/>
+        <w:rPr>
+          <w:rFonts w:ascii="Times New Roman" w:hAnsi="Times New Roman"/>
+          <w:sz w:val="28"/>
+          <w:szCs w:val="28"/>
+          <w:lang w:val="en-US"/>
+        </w:rPr>
+      </w:pPr>
+    </w:p>
+    <w:p>
+      <w:pPr>
+        <w:spacing w:line="240" w:lineRule="auto"/>
+        <w:ind w:left="-567" w:hanging="284"/>
+        <w:rPr>
+          <w:rFonts w:ascii="Times New Roman" w:hAnsi="Times New Roman"/>
+          <w:sz w:val="28"/>
+          <w:szCs w:val="28"/>
+          <w:lang w:val="en-US"/>
+        </w:rPr>
+      </w:pPr>
+      <w:r>
+        <w:rPr>
+          <w:rFonts w:ascii="Times New Roman" w:hAnsi="Times New Roman"/>
+          <w:sz w:val="28"/>
+          <w:szCs w:val="28"/>
+          <w:lang w:val="en-US"/>
+        </w:rPr>
+        <w:t xml:space="preserve">    break</w:t>
+      </w:r>
+    </w:p>
+    <w:p>
+      <w:pPr>
+        <w:spacing w:line="240" w:lineRule="auto"/>
+        <w:ind w:left="-567" w:hanging="284"/>
+        <w:rPr>
+          <w:rFonts w:ascii="Times New Roman" w:hAnsi="Times New Roman"/>
+          <w:sz w:val="28"/>
+          <w:szCs w:val="28"/>
+          <w:lang w:val="en-US"/>
+        </w:rPr>
+      </w:pPr>
+    </w:p>
+    <w:p>
+      <w:pPr>
+        <w:spacing w:line="240" w:lineRule="auto"/>
+        <w:ind w:left="-567" w:hanging="284"/>
+        <w:rPr>
+          <w:rFonts w:ascii="Times New Roman" w:hAnsi="Times New Roman"/>
+          <w:sz w:val="28"/>
+          <w:szCs w:val="28"/>
+          <w:lang w:val="en-US"/>
+        </w:rPr>
+      </w:pPr>
+      <w:r>
+        <w:rPr>
+          <w:rFonts w:ascii="Times New Roman" w:hAnsi="Times New Roman"/>
+          <w:sz w:val="28"/>
+          <w:szCs w:val="28"/>
+          <w:lang w:val="en-US"/>
+        </w:rPr>
+        <w:lastRenderedPageBreak/>
+        <w:t># Берем часть сигнала</w:t>
+      </w:r>
+    </w:p>
+    <w:p>
+      <w:pPr>
+        <w:spacing w:line="240" w:lineRule="auto"/>
+        <w:ind w:left="-567" w:hanging="284"/>
+        <w:rPr>
+          <w:rFonts w:ascii="Times New Roman" w:hAnsi="Times New Roman"/>
+          <w:sz w:val="28"/>
+          <w:szCs w:val="28"/>
+          <w:lang w:val="en-US"/>
+        </w:rPr>
+      </w:pPr>
+      <w:r>
+        <w:rPr>
+          <w:rFonts w:ascii="Times New Roman" w:hAnsi="Times New Roman"/>
+          <w:sz w:val="28"/>
+          <w:szCs w:val="28"/>
+          <w:lang w:val="en-US"/>
+        </w:rPr>
+        <w:t>part_signal = signal[:n]</w:t>
+      </w:r>
+    </w:p>
+    <w:p>
+      <w:pPr>
+        <w:spacing w:line="240" w:lineRule="auto"/>
+        <w:ind w:left="-567" w:hanging="284"/>
+        <w:rPr>
+          <w:rFonts w:ascii="Times New Roman" w:hAnsi="Times New Roman"/>
+          <w:sz w:val="28"/>
+          <w:szCs w:val="28"/>
+          <w:lang w:val="en-US"/>
+        </w:rPr>
+      </w:pPr>
+    </w:p>
+    <w:p>
+      <w:pPr>
+        <w:spacing w:line="240" w:lineRule="auto"/>
+        <w:ind w:left="-567" w:hanging="284"/>
+        <w:rPr>
+          <w:rFonts w:ascii="Times New Roman" w:hAnsi="Times New Roman"/>
+          <w:sz w:val="28"/>
+          <w:szCs w:val="28"/>
+          <w:lang w:val="en-US"/>
+        </w:rPr>
+      </w:pPr>
+      <w:r>
+        <w:rPr>
+          <w:rFonts w:ascii="Times New Roman" w:hAnsi="Times New Roman"/>
+          <w:sz w:val="28"/>
+          <w:szCs w:val="28"/>
+          <w:lang w:val="en-US"/>
+        </w:rPr>
+        <w:t># Делаем ось времени</w:t>
+      </w:r>
+    </w:p>
+    <w:p>
+      <w:pPr>
+        <w:spacing w:line="240" w:lineRule="auto"/>
+        <w:ind w:left="-567" w:hanging="284"/>
+        <w:rPr>
+          <w:rFonts w:ascii="Times New Roman" w:hAnsi="Times New Roman"/>
+          <w:sz w:val="28"/>
+          <w:szCs w:val="28"/>
+          <w:lang w:val="en-US"/>
+        </w:rPr>
+      </w:pPr>
+      <w:r>
+        <w:rPr>
+          <w:rFonts w:ascii="Times New Roman" w:hAnsi="Times New Roman"/>
+          <w:sz w:val="28"/>
+          <w:szCs w:val="28"/>
+          <w:lang w:val="en-US"/>
+        </w:rPr>
+        <w:t>time_axis = np.arange(len(signal)) / framerate</w:t>
+      </w:r>
+    </w:p>
+    <w:p>
+      <w:pPr>
+        <w:spacing w:line="240" w:lineRule="auto"/>
+        <w:ind w:left="-567" w:hanging="284"/>
+        <w:rPr>
+          <w:rFonts w:ascii="Times New Roman" w:hAnsi="Times New Roman"/>
+          <w:sz w:val="28"/>
+          <w:szCs w:val="28"/>
+          <w:lang w:val="en-US"/>
+        </w:rPr>
+      </w:pPr>
+    </w:p>
+    <w:p>
+      <w:pPr>
+        <w:spacing w:line="240" w:lineRule="auto"/>
+        <w:ind w:left="-567" w:hanging="284"/>
+        <w:rPr>
+          <w:rFonts w:ascii="Times New Roman" w:hAnsi="Times New Roman"/>
+          <w:sz w:val="28"/>
+          <w:szCs w:val="28"/>
+          <w:lang w:val="en-US"/>
+        </w:rPr>
+      </w:pPr>
+      <w:r>
+        <w:rPr>
+          <w:rFonts w:ascii="Times New Roman" w:hAnsi="Times New Roman"/>
+          <w:sz w:val="28"/>
+          <w:szCs w:val="28"/>
+          <w:lang w:val="en-US"/>
+        </w:rPr>
+        <w:t># 1. Точечный график</w:t>
+      </w:r>
+    </w:p>
+    <w:p>
+      <w:pPr>
+        <w:spacing w:line="240" w:lineRule="auto"/>
+        <w:ind w:left="-567" w:hanging="284"/>
+        <w:rPr>
+          <w:rFonts w:ascii="Times New Roman" w:hAnsi="Times New Roman"/>
+          <w:sz w:val="28"/>
+          <w:szCs w:val="28"/>
+          <w:lang w:val="en-US"/>
+        </w:rPr>
+      </w:pPr>
+      <w:r>
+        <w:rPr>
+          <w:rFonts w:ascii="Times New Roman" w:hAnsi="Times New Roman"/>
+          <w:sz w:val="28"/>
+          <w:szCs w:val="28"/>
+          <w:lang w:val="en-US"/>
+        </w:rPr>
+        <w:t>plt.figure(figsize=(10, 5))</w:t>
+      </w:r>
+    </w:p>
+    <w:p>
+      <w:pPr>
+        <w:spacing w:line="240" w:lineRule="auto"/>
+        <w:ind w:left="-567" w:hanging="284"/>
+        <w:rPr>
+          <w:rFonts w:ascii="Times New Roman" w:hAnsi="Times New Roman"/>
+          <w:sz w:val="28"/>
+          <w:szCs w:val="28"/>
+          <w:lang w:val="en-US"/>
+        </w:rPr>
+      </w:pPr>
+      <w:r>
+        <w:rPr>
+          <w:rFonts w:ascii="Times New Roman" w:hAnsi="Times New Roman"/>
+          <w:sz w:val="28"/>
+          <w:szCs w:val="28"/>
+          <w:lang w:val="en-US"/>
+        </w:rPr>
+        <w:t>plt.scatter(np.arange(n), part_signal, s=10)</w:t>
+      </w:r>
+    </w:p>
+    <w:p>
+      <w:pPr>
+        <w:spacing w:line="240" w:lineRule="auto"/>
+        <w:ind w:left="-567" w:hanging="284"/>
+        <w:rPr>
+          <w:rFonts w:ascii="Times New Roman" w:hAnsi="Times New Roman"/>
+          <w:sz w:val="28"/>
+          <w:szCs w:val="28"/>
+        </w:rPr>
+      </w:pPr>
       <w:r>
         <w:rPr>
           <w:rFonts w:ascii="Times New Roman" w:hAnsi="Times New Roman"/>
@@ -3783,952 +6023,1219 @@
         </w:rPr>
         <w:t>plt</w:t>
       </w:r>
-      <w:proofErr w:type="spellEnd"/>
-    </w:p>
-    <w:p>
-      <w:pPr>
-        <w:spacing w:line="240" w:lineRule="auto"/>
-        <w:ind w:left="-567" w:hanging="284"/>
-        <w:rPr>
-          <w:rFonts w:ascii="Times New Roman" w:hAnsi="Times New Roman"/>
-          <w:sz w:val="28"/>
-          <w:szCs w:val="28"/>
-          <w:lang w:val="en-US"/>
-        </w:rPr>
-      </w:pPr>
-      <w:r>
-        <w:rPr>
-          <w:rFonts w:ascii="Times New Roman" w:hAnsi="Times New Roman"/>
-          <w:sz w:val="28"/>
-          <w:szCs w:val="28"/>
-          <w:lang w:val="en-US"/>
-        </w:rPr>
-        <w:t>import time</w:t>
-      </w:r>
-    </w:p>
-    <w:p>
-      <w:pPr>
-        <w:spacing w:line="240" w:lineRule="auto"/>
-        <w:ind w:left="-567" w:hanging="284"/>
-        <w:rPr>
-          <w:rFonts w:ascii="Times New Roman" w:hAnsi="Times New Roman"/>
-          <w:sz w:val="28"/>
-          <w:szCs w:val="28"/>
-          <w:lang w:val="en-US"/>
-        </w:rPr>
-      </w:pPr>
-    </w:p>
-    <w:p>
-      <w:pPr>
-        <w:spacing w:line="240" w:lineRule="auto"/>
-        <w:ind w:left="-567" w:hanging="284"/>
-        <w:rPr>
-          <w:rFonts w:ascii="Times New Roman" w:hAnsi="Times New Roman"/>
-          <w:sz w:val="28"/>
-          <w:szCs w:val="28"/>
-          <w:lang w:val="en-US"/>
-        </w:rPr>
-      </w:pPr>
-    </w:p>
-    <w:p>
-      <w:pPr>
-        <w:spacing w:line="240" w:lineRule="auto"/>
-        <w:ind w:left="-567" w:hanging="284"/>
-        <w:rPr>
-          <w:rFonts w:ascii="Times New Roman" w:hAnsi="Times New Roman"/>
-          <w:sz w:val="28"/>
-          <w:szCs w:val="28"/>
-          <w:lang w:val="en-US"/>
-        </w:rPr>
-      </w:pPr>
-      <w:proofErr w:type="spellStart"/>
-      <w:r>
-        <w:rPr>
-          <w:rFonts w:ascii="Times New Roman" w:hAnsi="Times New Roman"/>
-          <w:sz w:val="28"/>
-          <w:szCs w:val="28"/>
-          <w:lang w:val="en-US"/>
-        </w:rPr>
-        <w:t>start_time</w:t>
-      </w:r>
-      <w:proofErr w:type="spellEnd"/>
-      <w:r>
-        <w:rPr>
-          <w:rFonts w:ascii="Times New Roman" w:hAnsi="Times New Roman"/>
-          <w:sz w:val="28"/>
-          <w:szCs w:val="28"/>
-          <w:lang w:val="en-US"/>
-        </w:rPr>
-        <w:t xml:space="preserve"> = </w:t>
-      </w:r>
-      <w:proofErr w:type="spellStart"/>
-      <w:r>
-        <w:rPr>
-          <w:rFonts w:ascii="Times New Roman" w:hAnsi="Times New Roman"/>
-          <w:sz w:val="28"/>
-          <w:szCs w:val="28"/>
-          <w:lang w:val="en-US"/>
-        </w:rPr>
-        <w:t>time.time</w:t>
-      </w:r>
-      <w:proofErr w:type="spellEnd"/>
-      <w:r>
-        <w:rPr>
-          <w:rFonts w:ascii="Times New Roman" w:hAnsi="Times New Roman"/>
-          <w:sz w:val="28"/>
-          <w:szCs w:val="28"/>
-          <w:lang w:val="en-US"/>
-        </w:rPr>
-        <w:t>()</w:t>
-      </w:r>
-    </w:p>
-    <w:p>
-      <w:pPr>
-        <w:spacing w:line="240" w:lineRule="auto"/>
-        <w:ind w:left="-567" w:hanging="284"/>
-        <w:rPr>
-          <w:rFonts w:ascii="Times New Roman" w:hAnsi="Times New Roman"/>
-          <w:sz w:val="28"/>
-          <w:szCs w:val="28"/>
-          <w:lang w:val="en-US"/>
-        </w:rPr>
-      </w:pPr>
-    </w:p>
-    <w:p>
-      <w:pPr>
-        <w:spacing w:line="240" w:lineRule="auto"/>
-        <w:ind w:left="-567" w:hanging="284"/>
-        <w:rPr>
-          <w:rFonts w:ascii="Times New Roman" w:hAnsi="Times New Roman"/>
-          <w:sz w:val="28"/>
-          <w:szCs w:val="28"/>
-          <w:lang w:val="en-US"/>
-        </w:rPr>
-      </w:pPr>
-    </w:p>
-    <w:p>
-      <w:pPr>
-        <w:spacing w:line="240" w:lineRule="auto"/>
-        <w:ind w:left="-567" w:hanging="284"/>
-        <w:rPr>
-          <w:rFonts w:ascii="Times New Roman" w:hAnsi="Times New Roman"/>
-          <w:sz w:val="28"/>
-          <w:szCs w:val="28"/>
-          <w:lang w:val="en-US"/>
-        </w:rPr>
-      </w:pPr>
-      <w:r>
-        <w:rPr>
-          <w:rFonts w:ascii="Times New Roman" w:hAnsi="Times New Roman"/>
-          <w:sz w:val="28"/>
-          <w:szCs w:val="28"/>
-          <w:lang w:val="en-US"/>
-        </w:rPr>
-        <w:t xml:space="preserve"># </w:t>
-      </w:r>
-      <w:proofErr w:type="spellStart"/>
-      <w:r>
-        <w:rPr>
-          <w:rFonts w:ascii="Times New Roman" w:hAnsi="Times New Roman"/>
-          <w:sz w:val="28"/>
-          <w:szCs w:val="28"/>
-          <w:lang w:val="en-US"/>
-        </w:rPr>
-        <w:t>Ввод</w:t>
-      </w:r>
-      <w:proofErr w:type="spellEnd"/>
-      <w:r>
-        <w:rPr>
-          <w:rFonts w:ascii="Times New Roman" w:hAnsi="Times New Roman"/>
-          <w:sz w:val="28"/>
-          <w:szCs w:val="28"/>
-          <w:lang w:val="en-US"/>
+      <w:r>
+        <w:rPr>
+          <w:rFonts w:ascii="Times New Roman" w:hAnsi="Times New Roman"/>
+          <w:sz w:val="28"/>
+          <w:szCs w:val="28"/>
+        </w:rPr>
+        <w:t>.</w:t>
+      </w:r>
+      <w:r>
+        <w:rPr>
+          <w:rFonts w:ascii="Times New Roman" w:hAnsi="Times New Roman"/>
+          <w:sz w:val="28"/>
+          <w:szCs w:val="28"/>
+          <w:lang w:val="en-US"/>
+        </w:rPr>
+        <w:t>title</w:t>
+      </w:r>
+      <w:r>
+        <w:rPr>
+          <w:rFonts w:ascii="Times New Roman" w:hAnsi="Times New Roman"/>
+          <w:sz w:val="28"/>
+          <w:szCs w:val="28"/>
+        </w:rPr>
+        <w:t>("Точечный график дискретных отсчетов сигнала")</w:t>
+      </w:r>
+    </w:p>
+    <w:p>
+      <w:pPr>
+        <w:spacing w:line="240" w:lineRule="auto"/>
+        <w:ind w:left="-567" w:hanging="284"/>
+        <w:rPr>
+          <w:rFonts w:ascii="Times New Roman" w:hAnsi="Times New Roman"/>
+          <w:sz w:val="28"/>
+          <w:szCs w:val="28"/>
+        </w:rPr>
+      </w:pPr>
+      <w:r>
+        <w:rPr>
+          <w:rFonts w:ascii="Times New Roman" w:hAnsi="Times New Roman"/>
+          <w:sz w:val="28"/>
+          <w:szCs w:val="28"/>
+          <w:lang w:val="en-US"/>
+        </w:rPr>
+        <w:t>plt</w:t>
+      </w:r>
+      <w:r>
+        <w:rPr>
+          <w:rFonts w:ascii="Times New Roman" w:hAnsi="Times New Roman"/>
+          <w:sz w:val="28"/>
+          <w:szCs w:val="28"/>
+        </w:rPr>
+        <w:t>.</w:t>
+      </w:r>
+      <w:r>
+        <w:rPr>
+          <w:rFonts w:ascii="Times New Roman" w:hAnsi="Times New Roman"/>
+          <w:sz w:val="28"/>
+          <w:szCs w:val="28"/>
+          <w:lang w:val="en-US"/>
+        </w:rPr>
+        <w:t>xlabel</w:t>
+      </w:r>
+      <w:r>
+        <w:rPr>
+          <w:rFonts w:ascii="Times New Roman" w:hAnsi="Times New Roman"/>
+          <w:sz w:val="28"/>
+          <w:szCs w:val="28"/>
+        </w:rPr>
+        <w:t>("Номер отсчета")</w:t>
+      </w:r>
+    </w:p>
+    <w:p>
+      <w:pPr>
+        <w:spacing w:line="240" w:lineRule="auto"/>
+        <w:ind w:left="-567" w:hanging="284"/>
+        <w:rPr>
+          <w:rFonts w:ascii="Times New Roman" w:hAnsi="Times New Roman"/>
+          <w:sz w:val="28"/>
+          <w:szCs w:val="28"/>
+        </w:rPr>
+      </w:pPr>
+      <w:r>
+        <w:rPr>
+          <w:rFonts w:ascii="Times New Roman" w:hAnsi="Times New Roman"/>
+          <w:sz w:val="28"/>
+          <w:szCs w:val="28"/>
+          <w:lang w:val="en-US"/>
+        </w:rPr>
+        <w:t>plt</w:t>
+      </w:r>
+      <w:r>
+        <w:rPr>
+          <w:rFonts w:ascii="Times New Roman" w:hAnsi="Times New Roman"/>
+          <w:sz w:val="28"/>
+          <w:szCs w:val="28"/>
+        </w:rPr>
+        <w:t>.</w:t>
+      </w:r>
+      <w:r>
+        <w:rPr>
+          <w:rFonts w:ascii="Times New Roman" w:hAnsi="Times New Roman"/>
+          <w:sz w:val="28"/>
+          <w:szCs w:val="28"/>
+          <w:lang w:val="en-US"/>
+        </w:rPr>
+        <w:t>ylabel</w:t>
+      </w:r>
+      <w:r>
+        <w:rPr>
+          <w:rFonts w:ascii="Times New Roman" w:hAnsi="Times New Roman"/>
+          <w:sz w:val="28"/>
+          <w:szCs w:val="28"/>
+        </w:rPr>
+        <w:t>("Амплитуда, у.е.")</w:t>
+      </w:r>
+    </w:p>
+    <w:p>
+      <w:pPr>
+        <w:spacing w:line="240" w:lineRule="auto"/>
+        <w:ind w:left="-567" w:hanging="284"/>
+        <w:rPr>
+          <w:rFonts w:ascii="Times New Roman" w:hAnsi="Times New Roman"/>
+          <w:sz w:val="28"/>
+          <w:szCs w:val="28"/>
+          <w:lang w:val="en-US"/>
+        </w:rPr>
+      </w:pPr>
+      <w:r>
+        <w:rPr>
+          <w:rFonts w:ascii="Times New Roman" w:hAnsi="Times New Roman"/>
+          <w:sz w:val="28"/>
+          <w:szCs w:val="28"/>
+          <w:lang w:val="en-US"/>
+        </w:rPr>
+        <w:t>plt.grid(True)</w:t>
+      </w:r>
+    </w:p>
+    <w:p>
+      <w:pPr>
+        <w:spacing w:line="240" w:lineRule="auto"/>
+        <w:ind w:left="-567" w:hanging="284"/>
+        <w:rPr>
+          <w:rFonts w:ascii="Times New Roman" w:hAnsi="Times New Roman"/>
+          <w:sz w:val="28"/>
+          <w:szCs w:val="28"/>
+          <w:lang w:val="en-US"/>
+        </w:rPr>
+      </w:pPr>
+    </w:p>
+    <w:p>
+      <w:pPr>
+        <w:spacing w:line="240" w:lineRule="auto"/>
+        <w:ind w:left="-567" w:hanging="284"/>
+        <w:rPr>
+          <w:rFonts w:ascii="Times New Roman" w:hAnsi="Times New Roman"/>
+          <w:sz w:val="28"/>
+          <w:szCs w:val="28"/>
+          <w:lang w:val="en-US"/>
+        </w:rPr>
+      </w:pPr>
+      <w:r>
+        <w:rPr>
+          <w:rFonts w:ascii="Times New Roman" w:hAnsi="Times New Roman"/>
+          <w:sz w:val="28"/>
+          <w:szCs w:val="28"/>
+          <w:lang w:val="en-US"/>
+        </w:rPr>
+        <w:t># 2. Осциллограмма</w:t>
+      </w:r>
+    </w:p>
+    <w:p>
+      <w:pPr>
+        <w:spacing w:line="240" w:lineRule="auto"/>
+        <w:ind w:left="-567" w:hanging="284"/>
+        <w:rPr>
+          <w:rFonts w:ascii="Times New Roman" w:hAnsi="Times New Roman"/>
+          <w:sz w:val="28"/>
+          <w:szCs w:val="28"/>
+          <w:lang w:val="en-US"/>
+        </w:rPr>
+      </w:pPr>
+      <w:r>
+        <w:rPr>
+          <w:rFonts w:ascii="Times New Roman" w:hAnsi="Times New Roman"/>
+          <w:sz w:val="28"/>
+          <w:szCs w:val="28"/>
+          <w:lang w:val="en-US"/>
+        </w:rPr>
+        <w:t>plt.figure(figsize=(10, 5))</w:t>
+      </w:r>
+    </w:p>
+    <w:p>
+      <w:pPr>
+        <w:spacing w:line="240" w:lineRule="auto"/>
+        <w:ind w:left="-567" w:hanging="284"/>
+        <w:rPr>
+          <w:rFonts w:ascii="Times New Roman" w:hAnsi="Times New Roman"/>
+          <w:sz w:val="28"/>
+          <w:szCs w:val="28"/>
+          <w:lang w:val="en-US"/>
+        </w:rPr>
+      </w:pPr>
+      <w:r>
+        <w:rPr>
+          <w:rFonts w:ascii="Times New Roman" w:hAnsi="Times New Roman"/>
+          <w:sz w:val="28"/>
+          <w:szCs w:val="28"/>
+          <w:lang w:val="en-US"/>
+        </w:rPr>
+        <w:t>plt.plot(time_axis, signal)</w:t>
+      </w:r>
+    </w:p>
+    <w:p>
+      <w:pPr>
+        <w:spacing w:line="240" w:lineRule="auto"/>
+        <w:ind w:left="-567" w:hanging="284"/>
+        <w:rPr>
+          <w:rFonts w:ascii="Times New Roman" w:hAnsi="Times New Roman"/>
+          <w:sz w:val="28"/>
+          <w:szCs w:val="28"/>
+          <w:lang w:val="en-US"/>
+        </w:rPr>
+      </w:pPr>
+      <w:r>
+        <w:rPr>
+          <w:rFonts w:ascii="Times New Roman" w:hAnsi="Times New Roman"/>
+          <w:sz w:val="28"/>
+          <w:szCs w:val="28"/>
+          <w:lang w:val="en-US"/>
+        </w:rPr>
+        <w:t>plt.title("Осциллограмма сигнала")</w:t>
+      </w:r>
+    </w:p>
+    <w:p>
+      <w:pPr>
+        <w:spacing w:line="240" w:lineRule="auto"/>
+        <w:ind w:left="-567" w:hanging="284"/>
+        <w:rPr>
+          <w:rFonts w:ascii="Times New Roman" w:hAnsi="Times New Roman"/>
+          <w:sz w:val="28"/>
+          <w:szCs w:val="28"/>
+          <w:lang w:val="en-US"/>
+        </w:rPr>
+      </w:pPr>
+      <w:r>
+        <w:rPr>
+          <w:rFonts w:ascii="Times New Roman" w:hAnsi="Times New Roman"/>
+          <w:sz w:val="28"/>
+          <w:szCs w:val="28"/>
+          <w:lang w:val="en-US"/>
+        </w:rPr>
+        <w:t>plt.xlabel("Время, с")</w:t>
+      </w:r>
+    </w:p>
+    <w:p>
+      <w:pPr>
+        <w:spacing w:line="240" w:lineRule="auto"/>
+        <w:ind w:left="-567" w:hanging="284"/>
+        <w:rPr>
+          <w:rFonts w:ascii="Times New Roman" w:hAnsi="Times New Roman"/>
+          <w:sz w:val="28"/>
+          <w:szCs w:val="28"/>
+          <w:lang w:val="en-US"/>
+        </w:rPr>
+      </w:pPr>
+      <w:r>
+        <w:rPr>
+          <w:rFonts w:ascii="Times New Roman" w:hAnsi="Times New Roman"/>
+          <w:sz w:val="28"/>
+          <w:szCs w:val="28"/>
+          <w:lang w:val="en-US"/>
+        </w:rPr>
+        <w:t>plt.ylabel("Амплитуда, у.е.")</w:t>
+      </w:r>
+    </w:p>
+    <w:p>
+      <w:pPr>
+        <w:spacing w:line="240" w:lineRule="auto"/>
+        <w:ind w:left="-567" w:hanging="284"/>
+        <w:rPr>
+          <w:rFonts w:ascii="Times New Roman" w:hAnsi="Times New Roman"/>
+          <w:sz w:val="28"/>
+          <w:szCs w:val="28"/>
+        </w:rPr>
+      </w:pPr>
+      <w:r>
+        <w:rPr>
+          <w:rFonts w:ascii="Times New Roman" w:hAnsi="Times New Roman"/>
+          <w:sz w:val="28"/>
+          <w:szCs w:val="28"/>
+          <w:lang w:val="en-US"/>
+        </w:rPr>
+        <w:t>plt</w:t>
+      </w:r>
+      <w:r>
+        <w:rPr>
+          <w:rFonts w:ascii="Times New Roman" w:hAnsi="Times New Roman"/>
+          <w:sz w:val="28"/>
+          <w:szCs w:val="28"/>
+        </w:rPr>
+        <w:t>.</w:t>
+      </w:r>
+      <w:r>
+        <w:rPr>
+          <w:rFonts w:ascii="Times New Roman" w:hAnsi="Times New Roman"/>
+          <w:sz w:val="28"/>
+          <w:szCs w:val="28"/>
+          <w:lang w:val="en-US"/>
+        </w:rPr>
+        <w:t>grid</w:t>
+      </w:r>
+      <w:r>
+        <w:rPr>
+          <w:rFonts w:ascii="Times New Roman" w:hAnsi="Times New Roman"/>
+          <w:sz w:val="28"/>
+          <w:szCs w:val="28"/>
+        </w:rPr>
+        <w:t>(</w:t>
+      </w:r>
+      <w:r>
+        <w:rPr>
+          <w:rFonts w:ascii="Times New Roman" w:hAnsi="Times New Roman"/>
+          <w:sz w:val="28"/>
+          <w:szCs w:val="28"/>
+          <w:lang w:val="en-US"/>
+        </w:rPr>
+        <w:t>True</w:t>
+      </w:r>
+      <w:r>
+        <w:rPr>
+          <w:rFonts w:ascii="Times New Roman" w:hAnsi="Times New Roman"/>
+          <w:sz w:val="28"/>
+          <w:szCs w:val="28"/>
+        </w:rPr>
+        <w:t>)</w:t>
+      </w:r>
+    </w:p>
+    <w:p>
+      <w:pPr>
+        <w:spacing w:line="240" w:lineRule="auto"/>
+        <w:ind w:left="-567" w:hanging="284"/>
+        <w:rPr>
+          <w:rFonts w:ascii="Times New Roman" w:hAnsi="Times New Roman"/>
+          <w:sz w:val="28"/>
+          <w:szCs w:val="28"/>
+        </w:rPr>
+      </w:pPr>
+    </w:p>
+    <w:p>
+      <w:pPr>
+        <w:spacing w:line="240" w:lineRule="auto"/>
+        <w:ind w:left="-567" w:hanging="284"/>
+        <w:rPr>
+          <w:rFonts w:ascii="Times New Roman" w:hAnsi="Times New Roman"/>
+          <w:sz w:val="28"/>
+          <w:szCs w:val="28"/>
+        </w:rPr>
+      </w:pPr>
+      <w:r>
+        <w:rPr>
+          <w:rFonts w:ascii="Times New Roman" w:hAnsi="Times New Roman"/>
+          <w:sz w:val="28"/>
+          <w:szCs w:val="28"/>
+        </w:rPr>
+        <w:t># 3. Время-частотный спектр</w:t>
+      </w:r>
+    </w:p>
+    <w:p>
+      <w:pPr>
+        <w:spacing w:line="240" w:lineRule="auto"/>
+        <w:ind w:left="-567" w:hanging="284"/>
+        <w:rPr>
+          <w:rFonts w:ascii="Times New Roman" w:hAnsi="Times New Roman"/>
+          <w:sz w:val="28"/>
+          <w:szCs w:val="28"/>
+          <w:lang w:val="en-US"/>
+        </w:rPr>
+      </w:pPr>
+      <w:r>
+        <w:rPr>
+          <w:rFonts w:ascii="Times New Roman" w:hAnsi="Times New Roman"/>
+          <w:sz w:val="28"/>
+          <w:szCs w:val="28"/>
+          <w:lang w:val="en-US"/>
+        </w:rPr>
+        <w:t>plt.figure(figsize=(10, 5))</w:t>
+      </w:r>
+    </w:p>
+    <w:p>
+      <w:pPr>
+        <w:spacing w:line="240" w:lineRule="auto"/>
+        <w:ind w:left="-567" w:hanging="284"/>
+        <w:rPr>
+          <w:rFonts w:ascii="Times New Roman" w:hAnsi="Times New Roman"/>
+          <w:sz w:val="28"/>
+          <w:szCs w:val="28"/>
+          <w:lang w:val="en-US"/>
+        </w:rPr>
+      </w:pPr>
+      <w:r>
+        <w:rPr>
+          <w:rFonts w:ascii="Times New Roman" w:hAnsi="Times New Roman"/>
+          <w:sz w:val="28"/>
+          <w:szCs w:val="28"/>
+          <w:lang w:val="en-US"/>
+        </w:rPr>
+        <w:t>plt.specgram(signal.astype(float), Fs=framerate)</w:t>
+      </w:r>
+    </w:p>
+    <w:p>
+      <w:pPr>
+        <w:spacing w:line="240" w:lineRule="auto"/>
+        <w:ind w:left="-567" w:hanging="284"/>
+        <w:rPr>
+          <w:rFonts w:ascii="Times New Roman" w:hAnsi="Times New Roman"/>
+          <w:sz w:val="28"/>
+          <w:szCs w:val="28"/>
+        </w:rPr>
+      </w:pPr>
+      <w:r>
+        <w:rPr>
+          <w:rFonts w:ascii="Times New Roman" w:hAnsi="Times New Roman"/>
+          <w:sz w:val="28"/>
+          <w:szCs w:val="28"/>
+          <w:lang w:val="en-US"/>
+        </w:rPr>
+        <w:t>plt</w:t>
+      </w:r>
+      <w:r>
+        <w:rPr>
+          <w:rFonts w:ascii="Times New Roman" w:hAnsi="Times New Roman"/>
+          <w:sz w:val="28"/>
+          <w:szCs w:val="28"/>
+        </w:rPr>
+        <w:t>.</w:t>
+      </w:r>
+      <w:r>
+        <w:rPr>
+          <w:rFonts w:ascii="Times New Roman" w:hAnsi="Times New Roman"/>
+          <w:sz w:val="28"/>
+          <w:szCs w:val="28"/>
+          <w:lang w:val="en-US"/>
+        </w:rPr>
+        <w:t>title</w:t>
+      </w:r>
+      <w:r>
+        <w:rPr>
+          <w:rFonts w:ascii="Times New Roman" w:hAnsi="Times New Roman"/>
+          <w:sz w:val="28"/>
+          <w:szCs w:val="28"/>
+        </w:rPr>
+        <w:t>("Время-частотный спектр")</w:t>
+      </w:r>
+    </w:p>
+    <w:p>
+      <w:pPr>
+        <w:spacing w:line="240" w:lineRule="auto"/>
+        <w:ind w:left="-567" w:hanging="284"/>
+        <w:rPr>
+          <w:rFonts w:ascii="Times New Roman" w:hAnsi="Times New Roman"/>
+          <w:sz w:val="28"/>
+          <w:szCs w:val="28"/>
+        </w:rPr>
+      </w:pPr>
+      <w:r>
+        <w:rPr>
+          <w:rFonts w:ascii="Times New Roman" w:hAnsi="Times New Roman"/>
+          <w:sz w:val="28"/>
+          <w:szCs w:val="28"/>
+          <w:lang w:val="en-US"/>
+        </w:rPr>
+        <w:t>plt</w:t>
+      </w:r>
+      <w:r>
+        <w:rPr>
+          <w:rFonts w:ascii="Times New Roman" w:hAnsi="Times New Roman"/>
+          <w:sz w:val="28"/>
+          <w:szCs w:val="28"/>
+        </w:rPr>
+        <w:t>.</w:t>
+      </w:r>
+      <w:r>
+        <w:rPr>
+          <w:rFonts w:ascii="Times New Roman" w:hAnsi="Times New Roman"/>
+          <w:sz w:val="28"/>
+          <w:szCs w:val="28"/>
+          <w:lang w:val="en-US"/>
+        </w:rPr>
+        <w:t>xlabel</w:t>
+      </w:r>
+      <w:r>
+        <w:rPr>
+          <w:rFonts w:ascii="Times New Roman" w:hAnsi="Times New Roman"/>
+          <w:sz w:val="28"/>
+          <w:szCs w:val="28"/>
+        </w:rPr>
+        <w:t>("Время, с")</w:t>
+      </w:r>
+    </w:p>
+    <w:p>
+      <w:pPr>
+        <w:spacing w:line="240" w:lineRule="auto"/>
+        <w:ind w:left="-567" w:hanging="284"/>
+        <w:rPr>
+          <w:rFonts w:ascii="Times New Roman" w:hAnsi="Times New Roman"/>
+          <w:sz w:val="28"/>
+          <w:szCs w:val="28"/>
+        </w:rPr>
+      </w:pPr>
+      <w:r>
+        <w:rPr>
+          <w:rFonts w:ascii="Times New Roman" w:hAnsi="Times New Roman"/>
+          <w:sz w:val="28"/>
+          <w:szCs w:val="28"/>
+          <w:lang w:val="en-US"/>
+        </w:rPr>
+        <w:t>plt</w:t>
+      </w:r>
+      <w:r>
+        <w:rPr>
+          <w:rFonts w:ascii="Times New Roman" w:hAnsi="Times New Roman"/>
+          <w:sz w:val="28"/>
+          <w:szCs w:val="28"/>
+        </w:rPr>
+        <w:t>.</w:t>
+      </w:r>
+      <w:r>
+        <w:rPr>
+          <w:rFonts w:ascii="Times New Roman" w:hAnsi="Times New Roman"/>
+          <w:sz w:val="28"/>
+          <w:szCs w:val="28"/>
+          <w:lang w:val="en-US"/>
+        </w:rPr>
+        <w:t>ylabel</w:t>
+      </w:r>
+      <w:r>
+        <w:rPr>
+          <w:rFonts w:ascii="Times New Roman" w:hAnsi="Times New Roman"/>
+          <w:sz w:val="28"/>
+          <w:szCs w:val="28"/>
+        </w:rPr>
+        <w:t>("Частота, Гц")</w:t>
+      </w:r>
+    </w:p>
+    <w:p>
+      <w:pPr>
+        <w:spacing w:line="240" w:lineRule="auto"/>
+        <w:ind w:left="-567" w:hanging="284"/>
+        <w:rPr>
+          <w:rFonts w:ascii="Times New Roman" w:hAnsi="Times New Roman"/>
+          <w:sz w:val="28"/>
+          <w:szCs w:val="28"/>
+        </w:rPr>
+      </w:pPr>
+      <w:r>
+        <w:rPr>
+          <w:rFonts w:ascii="Times New Roman" w:hAnsi="Times New Roman"/>
+          <w:sz w:val="28"/>
+          <w:szCs w:val="28"/>
+          <w:lang w:val="en-US"/>
+        </w:rPr>
+        <w:t>plt</w:t>
+      </w:r>
+      <w:r>
+        <w:rPr>
+          <w:rFonts w:ascii="Times New Roman" w:hAnsi="Times New Roman"/>
+          <w:sz w:val="28"/>
+          <w:szCs w:val="28"/>
+        </w:rPr>
+        <w:t>.</w:t>
+      </w:r>
+      <w:r>
+        <w:rPr>
+          <w:rFonts w:ascii="Times New Roman" w:hAnsi="Times New Roman"/>
+          <w:sz w:val="28"/>
+          <w:szCs w:val="28"/>
+          <w:lang w:val="en-US"/>
+        </w:rPr>
+        <w:t>colorbar</w:t>
+      </w:r>
+      <w:r>
+        <w:rPr>
+          <w:rFonts w:ascii="Times New Roman" w:hAnsi="Times New Roman"/>
+          <w:sz w:val="28"/>
+          <w:szCs w:val="28"/>
+        </w:rPr>
+        <w:t>(</w:t>
+      </w:r>
+      <w:r>
+        <w:rPr>
+          <w:rFonts w:ascii="Times New Roman" w:hAnsi="Times New Roman"/>
+          <w:sz w:val="28"/>
+          <w:szCs w:val="28"/>
+          <w:lang w:val="en-US"/>
+        </w:rPr>
+        <w:t>label</w:t>
+      </w:r>
+      <w:r>
+        <w:rPr>
+          <w:rFonts w:ascii="Times New Roman" w:hAnsi="Times New Roman"/>
+          <w:sz w:val="28"/>
+          <w:szCs w:val="28"/>
+        </w:rPr>
+        <w:t>="Интенсивность спектра")</w:t>
+      </w:r>
+    </w:p>
+    <w:p>
+      <w:pPr>
+        <w:spacing w:line="240" w:lineRule="auto"/>
+        <w:ind w:left="-567" w:hanging="284"/>
+        <w:rPr>
+          <w:rFonts w:ascii="Times New Roman" w:hAnsi="Times New Roman"/>
+          <w:sz w:val="28"/>
+          <w:szCs w:val="28"/>
+        </w:rPr>
+      </w:pPr>
+    </w:p>
+    <w:p>
+      <w:pPr>
+        <w:spacing w:line="240" w:lineRule="auto"/>
+        <w:ind w:left="-567" w:hanging="284"/>
+        <w:rPr>
+          <w:rFonts w:ascii="Times New Roman" w:hAnsi="Times New Roman"/>
+          <w:sz w:val="28"/>
+          <w:szCs w:val="28"/>
+          <w:lang w:val="en-US"/>
+        </w:rPr>
+      </w:pPr>
+      <w:r>
+        <w:rPr>
+          <w:rFonts w:ascii="Times New Roman" w:hAnsi="Times New Roman"/>
+          <w:sz w:val="28"/>
+          <w:szCs w:val="28"/>
+          <w:lang w:val="en-US"/>
+        </w:rPr>
+        <w:lastRenderedPageBreak/>
+        <w:t># 4. Гистограмма</w:t>
+      </w:r>
+    </w:p>
+    <w:p>
+      <w:pPr>
+        <w:spacing w:line="240" w:lineRule="auto"/>
+        <w:ind w:left="-567" w:hanging="284"/>
+        <w:rPr>
+          <w:rFonts w:ascii="Times New Roman" w:hAnsi="Times New Roman"/>
+          <w:sz w:val="28"/>
+          <w:szCs w:val="28"/>
+          <w:lang w:val="en-US"/>
+        </w:rPr>
+      </w:pPr>
+      <w:r>
+        <w:rPr>
+          <w:rFonts w:ascii="Times New Roman" w:hAnsi="Times New Roman"/>
+          <w:sz w:val="28"/>
+          <w:szCs w:val="28"/>
+          <w:lang w:val="en-US"/>
+        </w:rPr>
+        <w:t>plt.figure(figsize=(10, 5))</w:t>
+      </w:r>
+    </w:p>
+    <w:p>
+      <w:pPr>
+        <w:spacing w:line="240" w:lineRule="auto"/>
+        <w:ind w:left="-567" w:hanging="284"/>
+        <w:rPr>
+          <w:rFonts w:ascii="Times New Roman" w:hAnsi="Times New Roman"/>
+          <w:sz w:val="28"/>
+          <w:szCs w:val="28"/>
+          <w:lang w:val="en-US"/>
+        </w:rPr>
+      </w:pPr>
+      <w:r>
+        <w:rPr>
+          <w:rFonts w:ascii="Times New Roman" w:hAnsi="Times New Roman"/>
+          <w:sz w:val="28"/>
+          <w:szCs w:val="28"/>
+          <w:lang w:val="en-US"/>
+        </w:rPr>
+        <w:t>plt.hist(signal, bins=50)</w:t>
+      </w:r>
+    </w:p>
+    <w:p>
+      <w:pPr>
+        <w:spacing w:line="240" w:lineRule="auto"/>
+        <w:ind w:left="-567" w:hanging="284"/>
+        <w:rPr>
+          <w:rFonts w:ascii="Times New Roman" w:hAnsi="Times New Roman"/>
+          <w:sz w:val="28"/>
+          <w:szCs w:val="28"/>
+        </w:rPr>
+      </w:pPr>
+      <w:r>
+        <w:rPr>
+          <w:rFonts w:ascii="Times New Roman" w:hAnsi="Times New Roman"/>
+          <w:sz w:val="28"/>
+          <w:szCs w:val="28"/>
+          <w:lang w:val="en-US"/>
+        </w:rPr>
+        <w:t>plt</w:t>
+      </w:r>
+      <w:r>
+        <w:rPr>
+          <w:rFonts w:ascii="Times New Roman" w:hAnsi="Times New Roman"/>
+          <w:sz w:val="28"/>
+          <w:szCs w:val="28"/>
+        </w:rPr>
+        <w:t>.</w:t>
+      </w:r>
+      <w:r>
+        <w:rPr>
+          <w:rFonts w:ascii="Times New Roman" w:hAnsi="Times New Roman"/>
+          <w:sz w:val="28"/>
+          <w:szCs w:val="28"/>
+          <w:lang w:val="en-US"/>
+        </w:rPr>
+        <w:t>title</w:t>
+      </w:r>
+      <w:r>
+        <w:rPr>
+          <w:rFonts w:ascii="Times New Roman" w:hAnsi="Times New Roman"/>
+          <w:sz w:val="28"/>
+          <w:szCs w:val="28"/>
+        </w:rPr>
+        <w:t>("Гистограмма отсчетов звукового сигнала")</w:t>
+      </w:r>
+    </w:p>
+    <w:p>
+      <w:pPr>
+        <w:spacing w:line="240" w:lineRule="auto"/>
+        <w:ind w:left="-567" w:hanging="284"/>
+        <w:rPr>
+          <w:rFonts w:ascii="Times New Roman" w:hAnsi="Times New Roman"/>
+          <w:sz w:val="28"/>
+          <w:szCs w:val="28"/>
+        </w:rPr>
+      </w:pPr>
+      <w:r>
+        <w:rPr>
+          <w:rFonts w:ascii="Times New Roman" w:hAnsi="Times New Roman"/>
+          <w:sz w:val="28"/>
+          <w:szCs w:val="28"/>
+          <w:lang w:val="en-US"/>
+        </w:rPr>
+        <w:t>plt</w:t>
+      </w:r>
+      <w:r>
+        <w:rPr>
+          <w:rFonts w:ascii="Times New Roman" w:hAnsi="Times New Roman"/>
+          <w:sz w:val="28"/>
+          <w:szCs w:val="28"/>
+        </w:rPr>
+        <w:t>.</w:t>
+      </w:r>
+      <w:r>
+        <w:rPr>
+          <w:rFonts w:ascii="Times New Roman" w:hAnsi="Times New Roman"/>
+          <w:sz w:val="28"/>
+          <w:szCs w:val="28"/>
+          <w:lang w:val="en-US"/>
+        </w:rPr>
+        <w:t>xlabel</w:t>
+      </w:r>
+      <w:r>
+        <w:rPr>
+          <w:rFonts w:ascii="Times New Roman" w:hAnsi="Times New Roman"/>
+          <w:sz w:val="28"/>
+          <w:szCs w:val="28"/>
+        </w:rPr>
+        <w:t>("Амплитуда, у.е.")</w:t>
+      </w:r>
+    </w:p>
+    <w:p>
+      <w:pPr>
+        <w:spacing w:line="240" w:lineRule="auto"/>
+        <w:ind w:left="-567" w:hanging="284"/>
+        <w:rPr>
+          <w:rFonts w:ascii="Times New Roman" w:hAnsi="Times New Roman"/>
+          <w:sz w:val="28"/>
+          <w:szCs w:val="28"/>
+        </w:rPr>
+      </w:pPr>
+      <w:r>
+        <w:rPr>
+          <w:rFonts w:ascii="Times New Roman" w:hAnsi="Times New Roman"/>
+          <w:sz w:val="28"/>
+          <w:szCs w:val="28"/>
+          <w:lang w:val="en-US"/>
+        </w:rPr>
+        <w:t>plt</w:t>
+      </w:r>
+      <w:r>
+        <w:rPr>
+          <w:rFonts w:ascii="Times New Roman" w:hAnsi="Times New Roman"/>
+          <w:sz w:val="28"/>
+          <w:szCs w:val="28"/>
+        </w:rPr>
+        <w:t>.</w:t>
+      </w:r>
+      <w:r>
+        <w:rPr>
+          <w:rFonts w:ascii="Times New Roman" w:hAnsi="Times New Roman"/>
+          <w:sz w:val="28"/>
+          <w:szCs w:val="28"/>
+          <w:lang w:val="en-US"/>
+        </w:rPr>
+        <w:t>ylabel</w:t>
+      </w:r>
+      <w:r>
+        <w:rPr>
+          <w:rFonts w:ascii="Times New Roman" w:hAnsi="Times New Roman"/>
+          <w:sz w:val="28"/>
+          <w:szCs w:val="28"/>
+        </w:rPr>
+        <w:t>("Количество отсчетов")</w:t>
+      </w:r>
+    </w:p>
+    <w:p>
+      <w:pPr>
+        <w:spacing w:line="240" w:lineRule="auto"/>
+        <w:ind w:left="-567" w:hanging="284"/>
+        <w:rPr>
+          <w:rFonts w:ascii="Times New Roman" w:hAnsi="Times New Roman"/>
+          <w:sz w:val="28"/>
+          <w:szCs w:val="28"/>
+        </w:rPr>
+      </w:pPr>
+      <w:r>
+        <w:rPr>
+          <w:rFonts w:ascii="Times New Roman" w:hAnsi="Times New Roman"/>
+          <w:sz w:val="28"/>
+          <w:szCs w:val="28"/>
+          <w:lang w:val="en-US"/>
+        </w:rPr>
+        <w:t>plt</w:t>
+      </w:r>
+      <w:r>
+        <w:rPr>
+          <w:rFonts w:ascii="Times New Roman" w:hAnsi="Times New Roman"/>
+          <w:sz w:val="28"/>
+          <w:szCs w:val="28"/>
+        </w:rPr>
+        <w:t>.</w:t>
+      </w:r>
+      <w:r>
+        <w:rPr>
+          <w:rFonts w:ascii="Times New Roman" w:hAnsi="Times New Roman"/>
+          <w:sz w:val="28"/>
+          <w:szCs w:val="28"/>
+          <w:lang w:val="en-US"/>
+        </w:rPr>
+        <w:t>grid</w:t>
+      </w:r>
+      <w:r>
+        <w:rPr>
+          <w:rFonts w:ascii="Times New Roman" w:hAnsi="Times New Roman"/>
+          <w:sz w:val="28"/>
+          <w:szCs w:val="28"/>
+        </w:rPr>
+        <w:t>(</w:t>
+      </w:r>
+      <w:r>
+        <w:rPr>
+          <w:rFonts w:ascii="Times New Roman" w:hAnsi="Times New Roman"/>
+          <w:sz w:val="28"/>
+          <w:szCs w:val="28"/>
+          <w:lang w:val="en-US"/>
+        </w:rPr>
+        <w:t>True</w:t>
+      </w:r>
+      <w:r>
+        <w:rPr>
+          <w:rFonts w:ascii="Times New Roman" w:hAnsi="Times New Roman"/>
+          <w:sz w:val="28"/>
+          <w:szCs w:val="28"/>
+        </w:rPr>
+        <w:t>)</w:t>
+      </w:r>
+    </w:p>
+    <w:p>
+      <w:pPr>
+        <w:spacing w:line="240" w:lineRule="auto"/>
+        <w:ind w:left="-567" w:hanging="284"/>
+        <w:rPr>
+          <w:rFonts w:ascii="Times New Roman" w:hAnsi="Times New Roman"/>
+          <w:sz w:val="28"/>
+          <w:szCs w:val="28"/>
+        </w:rPr>
+      </w:pPr>
+    </w:p>
+    <w:p>
+      <w:pPr>
+        <w:spacing w:line="240" w:lineRule="auto"/>
+        <w:ind w:left="-567" w:hanging="284"/>
+        <w:rPr>
+          <w:rFonts w:ascii="Times New Roman" w:hAnsi="Times New Roman"/>
+          <w:sz w:val="28"/>
+          <w:szCs w:val="28"/>
+          <w:lang w:val="en-US"/>
+        </w:rPr>
+      </w:pPr>
+      <w:r>
+        <w:rPr>
+          <w:rFonts w:ascii="Times New Roman" w:hAnsi="Times New Roman"/>
+          <w:sz w:val="28"/>
+          <w:szCs w:val="28"/>
+          <w:lang w:val="en-US"/>
+        </w:rPr>
+        <w:t>plt.tight_layout()</w:t>
+      </w:r>
+    </w:p>
+    <w:p>
+      <w:pPr>
+        <w:spacing w:line="240" w:lineRule="auto"/>
+        <w:ind w:left="-567" w:hanging="284"/>
+        <w:rPr>
+          <w:rFonts w:ascii="Times New Roman" w:hAnsi="Times New Roman"/>
+          <w:sz w:val="28"/>
+          <w:szCs w:val="28"/>
+          <w:lang w:val="en-US"/>
+        </w:rPr>
+      </w:pPr>
+      <w:r>
+        <w:rPr>
+          <w:rFonts w:ascii="Times New Roman" w:hAnsi="Times New Roman"/>
+          <w:sz w:val="28"/>
+          <w:szCs w:val="28"/>
+          <w:lang w:val="en-US"/>
+        </w:rPr>
+        <w:t>plt.show()</w:t>
+      </w:r>
+    </w:p>
+    <w:p>
+      <w:pPr>
+        <w:spacing w:line="240" w:lineRule="auto"/>
+        <w:ind w:left="-567" w:hanging="284"/>
+        <w:rPr>
+          <w:rFonts w:ascii="Times New Roman" w:hAnsi="Times New Roman"/>
+          <w:sz w:val="28"/>
+          <w:szCs w:val="28"/>
+          <w:lang w:val="en-US"/>
+        </w:rPr>
+      </w:pPr>
+    </w:p>
+    <w:p>
+      <w:pPr>
+        <w:spacing w:line="240" w:lineRule="auto"/>
+        <w:ind w:left="-567" w:hanging="284"/>
+        <w:rPr>
+          <w:rFonts w:ascii="Times New Roman" w:hAnsi="Times New Roman"/>
+          <w:sz w:val="28"/>
+          <w:szCs w:val="28"/>
+          <w:lang w:val="en-US"/>
+        </w:rPr>
+      </w:pPr>
+      <w:r>
+        <w:rPr>
+          <w:rFonts w:ascii="Times New Roman" w:hAnsi="Times New Roman"/>
+          <w:sz w:val="28"/>
+          <w:szCs w:val="28"/>
+          <w:lang w:val="en-US"/>
+        </w:rPr>
+        <w:t>print()</w:t>
+      </w:r>
+    </w:p>
+    <w:p>
+      <w:pPr>
+        <w:spacing w:line="240" w:lineRule="auto"/>
+        <w:ind w:left="-567" w:hanging="284"/>
+        <w:rPr>
+          <w:rFonts w:ascii="Times New Roman" w:hAnsi="Times New Roman"/>
+          <w:sz w:val="28"/>
+          <w:szCs w:val="28"/>
+          <w:lang w:val="en-US"/>
+        </w:rPr>
+      </w:pPr>
+      <w:r>
+        <w:rPr>
+          <w:rFonts w:ascii="Times New Roman" w:hAnsi="Times New Roman"/>
+          <w:sz w:val="28"/>
+          <w:szCs w:val="28"/>
+          <w:lang w:val="en-US"/>
+        </w:rPr>
+        <w:t>print("Программа завершена.")</w:t>
+      </w:r>
+    </w:p>
+    <w:p>
+      <w:pPr>
+        <w:spacing w:line="240" w:lineRule="auto"/>
+        <w:ind w:left="-567" w:hanging="284"/>
+        <w:rPr>
+          <w:rFonts w:ascii="Times New Roman" w:hAnsi="Times New Roman"/>
+          <w:sz w:val="28"/>
+          <w:szCs w:val="28"/>
+          <w:lang w:val="en-US"/>
+        </w:rPr>
+      </w:pPr>
+      <w:r>
+        <w:rPr>
+          <w:rFonts w:ascii="Times New Roman" w:hAnsi="Times New Roman"/>
+          <w:sz w:val="28"/>
+          <w:szCs w:val="28"/>
+          <w:lang w:val="en-US"/>
+        </w:rPr>
+        <w:t>print("Время выполнения программы:", time.time() - start_time, "сек.")</w:t>
+      </w:r>
+    </w:p>
+    <w:p>
+      <w:pPr>
+        <w:spacing w:line="240" w:lineRule="auto"/>
+        <w:ind w:left="-567" w:hanging="284"/>
+        <w:rPr>
+          <w:rFonts w:ascii="Times New Roman" w:hAnsi="Times New Roman"/>
+          <w:sz w:val="28"/>
+          <w:szCs w:val="28"/>
+          <w:lang w:val="en-US"/>
+        </w:rPr>
+      </w:pPr>
+    </w:p>
+    <w:p>
+      <w:pPr>
+        <w:spacing w:line="240" w:lineRule="auto"/>
+        <w:ind w:left="-567" w:hanging="284"/>
+        <w:rPr>
+          <w:rFonts w:ascii="Times New Roman" w:hAnsi="Times New Roman"/>
+          <w:sz w:val="28"/>
+          <w:szCs w:val="28"/>
+        </w:rPr>
+      </w:pPr>
+      <w:r>
+        <w:rPr>
+          <w:rFonts w:ascii="Times New Roman" w:hAnsi="Times New Roman"/>
+          <w:sz w:val="28"/>
+          <w:szCs w:val="28"/>
+          <w:lang w:val="en-US"/>
+        </w:rPr>
+        <w:t>input</w:t>
+      </w:r>
+      <w:r>
+        <w:rPr>
+          <w:rFonts w:ascii="Times New Roman" w:hAnsi="Times New Roman"/>
+          <w:sz w:val="28"/>
+          <w:szCs w:val="28"/>
+        </w:rPr>
+        <w:t xml:space="preserve">("Нажмите </w:t>
+      </w:r>
+      <w:r>
+        <w:rPr>
+          <w:rFonts w:ascii="Times New Roman" w:hAnsi="Times New Roman"/>
+          <w:sz w:val="28"/>
+          <w:szCs w:val="28"/>
+          <w:lang w:val="en-US"/>
+        </w:rPr>
+        <w:t>Enter</w:t>
+      </w:r>
+      <w:r>
+        <w:rPr>
+          <w:rFonts w:ascii="Times New Roman" w:hAnsi="Times New Roman"/>
+          <w:sz w:val="28"/>
+          <w:szCs w:val="28"/>
+        </w:rPr>
+        <w:t xml:space="preserve"> для выхода...")</w:t>
+      </w:r>
+    </w:p>
+    <w:p>
+      <w:pPr>
+        <w:spacing w:line="240" w:lineRule="auto"/>
+        <w:ind w:left="-567" w:hanging="284"/>
+        <w:rPr>
+          <w:rFonts w:ascii="Times New Roman" w:hAnsi="Times New Roman"/>
+          <w:sz w:val="28"/>
+          <w:szCs w:val="28"/>
+        </w:rPr>
+      </w:pPr>
+    </w:p>
+    <w:p>
+      <w:pPr>
+        <w:spacing w:line="240" w:lineRule="auto"/>
+        <w:ind w:left="-567" w:hanging="284"/>
+        <w:rPr>
+          <w:rFonts w:ascii="Times New Roman" w:hAnsi="Times New Roman"/>
+          <w:sz w:val="28"/>
+          <w:szCs w:val="28"/>
+        </w:rPr>
+      </w:pPr>
+      <w:r>
+        <w:rPr>
+          <w:rFonts w:ascii="Times New Roman" w:hAnsi="Times New Roman"/>
+          <w:sz w:val="28"/>
+          <w:szCs w:val="28"/>
+          <w:highlight w:val="yellow"/>
+        </w:rPr>
+        <w:t xml:space="preserve">Ссылка на </w:t>
+      </w:r>
+      <w:r>
+        <w:rPr>
+          <w:rFonts w:ascii="Times New Roman" w:hAnsi="Times New Roman"/>
+          <w:sz w:val="28"/>
+          <w:szCs w:val="28"/>
+          <w:highlight w:val="yellow"/>
+          <w:lang w:val="en-US"/>
+        </w:rPr>
+        <w:t>GitHub</w:t>
+      </w:r>
+      <w:r>
+        <w:rPr>
+          <w:rFonts w:ascii="Times New Roman" w:hAnsi="Times New Roman"/>
+          <w:sz w:val="28"/>
+          <w:szCs w:val="28"/>
+          <w:highlight w:val="yellow"/>
+        </w:rPr>
+        <w:t>:</w:t>
+      </w:r>
+      <w:r>
+        <w:rPr>
+          <w:rFonts w:ascii="Times New Roman" w:hAnsi="Times New Roman"/>
+          <w:sz w:val="28"/>
+          <w:szCs w:val="28"/>
         </w:rPr>
         <w:t xml:space="preserve"> </w:t>
       </w:r>
-      <w:proofErr w:type="spellStart"/>
-      <w:r>
-        <w:rPr>
-          <w:rFonts w:ascii="Times New Roman" w:hAnsi="Times New Roman"/>
-          <w:sz w:val="28"/>
-          <w:szCs w:val="28"/>
-          <w:lang w:val="en-US"/>
-        </w:rPr>
-        <w:t>имени</w:t>
-      </w:r>
-      <w:proofErr w:type="spellEnd"/>
-      <w:r>
-        <w:rPr>
-          <w:rFonts w:ascii="Times New Roman" w:hAnsi="Times New Roman"/>
-          <w:sz w:val="28"/>
-          <w:szCs w:val="28"/>
-          <w:lang w:val="en-US"/>
-        </w:rPr>
-        <w:t xml:space="preserve"> </w:t>
-      </w:r>
-      <w:proofErr w:type="spellStart"/>
-      <w:r>
-        <w:rPr>
-          <w:rFonts w:ascii="Times New Roman" w:hAnsi="Times New Roman"/>
-          <w:sz w:val="28"/>
-          <w:szCs w:val="28"/>
-          <w:lang w:val="en-US"/>
-        </w:rPr>
-        <w:t>файла</w:t>
-      </w:r>
-      <w:proofErr w:type="spellEnd"/>
-    </w:p>
-    <w:p>
-      <w:pPr>
-        <w:spacing w:line="240" w:lineRule="auto"/>
-        <w:ind w:left="-567" w:hanging="284"/>
-        <w:rPr>
-          <w:rFonts w:ascii="Times New Roman" w:hAnsi="Times New Roman"/>
-          <w:sz w:val="28"/>
-          <w:szCs w:val="28"/>
-          <w:lang w:val="en-US"/>
-        </w:rPr>
-      </w:pPr>
-      <w:r>
-        <w:rPr>
-          <w:rFonts w:ascii="Times New Roman" w:hAnsi="Times New Roman"/>
-          <w:sz w:val="28"/>
-          <w:szCs w:val="28"/>
-          <w:lang w:val="en-US"/>
-        </w:rPr>
-        <w:t>while True:</w:t>
-      </w:r>
-    </w:p>
-    <w:p>
-      <w:pPr>
-        <w:spacing w:line="240" w:lineRule="auto"/>
-        <w:ind w:left="-567" w:hanging="284"/>
-        <w:rPr>
-          <w:rFonts w:ascii="Times New Roman" w:hAnsi="Times New Roman"/>
-          <w:sz w:val="28"/>
-          <w:szCs w:val="28"/>
-          <w:lang w:val="en-US"/>
-        </w:rPr>
-      </w:pPr>
-      <w:r>
-        <w:rPr>
-          <w:rFonts w:ascii="Times New Roman" w:hAnsi="Times New Roman"/>
-          <w:sz w:val="28"/>
-          <w:szCs w:val="28"/>
-          <w:lang w:val="en-US"/>
-        </w:rPr>
-        <w:t xml:space="preserve">    filename = input("</w:t>
-      </w:r>
-      <w:proofErr w:type="spellStart"/>
-      <w:r>
-        <w:rPr>
-          <w:rFonts w:ascii="Times New Roman" w:hAnsi="Times New Roman"/>
-          <w:sz w:val="28"/>
-          <w:szCs w:val="28"/>
-          <w:lang w:val="en-US"/>
-        </w:rPr>
-        <w:t>Введите</w:t>
-      </w:r>
-      <w:proofErr w:type="spellEnd"/>
-      <w:r>
-        <w:rPr>
-          <w:rFonts w:ascii="Times New Roman" w:hAnsi="Times New Roman"/>
-          <w:sz w:val="28"/>
-          <w:szCs w:val="28"/>
-          <w:lang w:val="en-US"/>
-        </w:rPr>
-        <w:t xml:space="preserve"> </w:t>
-      </w:r>
-      <w:proofErr w:type="spellStart"/>
-      <w:r>
-        <w:rPr>
-          <w:rFonts w:ascii="Times New Roman" w:hAnsi="Times New Roman"/>
-          <w:sz w:val="28"/>
-          <w:szCs w:val="28"/>
-          <w:lang w:val="en-US"/>
-        </w:rPr>
-        <w:t>имя</w:t>
-      </w:r>
-      <w:proofErr w:type="spellEnd"/>
-      <w:r>
-        <w:rPr>
-          <w:rFonts w:ascii="Times New Roman" w:hAnsi="Times New Roman"/>
-          <w:sz w:val="28"/>
-          <w:szCs w:val="28"/>
-          <w:lang w:val="en-US"/>
-        </w:rPr>
-        <w:t xml:space="preserve"> wav-</w:t>
-      </w:r>
-      <w:proofErr w:type="spellStart"/>
-      <w:r>
-        <w:rPr>
-          <w:rFonts w:ascii="Times New Roman" w:hAnsi="Times New Roman"/>
-          <w:sz w:val="28"/>
-          <w:szCs w:val="28"/>
-          <w:lang w:val="en-US"/>
-        </w:rPr>
-        <w:t>файла</w:t>
-      </w:r>
-      <w:proofErr w:type="spellEnd"/>
-      <w:r>
-        <w:rPr>
-          <w:rFonts w:ascii="Times New Roman" w:hAnsi="Times New Roman"/>
-          <w:sz w:val="28"/>
-          <w:szCs w:val="28"/>
-          <w:lang w:val="en-US"/>
-        </w:rPr>
-        <w:t>: ")</w:t>
-      </w:r>
-    </w:p>
-    <w:p>
-      <w:pPr>
-        <w:spacing w:line="240" w:lineRule="auto"/>
-        <w:ind w:left="-567" w:hanging="284"/>
-        <w:rPr>
-          <w:rFonts w:ascii="Times New Roman" w:hAnsi="Times New Roman"/>
-          <w:sz w:val="28"/>
-          <w:szCs w:val="28"/>
-          <w:lang w:val="en-US"/>
-        </w:rPr>
-      </w:pPr>
-    </w:p>
-    <w:p>
-      <w:pPr>
-        <w:spacing w:line="240" w:lineRule="auto"/>
-        <w:ind w:left="-567" w:hanging="284"/>
-        <w:rPr>
-          <w:rFonts w:ascii="Times New Roman" w:hAnsi="Times New Roman"/>
-          <w:sz w:val="28"/>
-          <w:szCs w:val="28"/>
-          <w:lang w:val="en-US"/>
-        </w:rPr>
-      </w:pPr>
-      <w:r>
-        <w:rPr>
-          <w:rFonts w:ascii="Times New Roman" w:hAnsi="Times New Roman"/>
-          <w:sz w:val="28"/>
-          <w:szCs w:val="28"/>
-          <w:lang w:val="en-US"/>
-        </w:rPr>
-        <w:t xml:space="preserve">    try:</w:t>
-      </w:r>
-    </w:p>
-    <w:p>
-      <w:pPr>
-        <w:spacing w:line="240" w:lineRule="auto"/>
-        <w:ind w:left="-567" w:hanging="284"/>
-        <w:rPr>
-          <w:rFonts w:ascii="Times New Roman" w:hAnsi="Times New Roman"/>
-          <w:sz w:val="28"/>
-          <w:szCs w:val="28"/>
-          <w:lang w:val="en-US"/>
-        </w:rPr>
-      </w:pPr>
-      <w:r>
-        <w:rPr>
-          <w:rFonts w:ascii="Times New Roman" w:hAnsi="Times New Roman"/>
-          <w:sz w:val="28"/>
-          <w:szCs w:val="28"/>
-          <w:lang w:val="en-US"/>
-        </w:rPr>
-        <w:t xml:space="preserve">        </w:t>
-      </w:r>
-      <w:proofErr w:type="spellStart"/>
-      <w:r>
-        <w:rPr>
-          <w:rFonts w:ascii="Times New Roman" w:hAnsi="Times New Roman"/>
-          <w:sz w:val="28"/>
-          <w:szCs w:val="28"/>
-          <w:lang w:val="en-US"/>
-        </w:rPr>
-        <w:t>wav_file</w:t>
-      </w:r>
-      <w:proofErr w:type="spellEnd"/>
-      <w:r>
-        <w:rPr>
-          <w:rFonts w:ascii="Times New Roman" w:hAnsi="Times New Roman"/>
-          <w:sz w:val="28"/>
-          <w:szCs w:val="28"/>
-          <w:lang w:val="en-US"/>
-        </w:rPr>
-        <w:t xml:space="preserve"> = </w:t>
-      </w:r>
-      <w:proofErr w:type="spellStart"/>
-      <w:r>
-        <w:rPr>
-          <w:rFonts w:ascii="Times New Roman" w:hAnsi="Times New Roman"/>
-          <w:sz w:val="28"/>
-          <w:szCs w:val="28"/>
-          <w:lang w:val="en-US"/>
-        </w:rPr>
-        <w:t>wave.open</w:t>
-      </w:r>
-      <w:proofErr w:type="spellEnd"/>
-      <w:r>
-        <w:rPr>
-          <w:rFonts w:ascii="Times New Roman" w:hAnsi="Times New Roman"/>
-          <w:sz w:val="28"/>
-          <w:szCs w:val="28"/>
-          <w:lang w:val="en-US"/>
-        </w:rPr>
-        <w:t>(filename, "</w:t>
-      </w:r>
-      <w:proofErr w:type="spellStart"/>
-      <w:r>
-        <w:rPr>
-          <w:rFonts w:ascii="Times New Roman" w:hAnsi="Times New Roman"/>
-          <w:sz w:val="28"/>
-          <w:szCs w:val="28"/>
-          <w:lang w:val="en-US"/>
-        </w:rPr>
-        <w:t>rb</w:t>
-      </w:r>
-      <w:proofErr w:type="spellEnd"/>
-      <w:r>
-        <w:rPr>
-          <w:rFonts w:ascii="Times New Roman" w:hAnsi="Times New Roman"/>
-          <w:sz w:val="28"/>
-          <w:szCs w:val="28"/>
-          <w:lang w:val="en-US"/>
-        </w:rPr>
-        <w:t>")</w:t>
-      </w:r>
-    </w:p>
-    <w:p>
-      <w:pPr>
-        <w:spacing w:line="240" w:lineRule="auto"/>
-        <w:ind w:left="-567" w:hanging="284"/>
-        <w:rPr>
-          <w:rFonts w:ascii="Times New Roman" w:hAnsi="Times New Roman"/>
-          <w:sz w:val="28"/>
-          <w:szCs w:val="28"/>
-          <w:lang w:val="en-US"/>
-        </w:rPr>
-      </w:pPr>
-      <w:r>
-        <w:rPr>
-          <w:rFonts w:ascii="Times New Roman" w:hAnsi="Times New Roman"/>
-          <w:sz w:val="28"/>
-          <w:szCs w:val="28"/>
-          <w:lang w:val="en-US"/>
-        </w:rPr>
-        <w:t xml:space="preserve">        break</w:t>
-      </w:r>
-    </w:p>
-    <w:p>
-      <w:pPr>
-        <w:spacing w:line="240" w:lineRule="auto"/>
-        <w:ind w:left="-567" w:hanging="284"/>
-        <w:rPr>
-          <w:rFonts w:ascii="Times New Roman" w:hAnsi="Times New Roman"/>
-          <w:sz w:val="28"/>
-          <w:szCs w:val="28"/>
-          <w:lang w:val="en-US"/>
-        </w:rPr>
-      </w:pPr>
-      <w:r>
-        <w:rPr>
-          <w:rFonts w:ascii="Times New Roman" w:hAnsi="Times New Roman"/>
-          <w:sz w:val="28"/>
-          <w:szCs w:val="28"/>
-          <w:lang w:val="en-US"/>
-        </w:rPr>
-        <w:t xml:space="preserve">    except </w:t>
-      </w:r>
-      <w:proofErr w:type="spellStart"/>
-      <w:r>
-        <w:rPr>
-          <w:rFonts w:ascii="Times New Roman" w:hAnsi="Times New Roman"/>
-          <w:sz w:val="28"/>
-          <w:szCs w:val="28"/>
-          <w:lang w:val="en-US"/>
-        </w:rPr>
-        <w:t>FileNotFoundError</w:t>
-      </w:r>
-      <w:proofErr w:type="spellEnd"/>
-      <w:r>
-        <w:rPr>
-          <w:rFonts w:ascii="Times New Roman" w:hAnsi="Times New Roman"/>
-          <w:sz w:val="28"/>
-          <w:szCs w:val="28"/>
-          <w:lang w:val="en-US"/>
-        </w:rPr>
-        <w:t>:</w:t>
-      </w:r>
-    </w:p>
-    <w:p>
-      <w:pPr>
-        <w:spacing w:line="240" w:lineRule="auto"/>
-        <w:ind w:left="-567" w:hanging="284"/>
-        <w:rPr>
-          <w:rFonts w:ascii="Times New Roman" w:hAnsi="Times New Roman"/>
-          <w:sz w:val="28"/>
-          <w:szCs w:val="28"/>
-          <w:lang w:val="en-US"/>
-        </w:rPr>
-      </w:pPr>
-      <w:r>
-        <w:rPr>
-          <w:rFonts w:ascii="Times New Roman" w:hAnsi="Times New Roman"/>
-          <w:sz w:val="28"/>
-          <w:szCs w:val="28"/>
-          <w:lang w:val="en-US"/>
-        </w:rPr>
-        <w:t xml:space="preserve">        print("</w:t>
-      </w:r>
-      <w:proofErr w:type="spellStart"/>
-      <w:r>
-        <w:rPr>
-          <w:rFonts w:ascii="Times New Roman" w:hAnsi="Times New Roman"/>
-          <w:sz w:val="28"/>
-          <w:szCs w:val="28"/>
-          <w:lang w:val="en-US"/>
-        </w:rPr>
-        <w:t>Файл</w:t>
-      </w:r>
-      <w:proofErr w:type="spellEnd"/>
-      <w:r>
-        <w:rPr>
-          <w:rFonts w:ascii="Times New Roman" w:hAnsi="Times New Roman"/>
-          <w:sz w:val="28"/>
-          <w:szCs w:val="28"/>
-          <w:lang w:val="en-US"/>
-        </w:rPr>
-        <w:t xml:space="preserve"> </w:t>
-      </w:r>
-      <w:proofErr w:type="spellStart"/>
-      <w:r>
-        <w:rPr>
-          <w:rFonts w:ascii="Times New Roman" w:hAnsi="Times New Roman"/>
-          <w:sz w:val="28"/>
-          <w:szCs w:val="28"/>
-          <w:lang w:val="en-US"/>
-        </w:rPr>
-        <w:t>не</w:t>
-      </w:r>
-      <w:proofErr w:type="spellEnd"/>
-      <w:r>
-        <w:rPr>
-          <w:rFonts w:ascii="Times New Roman" w:hAnsi="Times New Roman"/>
-          <w:sz w:val="28"/>
-          <w:szCs w:val="28"/>
-          <w:lang w:val="en-US"/>
-        </w:rPr>
-        <w:t xml:space="preserve"> </w:t>
-      </w:r>
-      <w:proofErr w:type="spellStart"/>
-      <w:r>
-        <w:rPr>
-          <w:rFonts w:ascii="Times New Roman" w:hAnsi="Times New Roman"/>
-          <w:sz w:val="28"/>
-          <w:szCs w:val="28"/>
-          <w:lang w:val="en-US"/>
-        </w:rPr>
-        <w:t>найден</w:t>
-      </w:r>
-      <w:proofErr w:type="spellEnd"/>
-      <w:r>
-        <w:rPr>
-          <w:rFonts w:ascii="Times New Roman" w:hAnsi="Times New Roman"/>
-          <w:sz w:val="28"/>
-          <w:szCs w:val="28"/>
-          <w:lang w:val="en-US"/>
-        </w:rPr>
-        <w:t xml:space="preserve">. </w:t>
-      </w:r>
-      <w:proofErr w:type="spellStart"/>
-      <w:r>
-        <w:rPr>
-          <w:rFonts w:ascii="Times New Roman" w:hAnsi="Times New Roman"/>
-          <w:sz w:val="28"/>
-          <w:szCs w:val="28"/>
-          <w:lang w:val="en-US"/>
-        </w:rPr>
-        <w:t>Попробуйте</w:t>
-      </w:r>
-      <w:proofErr w:type="spellEnd"/>
-      <w:r>
-        <w:rPr>
-          <w:rFonts w:ascii="Times New Roman" w:hAnsi="Times New Roman"/>
-          <w:sz w:val="28"/>
-          <w:szCs w:val="28"/>
-          <w:lang w:val="en-US"/>
-        </w:rPr>
-        <w:t xml:space="preserve"> </w:t>
-      </w:r>
-      <w:proofErr w:type="spellStart"/>
-      <w:r>
-        <w:rPr>
-          <w:rFonts w:ascii="Times New Roman" w:hAnsi="Times New Roman"/>
-          <w:sz w:val="28"/>
-          <w:szCs w:val="28"/>
-          <w:lang w:val="en-US"/>
-        </w:rPr>
-        <w:t>еще</w:t>
-      </w:r>
-      <w:proofErr w:type="spellEnd"/>
-      <w:r>
-        <w:rPr>
-          <w:rFonts w:ascii="Times New Roman" w:hAnsi="Times New Roman"/>
-          <w:sz w:val="28"/>
-          <w:szCs w:val="28"/>
-          <w:lang w:val="en-US"/>
-        </w:rPr>
-        <w:t xml:space="preserve"> </w:t>
-      </w:r>
-      <w:proofErr w:type="spellStart"/>
-      <w:r>
-        <w:rPr>
-          <w:rFonts w:ascii="Times New Roman" w:hAnsi="Times New Roman"/>
-          <w:sz w:val="28"/>
-          <w:szCs w:val="28"/>
-          <w:lang w:val="en-US"/>
-        </w:rPr>
-        <w:t>раз</w:t>
-      </w:r>
-      <w:proofErr w:type="spellEnd"/>
-      <w:r>
-        <w:rPr>
-          <w:rFonts w:ascii="Times New Roman" w:hAnsi="Times New Roman"/>
-          <w:sz w:val="28"/>
-          <w:szCs w:val="28"/>
-          <w:lang w:val="en-US"/>
-        </w:rPr>
-        <w:t>.")</w:t>
-      </w:r>
-    </w:p>
-    <w:p>
-      <w:pPr>
-        <w:spacing w:line="240" w:lineRule="auto"/>
-        <w:ind w:left="-567" w:hanging="284"/>
-        <w:rPr>
-          <w:rFonts w:ascii="Times New Roman" w:hAnsi="Times New Roman"/>
-          <w:sz w:val="28"/>
-          <w:szCs w:val="28"/>
-          <w:lang w:val="en-US"/>
-        </w:rPr>
-      </w:pPr>
-      <w:r>
-        <w:rPr>
-          <w:rFonts w:ascii="Times New Roman" w:hAnsi="Times New Roman"/>
-          <w:sz w:val="28"/>
-          <w:szCs w:val="28"/>
-          <w:lang w:val="en-US"/>
-        </w:rPr>
-        <w:t xml:space="preserve">        print()</w:t>
-      </w:r>
-    </w:p>
-    <w:p>
-      <w:pPr>
-        <w:spacing w:line="240" w:lineRule="auto"/>
-        <w:ind w:left="-567" w:hanging="284"/>
-        <w:rPr>
-          <w:rFonts w:ascii="Times New Roman" w:hAnsi="Times New Roman"/>
-          <w:sz w:val="28"/>
-          <w:szCs w:val="28"/>
-          <w:lang w:val="en-US"/>
-        </w:rPr>
-      </w:pPr>
-      <w:r>
-        <w:rPr>
-          <w:rFonts w:ascii="Times New Roman" w:hAnsi="Times New Roman"/>
-          <w:sz w:val="28"/>
-          <w:szCs w:val="28"/>
-          <w:lang w:val="en-US"/>
-        </w:rPr>
-        <w:t xml:space="preserve">    except </w:t>
-      </w:r>
-      <w:proofErr w:type="spellStart"/>
-      <w:r>
-        <w:rPr>
-          <w:rFonts w:ascii="Times New Roman" w:hAnsi="Times New Roman"/>
-          <w:sz w:val="28"/>
-          <w:szCs w:val="28"/>
-          <w:lang w:val="en-US"/>
-        </w:rPr>
-        <w:t>wave.Error</w:t>
-      </w:r>
-      <w:proofErr w:type="spellEnd"/>
-      <w:r>
-        <w:rPr>
-          <w:rFonts w:ascii="Times New Roman" w:hAnsi="Times New Roman"/>
-          <w:sz w:val="28"/>
-          <w:szCs w:val="28"/>
-          <w:lang w:val="en-US"/>
-        </w:rPr>
-        <w:t>:</w:t>
-      </w:r>
-    </w:p>
-    <w:p>
-      <w:pPr>
-        <w:spacing w:line="240" w:lineRule="auto"/>
-        <w:ind w:left="-567" w:hanging="284"/>
-        <w:rPr>
-          <w:rFonts w:ascii="Times New Roman" w:hAnsi="Times New Roman"/>
-          <w:sz w:val="28"/>
-          <w:szCs w:val="28"/>
-          <w:lang w:val="en-US"/>
-        </w:rPr>
-      </w:pPr>
-      <w:r>
-        <w:rPr>
-          <w:rFonts w:ascii="Times New Roman" w:hAnsi="Times New Roman"/>
-          <w:sz w:val="28"/>
-          <w:szCs w:val="28"/>
-          <w:lang w:val="en-US"/>
-        </w:rPr>
-        <w:t xml:space="preserve">        print("</w:t>
-      </w:r>
-      <w:proofErr w:type="spellStart"/>
-      <w:r>
-        <w:rPr>
-          <w:rFonts w:ascii="Times New Roman" w:hAnsi="Times New Roman"/>
-          <w:sz w:val="28"/>
-          <w:szCs w:val="28"/>
-          <w:lang w:val="en-US"/>
-        </w:rPr>
-        <w:t>Это</w:t>
-      </w:r>
-      <w:proofErr w:type="spellEnd"/>
-      <w:r>
-        <w:rPr>
-          <w:rFonts w:ascii="Times New Roman" w:hAnsi="Times New Roman"/>
-          <w:sz w:val="28"/>
-          <w:szCs w:val="28"/>
-          <w:lang w:val="en-US"/>
-        </w:rPr>
-        <w:t xml:space="preserve"> </w:t>
-      </w:r>
-      <w:proofErr w:type="spellStart"/>
-      <w:r>
-        <w:rPr>
-          <w:rFonts w:ascii="Times New Roman" w:hAnsi="Times New Roman"/>
-          <w:sz w:val="28"/>
-          <w:szCs w:val="28"/>
-          <w:lang w:val="en-US"/>
-        </w:rPr>
-        <w:t>не</w:t>
-      </w:r>
-      <w:proofErr w:type="spellEnd"/>
-      <w:r>
-        <w:rPr>
-          <w:rFonts w:ascii="Times New Roman" w:hAnsi="Times New Roman"/>
-          <w:sz w:val="28"/>
-          <w:szCs w:val="28"/>
-          <w:lang w:val="en-US"/>
-        </w:rPr>
-        <w:t xml:space="preserve"> wav-</w:t>
-      </w:r>
-      <w:proofErr w:type="spellStart"/>
-      <w:r>
-        <w:rPr>
-          <w:rFonts w:ascii="Times New Roman" w:hAnsi="Times New Roman"/>
-          <w:sz w:val="28"/>
-          <w:szCs w:val="28"/>
-          <w:lang w:val="en-US"/>
-        </w:rPr>
-        <w:t>файл</w:t>
-      </w:r>
-      <w:proofErr w:type="spellEnd"/>
-      <w:r>
-        <w:rPr>
-          <w:rFonts w:ascii="Times New Roman" w:hAnsi="Times New Roman"/>
-          <w:sz w:val="28"/>
-          <w:szCs w:val="28"/>
-          <w:lang w:val="en-US"/>
-        </w:rPr>
-        <w:t xml:space="preserve"> </w:t>
-      </w:r>
-      <w:proofErr w:type="spellStart"/>
-      <w:r>
-        <w:rPr>
-          <w:rFonts w:ascii="Times New Roman" w:hAnsi="Times New Roman"/>
-          <w:sz w:val="28"/>
-          <w:szCs w:val="28"/>
-          <w:lang w:val="en-US"/>
-        </w:rPr>
-        <w:t>или</w:t>
-      </w:r>
-      <w:proofErr w:type="spellEnd"/>
-      <w:r>
-        <w:rPr>
-          <w:rFonts w:ascii="Times New Roman" w:hAnsi="Times New Roman"/>
-          <w:sz w:val="28"/>
-          <w:szCs w:val="28"/>
-          <w:lang w:val="en-US"/>
-        </w:rPr>
-        <w:t xml:space="preserve"> </w:t>
-      </w:r>
-      <w:proofErr w:type="spellStart"/>
-      <w:r>
-        <w:rPr>
-          <w:rFonts w:ascii="Times New Roman" w:hAnsi="Times New Roman"/>
-          <w:sz w:val="28"/>
-          <w:szCs w:val="28"/>
-          <w:lang w:val="en-US"/>
-        </w:rPr>
-        <w:t>файл</w:t>
-      </w:r>
-      <w:proofErr w:type="spellEnd"/>
-      <w:r>
-        <w:rPr>
-          <w:rFonts w:ascii="Times New Roman" w:hAnsi="Times New Roman"/>
-          <w:sz w:val="28"/>
-          <w:szCs w:val="28"/>
-          <w:lang w:val="en-US"/>
-        </w:rPr>
-        <w:t xml:space="preserve"> </w:t>
-      </w:r>
-      <w:proofErr w:type="spellStart"/>
-      <w:r>
-        <w:rPr>
-          <w:rFonts w:ascii="Times New Roman" w:hAnsi="Times New Roman"/>
-          <w:sz w:val="28"/>
-          <w:szCs w:val="28"/>
-          <w:lang w:val="en-US"/>
-        </w:rPr>
-        <w:t>поврежден</w:t>
-      </w:r>
-      <w:proofErr w:type="spellEnd"/>
-      <w:r>
-        <w:rPr>
-          <w:rFonts w:ascii="Times New Roman" w:hAnsi="Times New Roman"/>
-          <w:sz w:val="28"/>
-          <w:szCs w:val="28"/>
-          <w:lang w:val="en-US"/>
-        </w:rPr>
-        <w:t>.")</w:t>
-      </w:r>
-    </w:p>
-    <w:p>
-      <w:pPr>
-        <w:spacing w:line="240" w:lineRule="auto"/>
-        <w:ind w:left="-567" w:hanging="284"/>
-        <w:rPr>
-          <w:rFonts w:ascii="Times New Roman" w:hAnsi="Times New Roman"/>
-          <w:sz w:val="28"/>
-          <w:szCs w:val="28"/>
-        </w:rPr>
-      </w:pPr>
-      <w:r>
-        <w:rPr>
-          <w:rFonts w:ascii="Times New Roman" w:hAnsi="Times New Roman"/>
-          <w:sz w:val="28"/>
-          <w:szCs w:val="28"/>
-          <w:lang w:val="en-US"/>
-        </w:rPr>
-        <w:t xml:space="preserve">        print</w:t>
-      </w:r>
-      <w:r>
-        <w:rPr>
-          <w:rFonts w:ascii="Times New Roman" w:hAnsi="Times New Roman"/>
-          <w:sz w:val="28"/>
-          <w:szCs w:val="28"/>
-        </w:rPr>
-        <w:t>("Попробуйте еще раз.")</w:t>
-      </w:r>
-    </w:p>
-    <w:p>
-      <w:pPr>
-        <w:spacing w:line="240" w:lineRule="auto"/>
-        <w:ind w:left="-567" w:hanging="284"/>
-        <w:rPr>
-          <w:rFonts w:ascii="Times New Roman" w:hAnsi="Times New Roman"/>
-          <w:sz w:val="28"/>
-          <w:szCs w:val="28"/>
-        </w:rPr>
-      </w:pPr>
-      <w:r>
-        <w:rPr>
-          <w:rFonts w:ascii="Times New Roman" w:hAnsi="Times New Roman"/>
-          <w:sz w:val="28"/>
-          <w:szCs w:val="28"/>
-        </w:rPr>
-        <w:t xml:space="preserve">        </w:t>
-      </w:r>
-      <w:r>
-        <w:rPr>
-          <w:rFonts w:ascii="Times New Roman" w:hAnsi="Times New Roman"/>
-          <w:sz w:val="28"/>
-          <w:szCs w:val="28"/>
-          <w:lang w:val="en-US"/>
-        </w:rPr>
-        <w:t>print</w:t>
-      </w:r>
-      <w:r>
-        <w:rPr>
-          <w:rFonts w:ascii="Times New Roman" w:hAnsi="Times New Roman"/>
-          <w:sz w:val="28"/>
-          <w:szCs w:val="28"/>
-        </w:rPr>
-        <w:t>()</w:t>
-      </w:r>
-    </w:p>
-    <w:p>
-      <w:pPr>
-        <w:spacing w:line="240" w:lineRule="auto"/>
-        <w:ind w:left="-567" w:hanging="284"/>
-        <w:rPr>
-          <w:rFonts w:ascii="Times New Roman" w:hAnsi="Times New Roman"/>
-          <w:sz w:val="28"/>
-          <w:szCs w:val="28"/>
-        </w:rPr>
-      </w:pPr>
-    </w:p>
-    <w:p>
-      <w:pPr>
-        <w:spacing w:line="240" w:lineRule="auto"/>
-        <w:ind w:left="-567" w:hanging="284"/>
-        <w:rPr>
-          <w:rFonts w:ascii="Times New Roman" w:hAnsi="Times New Roman"/>
-          <w:sz w:val="28"/>
-          <w:szCs w:val="28"/>
-        </w:rPr>
-      </w:pPr>
-      <w:r>
-        <w:rPr>
-          <w:rFonts w:ascii="Times New Roman" w:hAnsi="Times New Roman"/>
-          <w:sz w:val="28"/>
-          <w:szCs w:val="28"/>
-        </w:rPr>
-        <w:t># Читаем параметры файла</w:t>
-      </w:r>
-    </w:p>
-    <w:p>
-      <w:pPr>
-        <w:spacing w:line="240" w:lineRule="auto"/>
-        <w:ind w:left="-567" w:hanging="284"/>
-        <w:rPr>
-          <w:rFonts w:ascii="Times New Roman" w:hAnsi="Times New Roman"/>
-          <w:sz w:val="28"/>
-          <w:szCs w:val="28"/>
-        </w:rPr>
-      </w:pPr>
-      <w:r>
-        <w:rPr>
-          <w:rFonts w:ascii="Times New Roman" w:hAnsi="Times New Roman"/>
-          <w:sz w:val="28"/>
-          <w:szCs w:val="28"/>
-          <w:lang w:val="en-US"/>
-        </w:rPr>
-        <w:t>channels</w:t>
-      </w:r>
-      <w:r>
-        <w:rPr>
-          <w:rFonts w:ascii="Times New Roman" w:hAnsi="Times New Roman"/>
-          <w:sz w:val="28"/>
-          <w:szCs w:val="28"/>
-        </w:rPr>
-        <w:t xml:space="preserve"> = </w:t>
-      </w:r>
-      <w:r>
-        <w:rPr>
-          <w:rFonts w:ascii="Times New Roman" w:hAnsi="Times New Roman"/>
-          <w:sz w:val="28"/>
-          <w:szCs w:val="28"/>
-          <w:lang w:val="en-US"/>
-        </w:rPr>
-        <w:t>wav</w:t>
+      <w:r>
+        <w:rPr>
+          <w:rFonts w:ascii="Times New Roman" w:hAnsi="Times New Roman"/>
+          <w:sz w:val="28"/>
+          <w:szCs w:val="28"/>
+          <w:lang w:val="en-US"/>
+        </w:rPr>
+        <w:t>https</w:t>
+      </w:r>
+      <w:r>
+        <w:rPr>
+          <w:rFonts w:ascii="Times New Roman" w:hAnsi="Times New Roman"/>
+          <w:sz w:val="28"/>
+          <w:szCs w:val="28"/>
+        </w:rPr>
+        <w:t>://</w:t>
+      </w:r>
+      <w:r>
+        <w:rPr>
+          <w:rFonts w:ascii="Times New Roman" w:hAnsi="Times New Roman"/>
+          <w:sz w:val="28"/>
+          <w:szCs w:val="28"/>
+          <w:lang w:val="en-US"/>
+        </w:rPr>
+        <w:t>github</w:t>
+      </w:r>
+      <w:r>
+        <w:rPr>
+          <w:rFonts w:ascii="Times New Roman" w:hAnsi="Times New Roman"/>
+          <w:sz w:val="28"/>
+          <w:szCs w:val="28"/>
+        </w:rPr>
+        <w:t>.</w:t>
+      </w:r>
+      <w:r>
+        <w:rPr>
+          <w:rFonts w:ascii="Times New Roman" w:hAnsi="Times New Roman"/>
+          <w:sz w:val="28"/>
+          <w:szCs w:val="28"/>
+          <w:lang w:val="en-US"/>
+        </w:rPr>
+        <w:t>com</w:t>
+      </w:r>
+      <w:r>
+        <w:rPr>
+          <w:rFonts w:ascii="Times New Roman" w:hAnsi="Times New Roman"/>
+          <w:sz w:val="28"/>
+          <w:szCs w:val="28"/>
+        </w:rPr>
+        <w:t>/</w:t>
+      </w:r>
+      <w:r>
+        <w:rPr>
+          <w:rFonts w:ascii="Times New Roman" w:hAnsi="Times New Roman"/>
+          <w:sz w:val="28"/>
+          <w:szCs w:val="28"/>
+          <w:lang w:val="en-US"/>
+        </w:rPr>
+        <w:t>KiRG</w:t>
+      </w:r>
+      <w:r>
+        <w:rPr>
+          <w:rFonts w:ascii="Times New Roman" w:hAnsi="Times New Roman"/>
+          <w:sz w:val="28"/>
+          <w:szCs w:val="28"/>
+        </w:rPr>
+        <w:t>1</w:t>
+      </w:r>
+      <w:r>
+        <w:rPr>
+          <w:rFonts w:ascii="Times New Roman" w:hAnsi="Times New Roman"/>
+          <w:sz w:val="28"/>
+          <w:szCs w:val="28"/>
+          <w:lang w:val="en-US"/>
+        </w:rPr>
+        <w:t>ZZ</w:t>
+      </w:r>
+      <w:r>
+        <w:rPr>
+          <w:rFonts w:ascii="Times New Roman" w:hAnsi="Times New Roman"/>
+          <w:sz w:val="28"/>
+          <w:szCs w:val="28"/>
+        </w:rPr>
+        <w:t>/</w:t>
+      </w:r>
+      <w:r>
+        <w:rPr>
+          <w:rFonts w:ascii="Times New Roman" w:hAnsi="Times New Roman"/>
+          <w:sz w:val="28"/>
+          <w:szCs w:val="28"/>
+          <w:lang w:val="en-US"/>
+        </w:rPr>
+        <w:t>Python</w:t>
       </w:r>
       <w:r>
         <w:rPr>
@@ -4745,4511 +7252,7 @@
           <w:szCs w:val="28"/>
           <w:lang w:val="en-US"/>
         </w:rPr>
-        <w:t>file</w:t>
-      </w:r>
-      <w:r>
-        <w:rPr>
-          <w:rFonts w:ascii="Times New Roman" w:hAnsi="Times New Roman"/>
-          <w:sz w:val="28"/>
-          <w:szCs w:val="28"/>
-        </w:rPr>
-        <w:t>.</w:t>
-      </w:r>
-      <w:proofErr w:type="spellStart"/>
-      <w:r>
-        <w:rPr>
-          <w:rFonts w:ascii="Times New Roman" w:hAnsi="Times New Roman"/>
-          <w:sz w:val="28"/>
-          <w:szCs w:val="28"/>
-          <w:lang w:val="en-US"/>
-        </w:rPr>
-        <w:t>getnchannels</w:t>
-      </w:r>
-      <w:proofErr w:type="spellEnd"/>
-      <w:r>
-        <w:rPr>
-          <w:rFonts w:ascii="Times New Roman" w:hAnsi="Times New Roman"/>
-          <w:sz w:val="28"/>
-          <w:szCs w:val="28"/>
-        </w:rPr>
-        <w:t>()</w:t>
-      </w:r>
-    </w:p>
-    <w:p>
-      <w:pPr>
-        <w:spacing w:line="240" w:lineRule="auto"/>
-        <w:ind w:left="-567" w:hanging="284"/>
-        <w:rPr>
-          <w:rFonts w:ascii="Times New Roman" w:hAnsi="Times New Roman"/>
-          <w:sz w:val="28"/>
-          <w:szCs w:val="28"/>
-          <w:lang w:val="en-US"/>
-        </w:rPr>
-      </w:pPr>
-      <w:r>
-        <w:rPr>
-          <w:rFonts w:ascii="Times New Roman" w:hAnsi="Times New Roman"/>
-          <w:sz w:val="28"/>
-          <w:szCs w:val="28"/>
-          <w:lang w:val="en-US"/>
-        </w:rPr>
-        <w:t xml:space="preserve">framerate = </w:t>
-      </w:r>
-      <w:proofErr w:type="spellStart"/>
-      <w:r>
-        <w:rPr>
-          <w:rFonts w:ascii="Times New Roman" w:hAnsi="Times New Roman"/>
-          <w:sz w:val="28"/>
-          <w:szCs w:val="28"/>
-          <w:lang w:val="en-US"/>
-        </w:rPr>
-        <w:t>wav_file.getframerate</w:t>
-      </w:r>
-      <w:proofErr w:type="spellEnd"/>
-      <w:r>
-        <w:rPr>
-          <w:rFonts w:ascii="Times New Roman" w:hAnsi="Times New Roman"/>
-          <w:sz w:val="28"/>
-          <w:szCs w:val="28"/>
-          <w:lang w:val="en-US"/>
-        </w:rPr>
-        <w:t>()</w:t>
-      </w:r>
-    </w:p>
-    <w:p>
-      <w:pPr>
-        <w:spacing w:line="240" w:lineRule="auto"/>
-        <w:ind w:left="-567" w:hanging="284"/>
-        <w:rPr>
-          <w:rFonts w:ascii="Times New Roman" w:hAnsi="Times New Roman"/>
-          <w:sz w:val="28"/>
-          <w:szCs w:val="28"/>
-          <w:lang w:val="en-US"/>
-        </w:rPr>
-      </w:pPr>
-      <w:proofErr w:type="spellStart"/>
-      <w:r>
-        <w:rPr>
-          <w:rFonts w:ascii="Times New Roman" w:hAnsi="Times New Roman"/>
-          <w:sz w:val="28"/>
-          <w:szCs w:val="28"/>
-          <w:lang w:val="en-US"/>
-        </w:rPr>
-        <w:t>n_frames</w:t>
-      </w:r>
-      <w:proofErr w:type="spellEnd"/>
-      <w:r>
-        <w:rPr>
-          <w:rFonts w:ascii="Times New Roman" w:hAnsi="Times New Roman"/>
-          <w:sz w:val="28"/>
-          <w:szCs w:val="28"/>
-          <w:lang w:val="en-US"/>
-        </w:rPr>
-        <w:t xml:space="preserve"> = </w:t>
-      </w:r>
-      <w:proofErr w:type="spellStart"/>
-      <w:r>
-        <w:rPr>
-          <w:rFonts w:ascii="Times New Roman" w:hAnsi="Times New Roman"/>
-          <w:sz w:val="28"/>
-          <w:szCs w:val="28"/>
-          <w:lang w:val="en-US"/>
-        </w:rPr>
-        <w:t>wav_file.getnframes</w:t>
-      </w:r>
-      <w:proofErr w:type="spellEnd"/>
-      <w:r>
-        <w:rPr>
-          <w:rFonts w:ascii="Times New Roman" w:hAnsi="Times New Roman"/>
-          <w:sz w:val="28"/>
-          <w:szCs w:val="28"/>
-          <w:lang w:val="en-US"/>
-        </w:rPr>
-        <w:t>()</w:t>
-      </w:r>
-    </w:p>
-    <w:p>
-      <w:pPr>
-        <w:spacing w:line="240" w:lineRule="auto"/>
-        <w:ind w:left="-567" w:hanging="284"/>
-        <w:rPr>
-          <w:rFonts w:ascii="Times New Roman" w:hAnsi="Times New Roman"/>
-          <w:sz w:val="28"/>
-          <w:szCs w:val="28"/>
-          <w:lang w:val="en-US"/>
-        </w:rPr>
-      </w:pPr>
-      <w:proofErr w:type="spellStart"/>
-      <w:r>
-        <w:rPr>
-          <w:rFonts w:ascii="Times New Roman" w:hAnsi="Times New Roman"/>
-          <w:sz w:val="28"/>
-          <w:szCs w:val="28"/>
-          <w:lang w:val="en-US"/>
-        </w:rPr>
-        <w:t>sample_width</w:t>
-      </w:r>
-      <w:proofErr w:type="spellEnd"/>
-      <w:r>
-        <w:rPr>
-          <w:rFonts w:ascii="Times New Roman" w:hAnsi="Times New Roman"/>
-          <w:sz w:val="28"/>
-          <w:szCs w:val="28"/>
-          <w:lang w:val="en-US"/>
-        </w:rPr>
-        <w:t xml:space="preserve"> = </w:t>
-      </w:r>
-      <w:proofErr w:type="spellStart"/>
-      <w:r>
-        <w:rPr>
-          <w:rFonts w:ascii="Times New Roman" w:hAnsi="Times New Roman"/>
-          <w:sz w:val="28"/>
-          <w:szCs w:val="28"/>
-          <w:lang w:val="en-US"/>
-        </w:rPr>
-        <w:t>wav_file.getsampwidth</w:t>
-      </w:r>
-      <w:proofErr w:type="spellEnd"/>
-      <w:r>
-        <w:rPr>
-          <w:rFonts w:ascii="Times New Roman" w:hAnsi="Times New Roman"/>
-          <w:sz w:val="28"/>
-          <w:szCs w:val="28"/>
-          <w:lang w:val="en-US"/>
-        </w:rPr>
-        <w:t>()</w:t>
-      </w:r>
-    </w:p>
-    <w:p>
-      <w:pPr>
-        <w:spacing w:line="240" w:lineRule="auto"/>
-        <w:ind w:left="-567" w:hanging="284"/>
-        <w:rPr>
-          <w:rFonts w:ascii="Times New Roman" w:hAnsi="Times New Roman"/>
-          <w:sz w:val="28"/>
-          <w:szCs w:val="28"/>
-          <w:lang w:val="en-US"/>
-        </w:rPr>
-      </w:pPr>
-    </w:p>
-    <w:p>
-      <w:pPr>
-        <w:spacing w:line="240" w:lineRule="auto"/>
-        <w:ind w:left="-567" w:hanging="284"/>
-        <w:rPr>
-          <w:rFonts w:ascii="Times New Roman" w:hAnsi="Times New Roman"/>
-          <w:sz w:val="28"/>
-          <w:szCs w:val="28"/>
-          <w:lang w:val="en-US"/>
-        </w:rPr>
-      </w:pPr>
-      <w:r>
-        <w:rPr>
-          <w:rFonts w:ascii="Times New Roman" w:hAnsi="Times New Roman"/>
-          <w:sz w:val="28"/>
-          <w:szCs w:val="28"/>
-          <w:lang w:val="en-US"/>
-        </w:rPr>
-        <w:t xml:space="preserve"># </w:t>
-      </w:r>
-      <w:proofErr w:type="spellStart"/>
-      <w:r>
-        <w:rPr>
-          <w:rFonts w:ascii="Times New Roman" w:hAnsi="Times New Roman"/>
-          <w:sz w:val="28"/>
-          <w:szCs w:val="28"/>
-          <w:lang w:val="en-US"/>
-        </w:rPr>
-        <w:t>Читаем</w:t>
-      </w:r>
-      <w:proofErr w:type="spellEnd"/>
-      <w:r>
-        <w:rPr>
-          <w:rFonts w:ascii="Times New Roman" w:hAnsi="Times New Roman"/>
-          <w:sz w:val="28"/>
-          <w:szCs w:val="28"/>
-          <w:lang w:val="en-US"/>
-        </w:rPr>
-        <w:t xml:space="preserve"> </w:t>
-      </w:r>
-      <w:proofErr w:type="spellStart"/>
-      <w:r>
-        <w:rPr>
-          <w:rFonts w:ascii="Times New Roman" w:hAnsi="Times New Roman"/>
-          <w:sz w:val="28"/>
-          <w:szCs w:val="28"/>
-          <w:lang w:val="en-US"/>
-        </w:rPr>
-        <w:t>звук</w:t>
-      </w:r>
-      <w:proofErr w:type="spellEnd"/>
-    </w:p>
-    <w:p>
-      <w:pPr>
-        <w:spacing w:line="240" w:lineRule="auto"/>
-        <w:ind w:left="-567" w:hanging="284"/>
-        <w:rPr>
-          <w:rFonts w:ascii="Times New Roman" w:hAnsi="Times New Roman"/>
-          <w:sz w:val="28"/>
-          <w:szCs w:val="28"/>
-          <w:lang w:val="en-US"/>
-        </w:rPr>
-      </w:pPr>
-      <w:r>
-        <w:rPr>
-          <w:rFonts w:ascii="Times New Roman" w:hAnsi="Times New Roman"/>
-          <w:sz w:val="28"/>
-          <w:szCs w:val="28"/>
-          <w:lang w:val="en-US"/>
-        </w:rPr>
-        <w:t xml:space="preserve">frames = </w:t>
-      </w:r>
-      <w:proofErr w:type="spellStart"/>
-      <w:r>
-        <w:rPr>
-          <w:rFonts w:ascii="Times New Roman" w:hAnsi="Times New Roman"/>
-          <w:sz w:val="28"/>
-          <w:szCs w:val="28"/>
-          <w:lang w:val="en-US"/>
-        </w:rPr>
-        <w:t>wav_file.readframes</w:t>
-      </w:r>
-      <w:proofErr w:type="spellEnd"/>
-      <w:r>
-        <w:rPr>
-          <w:rFonts w:ascii="Times New Roman" w:hAnsi="Times New Roman"/>
-          <w:sz w:val="28"/>
-          <w:szCs w:val="28"/>
-          <w:lang w:val="en-US"/>
-        </w:rPr>
-        <w:t>(</w:t>
-      </w:r>
-      <w:proofErr w:type="spellStart"/>
-      <w:r>
-        <w:rPr>
-          <w:rFonts w:ascii="Times New Roman" w:hAnsi="Times New Roman"/>
-          <w:sz w:val="28"/>
-          <w:szCs w:val="28"/>
-          <w:lang w:val="en-US"/>
-        </w:rPr>
-        <w:t>n_frames</w:t>
-      </w:r>
-      <w:proofErr w:type="spellEnd"/>
-      <w:r>
-        <w:rPr>
-          <w:rFonts w:ascii="Times New Roman" w:hAnsi="Times New Roman"/>
-          <w:sz w:val="28"/>
-          <w:szCs w:val="28"/>
-          <w:lang w:val="en-US"/>
-        </w:rPr>
-        <w:t>)</w:t>
-      </w:r>
-    </w:p>
-    <w:p>
-      <w:pPr>
-        <w:spacing w:line="240" w:lineRule="auto"/>
-        <w:ind w:left="-567" w:hanging="284"/>
-        <w:rPr>
-          <w:rFonts w:ascii="Times New Roman" w:hAnsi="Times New Roman"/>
-          <w:sz w:val="28"/>
-          <w:szCs w:val="28"/>
-          <w:lang w:val="en-US"/>
-        </w:rPr>
-      </w:pPr>
-      <w:proofErr w:type="spellStart"/>
-      <w:r>
-        <w:rPr>
-          <w:rFonts w:ascii="Times New Roman" w:hAnsi="Times New Roman"/>
-          <w:sz w:val="28"/>
-          <w:szCs w:val="28"/>
-          <w:lang w:val="en-US"/>
-        </w:rPr>
-        <w:t>wav_file.close</w:t>
-      </w:r>
-      <w:proofErr w:type="spellEnd"/>
-      <w:r>
-        <w:rPr>
-          <w:rFonts w:ascii="Times New Roman" w:hAnsi="Times New Roman"/>
-          <w:sz w:val="28"/>
-          <w:szCs w:val="28"/>
-          <w:lang w:val="en-US"/>
-        </w:rPr>
-        <w:t>()</w:t>
-      </w:r>
-    </w:p>
-    <w:p>
-      <w:pPr>
-        <w:spacing w:line="240" w:lineRule="auto"/>
-        <w:ind w:left="-567" w:hanging="284"/>
-        <w:rPr>
-          <w:rFonts w:ascii="Times New Roman" w:hAnsi="Times New Roman"/>
-          <w:sz w:val="28"/>
-          <w:szCs w:val="28"/>
-          <w:lang w:val="en-US"/>
-        </w:rPr>
-      </w:pPr>
-    </w:p>
-    <w:p>
-      <w:pPr>
-        <w:spacing w:line="240" w:lineRule="auto"/>
-        <w:ind w:left="-567" w:hanging="284"/>
-        <w:rPr>
-          <w:rFonts w:ascii="Times New Roman" w:hAnsi="Times New Roman"/>
-          <w:sz w:val="28"/>
-          <w:szCs w:val="28"/>
-          <w:lang w:val="en-US"/>
-        </w:rPr>
-      </w:pPr>
-      <w:r>
-        <w:rPr>
-          <w:rFonts w:ascii="Times New Roman" w:hAnsi="Times New Roman"/>
-          <w:sz w:val="28"/>
-          <w:szCs w:val="28"/>
-          <w:lang w:val="en-US"/>
-        </w:rPr>
-        <w:t>print("</w:t>
-      </w:r>
-      <w:proofErr w:type="spellStart"/>
-      <w:r>
-        <w:rPr>
-          <w:rFonts w:ascii="Times New Roman" w:hAnsi="Times New Roman"/>
-          <w:sz w:val="28"/>
-          <w:szCs w:val="28"/>
-          <w:lang w:val="en-US"/>
-        </w:rPr>
-        <w:t>Файл</w:t>
-      </w:r>
-      <w:proofErr w:type="spellEnd"/>
-      <w:r>
-        <w:rPr>
-          <w:rFonts w:ascii="Times New Roman" w:hAnsi="Times New Roman"/>
-          <w:sz w:val="28"/>
-          <w:szCs w:val="28"/>
-          <w:lang w:val="en-US"/>
-        </w:rPr>
-        <w:t xml:space="preserve"> </w:t>
-      </w:r>
-      <w:proofErr w:type="spellStart"/>
-      <w:r>
-        <w:rPr>
-          <w:rFonts w:ascii="Times New Roman" w:hAnsi="Times New Roman"/>
-          <w:sz w:val="28"/>
-          <w:szCs w:val="28"/>
-          <w:lang w:val="en-US"/>
-        </w:rPr>
-        <w:t>открыт</w:t>
-      </w:r>
-      <w:proofErr w:type="spellEnd"/>
-      <w:r>
-        <w:rPr>
-          <w:rFonts w:ascii="Times New Roman" w:hAnsi="Times New Roman"/>
-          <w:sz w:val="28"/>
-          <w:szCs w:val="28"/>
-          <w:lang w:val="en-US"/>
-        </w:rPr>
-        <w:t xml:space="preserve"> </w:t>
-      </w:r>
-      <w:proofErr w:type="spellStart"/>
-      <w:r>
-        <w:rPr>
-          <w:rFonts w:ascii="Times New Roman" w:hAnsi="Times New Roman"/>
-          <w:sz w:val="28"/>
-          <w:szCs w:val="28"/>
-          <w:lang w:val="en-US"/>
-        </w:rPr>
-        <w:t>успешно</w:t>
-      </w:r>
-      <w:proofErr w:type="spellEnd"/>
-      <w:r>
-        <w:rPr>
-          <w:rFonts w:ascii="Times New Roman" w:hAnsi="Times New Roman"/>
-          <w:sz w:val="28"/>
-          <w:szCs w:val="28"/>
-          <w:lang w:val="en-US"/>
-        </w:rPr>
-        <w:t>.")</w:t>
-      </w:r>
-    </w:p>
-    <w:p>
-      <w:pPr>
-        <w:spacing w:line="240" w:lineRule="auto"/>
-        <w:ind w:left="-567" w:hanging="284"/>
-        <w:rPr>
-          <w:rFonts w:ascii="Times New Roman" w:hAnsi="Times New Roman"/>
-          <w:sz w:val="28"/>
-          <w:szCs w:val="28"/>
-        </w:rPr>
-      </w:pPr>
-      <w:r>
-        <w:rPr>
-          <w:rFonts w:ascii="Times New Roman" w:hAnsi="Times New Roman"/>
-          <w:sz w:val="28"/>
-          <w:szCs w:val="28"/>
-          <w:lang w:val="en-US"/>
-        </w:rPr>
-        <w:t>print</w:t>
-      </w:r>
-      <w:r>
-        <w:rPr>
-          <w:rFonts w:ascii="Times New Roman" w:hAnsi="Times New Roman"/>
-          <w:sz w:val="28"/>
-          <w:szCs w:val="28"/>
-        </w:rPr>
-        <w:t xml:space="preserve">("Количество каналов:", </w:t>
-      </w:r>
-      <w:r>
-        <w:rPr>
-          <w:rFonts w:ascii="Times New Roman" w:hAnsi="Times New Roman"/>
-          <w:sz w:val="28"/>
-          <w:szCs w:val="28"/>
-          <w:lang w:val="en-US"/>
-        </w:rPr>
-        <w:t>channels</w:t>
-      </w:r>
-      <w:r>
-        <w:rPr>
-          <w:rFonts w:ascii="Times New Roman" w:hAnsi="Times New Roman"/>
-          <w:sz w:val="28"/>
-          <w:szCs w:val="28"/>
-        </w:rPr>
-        <w:t>)</w:t>
-      </w:r>
-    </w:p>
-    <w:p>
-      <w:pPr>
-        <w:spacing w:line="240" w:lineRule="auto"/>
-        <w:ind w:left="-567" w:hanging="284"/>
-        <w:rPr>
-          <w:rFonts w:ascii="Times New Roman" w:hAnsi="Times New Roman"/>
-          <w:sz w:val="28"/>
-          <w:szCs w:val="28"/>
-        </w:rPr>
-      </w:pPr>
-      <w:r>
-        <w:rPr>
-          <w:rFonts w:ascii="Times New Roman" w:hAnsi="Times New Roman"/>
-          <w:sz w:val="28"/>
-          <w:szCs w:val="28"/>
-          <w:lang w:val="en-US"/>
-        </w:rPr>
-        <w:t>print</w:t>
-      </w:r>
-      <w:r>
-        <w:rPr>
-          <w:rFonts w:ascii="Times New Roman" w:hAnsi="Times New Roman"/>
-          <w:sz w:val="28"/>
-          <w:szCs w:val="28"/>
-        </w:rPr>
-        <w:t xml:space="preserve">("Частота дискретизации:", </w:t>
-      </w:r>
-      <w:r>
-        <w:rPr>
-          <w:rFonts w:ascii="Times New Roman" w:hAnsi="Times New Roman"/>
-          <w:sz w:val="28"/>
-          <w:szCs w:val="28"/>
-          <w:lang w:val="en-US"/>
-        </w:rPr>
-        <w:t>framerate</w:t>
-      </w:r>
-      <w:r>
-        <w:rPr>
-          <w:rFonts w:ascii="Times New Roman" w:hAnsi="Times New Roman"/>
-          <w:sz w:val="28"/>
-          <w:szCs w:val="28"/>
-        </w:rPr>
-        <w:t>, "Гц")</w:t>
-      </w:r>
-    </w:p>
-    <w:p>
-      <w:pPr>
-        <w:spacing w:line="240" w:lineRule="auto"/>
-        <w:ind w:left="-567" w:hanging="284"/>
-        <w:rPr>
-          <w:rFonts w:ascii="Times New Roman" w:hAnsi="Times New Roman"/>
-          <w:sz w:val="28"/>
-          <w:szCs w:val="28"/>
-        </w:rPr>
-      </w:pPr>
-      <w:r>
-        <w:rPr>
-          <w:rFonts w:ascii="Times New Roman" w:hAnsi="Times New Roman"/>
-          <w:sz w:val="28"/>
-          <w:szCs w:val="28"/>
-          <w:lang w:val="en-US"/>
-        </w:rPr>
-        <w:t>print</w:t>
-      </w:r>
-      <w:r>
-        <w:rPr>
-          <w:rFonts w:ascii="Times New Roman" w:hAnsi="Times New Roman"/>
-          <w:sz w:val="28"/>
-          <w:szCs w:val="28"/>
-        </w:rPr>
-        <w:t xml:space="preserve">("Количество отсчетов:", </w:t>
-      </w:r>
-      <w:r>
-        <w:rPr>
-          <w:rFonts w:ascii="Times New Roman" w:hAnsi="Times New Roman"/>
-          <w:sz w:val="28"/>
-          <w:szCs w:val="28"/>
-          <w:lang w:val="en-US"/>
-        </w:rPr>
-        <w:t>n</w:t>
-      </w:r>
-      <w:r>
-        <w:rPr>
-          <w:rFonts w:ascii="Times New Roman" w:hAnsi="Times New Roman"/>
-          <w:sz w:val="28"/>
-          <w:szCs w:val="28"/>
-        </w:rPr>
-        <w:t>_</w:t>
-      </w:r>
-      <w:r>
-        <w:rPr>
-          <w:rFonts w:ascii="Times New Roman" w:hAnsi="Times New Roman"/>
-          <w:sz w:val="28"/>
-          <w:szCs w:val="28"/>
-          <w:lang w:val="en-US"/>
-        </w:rPr>
-        <w:t>frames</w:t>
-      </w:r>
-      <w:r>
-        <w:rPr>
-          <w:rFonts w:ascii="Times New Roman" w:hAnsi="Times New Roman"/>
-          <w:sz w:val="28"/>
-          <w:szCs w:val="28"/>
-        </w:rPr>
-        <w:t>)</w:t>
-      </w:r>
-    </w:p>
-    <w:p>
-      <w:pPr>
-        <w:spacing w:line="240" w:lineRule="auto"/>
-        <w:ind w:left="-567" w:hanging="284"/>
-        <w:rPr>
-          <w:rFonts w:ascii="Times New Roman" w:hAnsi="Times New Roman"/>
-          <w:sz w:val="28"/>
-          <w:szCs w:val="28"/>
-        </w:rPr>
-      </w:pPr>
-      <w:r>
-        <w:rPr>
-          <w:rFonts w:ascii="Times New Roman" w:hAnsi="Times New Roman"/>
-          <w:sz w:val="28"/>
-          <w:szCs w:val="28"/>
-          <w:lang w:val="en-US"/>
-        </w:rPr>
-        <w:t>print</w:t>
-      </w:r>
-      <w:r>
-        <w:rPr>
-          <w:rFonts w:ascii="Times New Roman" w:hAnsi="Times New Roman"/>
-          <w:sz w:val="28"/>
-          <w:szCs w:val="28"/>
-        </w:rPr>
-        <w:t xml:space="preserve">("Глубина кодирования:", </w:t>
-      </w:r>
-      <w:r>
-        <w:rPr>
-          <w:rFonts w:ascii="Times New Roman" w:hAnsi="Times New Roman"/>
-          <w:sz w:val="28"/>
-          <w:szCs w:val="28"/>
-          <w:lang w:val="en-US"/>
-        </w:rPr>
-        <w:t>sample</w:t>
-      </w:r>
-      <w:r>
-        <w:rPr>
-          <w:rFonts w:ascii="Times New Roman" w:hAnsi="Times New Roman"/>
-          <w:sz w:val="28"/>
-          <w:szCs w:val="28"/>
-        </w:rPr>
-        <w:t>_</w:t>
-      </w:r>
-      <w:r>
-        <w:rPr>
-          <w:rFonts w:ascii="Times New Roman" w:hAnsi="Times New Roman"/>
-          <w:sz w:val="28"/>
-          <w:szCs w:val="28"/>
-          <w:lang w:val="en-US"/>
-        </w:rPr>
-        <w:t>width</w:t>
-      </w:r>
-      <w:r>
-        <w:rPr>
-          <w:rFonts w:ascii="Times New Roman" w:hAnsi="Times New Roman"/>
-          <w:sz w:val="28"/>
-          <w:szCs w:val="28"/>
-        </w:rPr>
-        <w:t xml:space="preserve"> * 8, "бит")</w:t>
-      </w:r>
-    </w:p>
-    <w:p>
-      <w:pPr>
-        <w:spacing w:line="240" w:lineRule="auto"/>
-        <w:ind w:left="-567" w:hanging="284"/>
-        <w:rPr>
-          <w:rFonts w:ascii="Times New Roman" w:hAnsi="Times New Roman"/>
-          <w:sz w:val="28"/>
-          <w:szCs w:val="28"/>
-        </w:rPr>
-      </w:pPr>
-      <w:r>
-        <w:rPr>
-          <w:rFonts w:ascii="Times New Roman" w:hAnsi="Times New Roman"/>
-          <w:sz w:val="28"/>
-          <w:szCs w:val="28"/>
-          <w:lang w:val="en-US"/>
-        </w:rPr>
-        <w:t>print</w:t>
-      </w:r>
-      <w:r>
-        <w:rPr>
-          <w:rFonts w:ascii="Times New Roman" w:hAnsi="Times New Roman"/>
-          <w:sz w:val="28"/>
-          <w:szCs w:val="28"/>
-        </w:rPr>
-        <w:t>()</w:t>
-      </w:r>
-    </w:p>
-    <w:p>
-      <w:pPr>
-        <w:spacing w:line="240" w:lineRule="auto"/>
-        <w:ind w:left="-567" w:hanging="284"/>
-        <w:rPr>
-          <w:rFonts w:ascii="Times New Roman" w:hAnsi="Times New Roman"/>
-          <w:sz w:val="28"/>
-          <w:szCs w:val="28"/>
-        </w:rPr>
-      </w:pPr>
-    </w:p>
-    <w:p>
-      <w:pPr>
-        <w:spacing w:line="240" w:lineRule="auto"/>
-        <w:ind w:left="-567" w:hanging="284"/>
-        <w:rPr>
-          <w:rFonts w:ascii="Times New Roman" w:hAnsi="Times New Roman"/>
-          <w:sz w:val="28"/>
-          <w:szCs w:val="28"/>
-        </w:rPr>
-      </w:pPr>
-      <w:r>
-        <w:rPr>
-          <w:rFonts w:ascii="Times New Roman" w:hAnsi="Times New Roman"/>
-          <w:sz w:val="28"/>
-          <w:szCs w:val="28"/>
-        </w:rPr>
-        <w:t># Переводим звук в числа</w:t>
-      </w:r>
-    </w:p>
-    <w:p>
-      <w:pPr>
-        <w:spacing w:line="240" w:lineRule="auto"/>
-        <w:ind w:left="-567" w:hanging="284"/>
-        <w:rPr>
-          <w:rFonts w:ascii="Times New Roman" w:hAnsi="Times New Roman"/>
-          <w:sz w:val="28"/>
-          <w:szCs w:val="28"/>
-        </w:rPr>
-      </w:pPr>
-      <w:r>
-        <w:rPr>
-          <w:rFonts w:ascii="Times New Roman" w:hAnsi="Times New Roman"/>
-          <w:sz w:val="28"/>
-          <w:szCs w:val="28"/>
-          <w:lang w:val="en-US"/>
-        </w:rPr>
-        <w:t>if</w:t>
-      </w:r>
-      <w:r>
-        <w:rPr>
-          <w:rFonts w:ascii="Times New Roman" w:hAnsi="Times New Roman"/>
-          <w:sz w:val="28"/>
-          <w:szCs w:val="28"/>
-        </w:rPr>
-        <w:t xml:space="preserve"> </w:t>
-      </w:r>
-      <w:r>
-        <w:rPr>
-          <w:rFonts w:ascii="Times New Roman" w:hAnsi="Times New Roman"/>
-          <w:sz w:val="28"/>
-          <w:szCs w:val="28"/>
-          <w:lang w:val="en-US"/>
-        </w:rPr>
-        <w:t>sample</w:t>
-      </w:r>
-      <w:r>
-        <w:rPr>
-          <w:rFonts w:ascii="Times New Roman" w:hAnsi="Times New Roman"/>
-          <w:sz w:val="28"/>
-          <w:szCs w:val="28"/>
-        </w:rPr>
-        <w:t>_</w:t>
-      </w:r>
-      <w:r>
-        <w:rPr>
-          <w:rFonts w:ascii="Times New Roman" w:hAnsi="Times New Roman"/>
-          <w:sz w:val="28"/>
-          <w:szCs w:val="28"/>
-          <w:lang w:val="en-US"/>
-        </w:rPr>
-        <w:t>width</w:t>
-      </w:r>
-      <w:r>
-        <w:rPr>
-          <w:rFonts w:ascii="Times New Roman" w:hAnsi="Times New Roman"/>
-          <w:sz w:val="28"/>
-          <w:szCs w:val="28"/>
-        </w:rPr>
-        <w:t xml:space="preserve"> == 1:</w:t>
-      </w:r>
-    </w:p>
-    <w:p>
-      <w:pPr>
-        <w:spacing w:line="240" w:lineRule="auto"/>
-        <w:ind w:left="-567" w:hanging="284"/>
-        <w:rPr>
-          <w:rFonts w:ascii="Times New Roman" w:hAnsi="Times New Roman"/>
-          <w:sz w:val="28"/>
-          <w:szCs w:val="28"/>
-          <w:lang w:val="en-US"/>
-        </w:rPr>
-      </w:pPr>
-      <w:r>
-        <w:rPr>
-          <w:rFonts w:ascii="Times New Roman" w:hAnsi="Times New Roman"/>
-          <w:sz w:val="28"/>
-          <w:szCs w:val="28"/>
-        </w:rPr>
-        <w:t xml:space="preserve">    </w:t>
-      </w:r>
-      <w:r>
-        <w:rPr>
-          <w:rFonts w:ascii="Times New Roman" w:hAnsi="Times New Roman"/>
-          <w:sz w:val="28"/>
-          <w:szCs w:val="28"/>
-          <w:lang w:val="en-US"/>
-        </w:rPr>
-        <w:t xml:space="preserve">signal = </w:t>
-      </w:r>
-      <w:proofErr w:type="spellStart"/>
-      <w:r>
-        <w:rPr>
-          <w:rFonts w:ascii="Times New Roman" w:hAnsi="Times New Roman"/>
-          <w:sz w:val="28"/>
-          <w:szCs w:val="28"/>
-          <w:lang w:val="en-US"/>
-        </w:rPr>
-        <w:t>np.frombuffer</w:t>
-      </w:r>
-      <w:proofErr w:type="spellEnd"/>
-      <w:r>
-        <w:rPr>
-          <w:rFonts w:ascii="Times New Roman" w:hAnsi="Times New Roman"/>
-          <w:sz w:val="28"/>
-          <w:szCs w:val="28"/>
-          <w:lang w:val="en-US"/>
-        </w:rPr>
-        <w:t xml:space="preserve">(frames, </w:t>
-      </w:r>
-      <w:proofErr w:type="spellStart"/>
-      <w:r>
-        <w:rPr>
-          <w:rFonts w:ascii="Times New Roman" w:hAnsi="Times New Roman"/>
-          <w:sz w:val="28"/>
-          <w:szCs w:val="28"/>
-          <w:lang w:val="en-US"/>
-        </w:rPr>
-        <w:t>dtype</w:t>
-      </w:r>
-      <w:proofErr w:type="spellEnd"/>
-      <w:r>
-        <w:rPr>
-          <w:rFonts w:ascii="Times New Roman" w:hAnsi="Times New Roman"/>
-          <w:sz w:val="28"/>
-          <w:szCs w:val="28"/>
-          <w:lang w:val="en-US"/>
-        </w:rPr>
-        <w:t>=np.uint8)</w:t>
-      </w:r>
-    </w:p>
-    <w:p>
-      <w:pPr>
-        <w:spacing w:line="240" w:lineRule="auto"/>
-        <w:ind w:left="-567" w:hanging="284"/>
-        <w:rPr>
-          <w:rFonts w:ascii="Times New Roman" w:hAnsi="Times New Roman"/>
-          <w:sz w:val="28"/>
-          <w:szCs w:val="28"/>
-          <w:lang w:val="en-US"/>
-        </w:rPr>
-      </w:pPr>
-      <w:r>
-        <w:rPr>
-          <w:rFonts w:ascii="Times New Roman" w:hAnsi="Times New Roman"/>
-          <w:sz w:val="28"/>
-          <w:szCs w:val="28"/>
-          <w:lang w:val="en-US"/>
-        </w:rPr>
-        <w:t xml:space="preserve">    signal = </w:t>
-      </w:r>
-      <w:proofErr w:type="spellStart"/>
-      <w:r>
-        <w:rPr>
-          <w:rFonts w:ascii="Times New Roman" w:hAnsi="Times New Roman"/>
-          <w:sz w:val="28"/>
-          <w:szCs w:val="28"/>
-          <w:lang w:val="en-US"/>
-        </w:rPr>
-        <w:t>signal.astype</w:t>
-      </w:r>
-      <w:proofErr w:type="spellEnd"/>
-      <w:r>
-        <w:rPr>
-          <w:rFonts w:ascii="Times New Roman" w:hAnsi="Times New Roman"/>
-          <w:sz w:val="28"/>
-          <w:szCs w:val="28"/>
-          <w:lang w:val="en-US"/>
-        </w:rPr>
-        <w:t>(np.int16) - 128</w:t>
-      </w:r>
-    </w:p>
-    <w:p>
-      <w:pPr>
-        <w:spacing w:line="240" w:lineRule="auto"/>
-        <w:ind w:left="-567" w:hanging="284"/>
-        <w:rPr>
-          <w:rFonts w:ascii="Times New Roman" w:hAnsi="Times New Roman"/>
-          <w:sz w:val="28"/>
-          <w:szCs w:val="28"/>
-          <w:lang w:val="en-US"/>
-        </w:rPr>
-      </w:pPr>
-      <w:proofErr w:type="spellStart"/>
-      <w:r>
-        <w:rPr>
-          <w:rFonts w:ascii="Times New Roman" w:hAnsi="Times New Roman"/>
-          <w:sz w:val="28"/>
-          <w:szCs w:val="28"/>
-          <w:lang w:val="en-US"/>
-        </w:rPr>
-        <w:t>elif</w:t>
-      </w:r>
-      <w:proofErr w:type="spellEnd"/>
-      <w:r>
-        <w:rPr>
-          <w:rFonts w:ascii="Times New Roman" w:hAnsi="Times New Roman"/>
-          <w:sz w:val="28"/>
-          <w:szCs w:val="28"/>
-          <w:lang w:val="en-US"/>
-        </w:rPr>
-        <w:t xml:space="preserve"> </w:t>
-      </w:r>
-      <w:proofErr w:type="spellStart"/>
-      <w:r>
-        <w:rPr>
-          <w:rFonts w:ascii="Times New Roman" w:hAnsi="Times New Roman"/>
-          <w:sz w:val="28"/>
-          <w:szCs w:val="28"/>
-          <w:lang w:val="en-US"/>
-        </w:rPr>
-        <w:t>sample_width</w:t>
-      </w:r>
-      <w:proofErr w:type="spellEnd"/>
-      <w:r>
-        <w:rPr>
-          <w:rFonts w:ascii="Times New Roman" w:hAnsi="Times New Roman"/>
-          <w:sz w:val="28"/>
-          <w:szCs w:val="28"/>
-          <w:lang w:val="en-US"/>
-        </w:rPr>
-        <w:t xml:space="preserve"> == 2:</w:t>
-      </w:r>
-    </w:p>
-    <w:p>
-      <w:pPr>
-        <w:spacing w:line="240" w:lineRule="auto"/>
-        <w:ind w:left="-567" w:hanging="284"/>
-        <w:rPr>
-          <w:rFonts w:ascii="Times New Roman" w:hAnsi="Times New Roman"/>
-          <w:sz w:val="28"/>
-          <w:szCs w:val="28"/>
-          <w:lang w:val="en-US"/>
-        </w:rPr>
-      </w:pPr>
-      <w:r>
-        <w:rPr>
-          <w:rFonts w:ascii="Times New Roman" w:hAnsi="Times New Roman"/>
-          <w:sz w:val="28"/>
-          <w:szCs w:val="28"/>
-          <w:lang w:val="en-US"/>
-        </w:rPr>
-        <w:t xml:space="preserve">    signal = </w:t>
-      </w:r>
-      <w:proofErr w:type="spellStart"/>
-      <w:r>
-        <w:rPr>
-          <w:rFonts w:ascii="Times New Roman" w:hAnsi="Times New Roman"/>
-          <w:sz w:val="28"/>
-          <w:szCs w:val="28"/>
-          <w:lang w:val="en-US"/>
-        </w:rPr>
-        <w:t>np.frombuffer</w:t>
-      </w:r>
-      <w:proofErr w:type="spellEnd"/>
-      <w:r>
-        <w:rPr>
-          <w:rFonts w:ascii="Times New Roman" w:hAnsi="Times New Roman"/>
-          <w:sz w:val="28"/>
-          <w:szCs w:val="28"/>
-          <w:lang w:val="en-US"/>
-        </w:rPr>
-        <w:t xml:space="preserve">(frames, </w:t>
-      </w:r>
-      <w:proofErr w:type="spellStart"/>
-      <w:r>
-        <w:rPr>
-          <w:rFonts w:ascii="Times New Roman" w:hAnsi="Times New Roman"/>
-          <w:sz w:val="28"/>
-          <w:szCs w:val="28"/>
-          <w:lang w:val="en-US"/>
-        </w:rPr>
-        <w:t>dtype</w:t>
-      </w:r>
-      <w:proofErr w:type="spellEnd"/>
-      <w:r>
-        <w:rPr>
-          <w:rFonts w:ascii="Times New Roman" w:hAnsi="Times New Roman"/>
-          <w:sz w:val="28"/>
-          <w:szCs w:val="28"/>
-          <w:lang w:val="en-US"/>
-        </w:rPr>
-        <w:t>=np.int16)</w:t>
-      </w:r>
-    </w:p>
-    <w:p>
-      <w:pPr>
-        <w:spacing w:line="240" w:lineRule="auto"/>
-        <w:ind w:left="-567" w:hanging="284"/>
-        <w:rPr>
-          <w:rFonts w:ascii="Times New Roman" w:hAnsi="Times New Roman"/>
-          <w:sz w:val="28"/>
-          <w:szCs w:val="28"/>
-          <w:lang w:val="en-US"/>
-        </w:rPr>
-      </w:pPr>
-      <w:proofErr w:type="spellStart"/>
-      <w:r>
-        <w:rPr>
-          <w:rFonts w:ascii="Times New Roman" w:hAnsi="Times New Roman"/>
-          <w:sz w:val="28"/>
-          <w:szCs w:val="28"/>
-          <w:lang w:val="en-US"/>
-        </w:rPr>
-        <w:t>elif</w:t>
-      </w:r>
-      <w:proofErr w:type="spellEnd"/>
-      <w:r>
-        <w:rPr>
-          <w:rFonts w:ascii="Times New Roman" w:hAnsi="Times New Roman"/>
-          <w:sz w:val="28"/>
-          <w:szCs w:val="28"/>
-          <w:lang w:val="en-US"/>
-        </w:rPr>
-        <w:t xml:space="preserve"> </w:t>
-      </w:r>
-      <w:proofErr w:type="spellStart"/>
-      <w:r>
-        <w:rPr>
-          <w:rFonts w:ascii="Times New Roman" w:hAnsi="Times New Roman"/>
-          <w:sz w:val="28"/>
-          <w:szCs w:val="28"/>
-          <w:lang w:val="en-US"/>
-        </w:rPr>
-        <w:t>sample_width</w:t>
-      </w:r>
-      <w:proofErr w:type="spellEnd"/>
-      <w:r>
-        <w:rPr>
-          <w:rFonts w:ascii="Times New Roman" w:hAnsi="Times New Roman"/>
-          <w:sz w:val="28"/>
-          <w:szCs w:val="28"/>
-          <w:lang w:val="en-US"/>
-        </w:rPr>
-        <w:t xml:space="preserve"> == 4:</w:t>
-      </w:r>
-    </w:p>
-    <w:p>
-      <w:pPr>
-        <w:spacing w:line="240" w:lineRule="auto"/>
-        <w:ind w:left="-567" w:hanging="284"/>
-        <w:rPr>
-          <w:rFonts w:ascii="Times New Roman" w:hAnsi="Times New Roman"/>
-          <w:sz w:val="28"/>
-          <w:szCs w:val="28"/>
-          <w:lang w:val="en-US"/>
-        </w:rPr>
-      </w:pPr>
-      <w:r>
-        <w:rPr>
-          <w:rFonts w:ascii="Times New Roman" w:hAnsi="Times New Roman"/>
-          <w:sz w:val="28"/>
-          <w:szCs w:val="28"/>
-          <w:lang w:val="en-US"/>
-        </w:rPr>
-        <w:t xml:space="preserve">    signal = </w:t>
-      </w:r>
-      <w:proofErr w:type="spellStart"/>
-      <w:r>
-        <w:rPr>
-          <w:rFonts w:ascii="Times New Roman" w:hAnsi="Times New Roman"/>
-          <w:sz w:val="28"/>
-          <w:szCs w:val="28"/>
-          <w:lang w:val="en-US"/>
-        </w:rPr>
-        <w:t>np.frombuffer</w:t>
-      </w:r>
-      <w:proofErr w:type="spellEnd"/>
-      <w:r>
-        <w:rPr>
-          <w:rFonts w:ascii="Times New Roman" w:hAnsi="Times New Roman"/>
-          <w:sz w:val="28"/>
-          <w:szCs w:val="28"/>
-          <w:lang w:val="en-US"/>
-        </w:rPr>
-        <w:t xml:space="preserve">(frames, </w:t>
-      </w:r>
-      <w:proofErr w:type="spellStart"/>
-      <w:r>
-        <w:rPr>
-          <w:rFonts w:ascii="Times New Roman" w:hAnsi="Times New Roman"/>
-          <w:sz w:val="28"/>
-          <w:szCs w:val="28"/>
-          <w:lang w:val="en-US"/>
-        </w:rPr>
-        <w:t>dtype</w:t>
-      </w:r>
-      <w:proofErr w:type="spellEnd"/>
-      <w:r>
-        <w:rPr>
-          <w:rFonts w:ascii="Times New Roman" w:hAnsi="Times New Roman"/>
-          <w:sz w:val="28"/>
-          <w:szCs w:val="28"/>
-          <w:lang w:val="en-US"/>
-        </w:rPr>
-        <w:t>=np.int32)</w:t>
-      </w:r>
-    </w:p>
-    <w:p>
-      <w:pPr>
-        <w:spacing w:line="240" w:lineRule="auto"/>
-        <w:ind w:left="-567" w:hanging="284"/>
-        <w:rPr>
-          <w:rFonts w:ascii="Times New Roman" w:hAnsi="Times New Roman"/>
-          <w:sz w:val="28"/>
-          <w:szCs w:val="28"/>
-        </w:rPr>
-      </w:pPr>
-      <w:r>
-        <w:rPr>
-          <w:rFonts w:ascii="Times New Roman" w:hAnsi="Times New Roman"/>
-          <w:sz w:val="28"/>
-          <w:szCs w:val="28"/>
-          <w:lang w:val="en-US"/>
-        </w:rPr>
-        <w:t>else</w:t>
-      </w:r>
-      <w:r>
-        <w:rPr>
-          <w:rFonts w:ascii="Times New Roman" w:hAnsi="Times New Roman"/>
-          <w:sz w:val="28"/>
-          <w:szCs w:val="28"/>
-        </w:rPr>
-        <w:t>:</w:t>
-      </w:r>
-    </w:p>
-    <w:p>
-      <w:pPr>
-        <w:spacing w:line="240" w:lineRule="auto"/>
-        <w:ind w:left="-567" w:hanging="284"/>
-        <w:rPr>
-          <w:rFonts w:ascii="Times New Roman" w:hAnsi="Times New Roman"/>
-          <w:sz w:val="28"/>
-          <w:szCs w:val="28"/>
-        </w:rPr>
-      </w:pPr>
-      <w:r>
-        <w:rPr>
-          <w:rFonts w:ascii="Times New Roman" w:hAnsi="Times New Roman"/>
-          <w:sz w:val="28"/>
-          <w:szCs w:val="28"/>
-        </w:rPr>
-        <w:t xml:space="preserve">    </w:t>
-      </w:r>
-      <w:r>
-        <w:rPr>
-          <w:rFonts w:ascii="Times New Roman" w:hAnsi="Times New Roman"/>
-          <w:sz w:val="28"/>
-          <w:szCs w:val="28"/>
-          <w:lang w:val="en-US"/>
-        </w:rPr>
-        <w:t>print</w:t>
-      </w:r>
-      <w:r>
-        <w:rPr>
-          <w:rFonts w:ascii="Times New Roman" w:hAnsi="Times New Roman"/>
-          <w:sz w:val="28"/>
-          <w:szCs w:val="28"/>
-        </w:rPr>
-        <w:t>("Такой формат файла программа не поддерживает.")</w:t>
-      </w:r>
-    </w:p>
-    <w:p>
-      <w:pPr>
-        <w:spacing w:line="240" w:lineRule="auto"/>
-        <w:ind w:left="-567" w:hanging="284"/>
-        <w:rPr>
-          <w:rFonts w:ascii="Times New Roman" w:hAnsi="Times New Roman"/>
-          <w:sz w:val="28"/>
-          <w:szCs w:val="28"/>
-        </w:rPr>
-      </w:pPr>
-      <w:r>
-        <w:rPr>
-          <w:rFonts w:ascii="Times New Roman" w:hAnsi="Times New Roman"/>
-          <w:sz w:val="28"/>
-          <w:szCs w:val="28"/>
-        </w:rPr>
-        <w:t xml:space="preserve">    </w:t>
-      </w:r>
-      <w:r>
-        <w:rPr>
-          <w:rFonts w:ascii="Times New Roman" w:hAnsi="Times New Roman"/>
-          <w:sz w:val="28"/>
-          <w:szCs w:val="28"/>
-          <w:lang w:val="en-US"/>
-        </w:rPr>
-        <w:t>input</w:t>
-      </w:r>
-      <w:r>
-        <w:rPr>
-          <w:rFonts w:ascii="Times New Roman" w:hAnsi="Times New Roman"/>
-          <w:sz w:val="28"/>
-          <w:szCs w:val="28"/>
-        </w:rPr>
-        <w:t xml:space="preserve">("Нажмите </w:t>
-      </w:r>
-      <w:r>
-        <w:rPr>
-          <w:rFonts w:ascii="Times New Roman" w:hAnsi="Times New Roman"/>
-          <w:sz w:val="28"/>
-          <w:szCs w:val="28"/>
-          <w:lang w:val="en-US"/>
-        </w:rPr>
-        <w:t>Enter</w:t>
-      </w:r>
-      <w:r>
-        <w:rPr>
-          <w:rFonts w:ascii="Times New Roman" w:hAnsi="Times New Roman"/>
-          <w:sz w:val="28"/>
-          <w:szCs w:val="28"/>
-        </w:rPr>
-        <w:t xml:space="preserve"> для выхода...")</w:t>
-      </w:r>
-    </w:p>
-    <w:p>
-      <w:pPr>
-        <w:spacing w:line="240" w:lineRule="auto"/>
-        <w:ind w:left="-567" w:hanging="284"/>
-        <w:rPr>
-          <w:rFonts w:ascii="Times New Roman" w:hAnsi="Times New Roman"/>
-          <w:sz w:val="28"/>
-          <w:szCs w:val="28"/>
-        </w:rPr>
-      </w:pPr>
-      <w:r>
-        <w:rPr>
-          <w:rFonts w:ascii="Times New Roman" w:hAnsi="Times New Roman"/>
-          <w:sz w:val="28"/>
-          <w:szCs w:val="28"/>
-        </w:rPr>
-        <w:t xml:space="preserve">    </w:t>
-      </w:r>
-      <w:r>
-        <w:rPr>
-          <w:rFonts w:ascii="Times New Roman" w:hAnsi="Times New Roman"/>
-          <w:sz w:val="28"/>
-          <w:szCs w:val="28"/>
-          <w:lang w:val="en-US"/>
-        </w:rPr>
-        <w:t>exit</w:t>
-      </w:r>
-      <w:r>
-        <w:rPr>
-          <w:rFonts w:ascii="Times New Roman" w:hAnsi="Times New Roman"/>
-          <w:sz w:val="28"/>
-          <w:szCs w:val="28"/>
-        </w:rPr>
-        <w:t>()</w:t>
-      </w:r>
-    </w:p>
-    <w:p>
-      <w:pPr>
-        <w:spacing w:line="240" w:lineRule="auto"/>
-        <w:ind w:left="-567" w:hanging="284"/>
-        <w:rPr>
-          <w:rFonts w:ascii="Times New Roman" w:hAnsi="Times New Roman"/>
-          <w:sz w:val="28"/>
-          <w:szCs w:val="28"/>
-        </w:rPr>
-      </w:pPr>
-    </w:p>
-    <w:p>
-      <w:pPr>
-        <w:spacing w:line="240" w:lineRule="auto"/>
-        <w:ind w:left="-567" w:hanging="284"/>
-        <w:rPr>
-          <w:rFonts w:ascii="Times New Roman" w:hAnsi="Times New Roman"/>
-          <w:sz w:val="28"/>
-          <w:szCs w:val="28"/>
-        </w:rPr>
-      </w:pPr>
-      <w:r>
-        <w:rPr>
-          <w:rFonts w:ascii="Times New Roman" w:hAnsi="Times New Roman"/>
-          <w:sz w:val="28"/>
-          <w:szCs w:val="28"/>
-        </w:rPr>
-        <w:t># Если каналов несколько, берем только первый</w:t>
-      </w:r>
-    </w:p>
-    <w:p>
-      <w:pPr>
-        <w:spacing w:line="240" w:lineRule="auto"/>
-        <w:ind w:left="-567" w:hanging="284"/>
-        <w:rPr>
-          <w:rFonts w:ascii="Times New Roman" w:hAnsi="Times New Roman"/>
-          <w:sz w:val="28"/>
-          <w:szCs w:val="28"/>
-          <w:lang w:val="en-US"/>
-        </w:rPr>
-      </w:pPr>
-      <w:r>
-        <w:rPr>
-          <w:rFonts w:ascii="Times New Roman" w:hAnsi="Times New Roman"/>
-          <w:sz w:val="28"/>
-          <w:szCs w:val="28"/>
-          <w:lang w:val="en-US"/>
-        </w:rPr>
-        <w:t>if channels &gt; 1:</w:t>
-      </w:r>
-    </w:p>
-    <w:p>
-      <w:pPr>
-        <w:spacing w:line="240" w:lineRule="auto"/>
-        <w:ind w:left="-567" w:hanging="284"/>
-        <w:rPr>
-          <w:rFonts w:ascii="Times New Roman" w:hAnsi="Times New Roman"/>
-          <w:sz w:val="28"/>
-          <w:szCs w:val="28"/>
-          <w:lang w:val="en-US"/>
-        </w:rPr>
-      </w:pPr>
-      <w:r>
-        <w:rPr>
-          <w:rFonts w:ascii="Times New Roman" w:hAnsi="Times New Roman"/>
-          <w:sz w:val="28"/>
-          <w:szCs w:val="28"/>
-          <w:lang w:val="en-US"/>
-        </w:rPr>
-        <w:t xml:space="preserve">    signal = signal[::channels]</w:t>
-      </w:r>
-    </w:p>
-    <w:p>
-      <w:pPr>
-        <w:spacing w:line="240" w:lineRule="auto"/>
-        <w:ind w:left="-567" w:hanging="284"/>
-        <w:rPr>
-          <w:rFonts w:ascii="Times New Roman" w:hAnsi="Times New Roman"/>
-          <w:sz w:val="28"/>
-          <w:szCs w:val="28"/>
-        </w:rPr>
-      </w:pPr>
-      <w:r>
-        <w:rPr>
-          <w:rFonts w:ascii="Times New Roman" w:hAnsi="Times New Roman"/>
-          <w:sz w:val="28"/>
-          <w:szCs w:val="28"/>
-          <w:lang w:val="en-US"/>
-        </w:rPr>
-        <w:t xml:space="preserve">    print</w:t>
-      </w:r>
-      <w:r>
-        <w:rPr>
-          <w:rFonts w:ascii="Times New Roman" w:hAnsi="Times New Roman"/>
-          <w:sz w:val="28"/>
-          <w:szCs w:val="28"/>
-        </w:rPr>
-        <w:t xml:space="preserve">("Файл не </w:t>
-      </w:r>
-      <w:r>
-        <w:rPr>
-          <w:rFonts w:ascii="Times New Roman" w:hAnsi="Times New Roman"/>
-          <w:sz w:val="28"/>
-          <w:szCs w:val="28"/>
-          <w:lang w:val="en-US"/>
-        </w:rPr>
-        <w:t>mono</w:t>
-      </w:r>
-      <w:r>
-        <w:rPr>
-          <w:rFonts w:ascii="Times New Roman" w:hAnsi="Times New Roman"/>
-          <w:sz w:val="28"/>
-          <w:szCs w:val="28"/>
-        </w:rPr>
-        <w:t>, поэтому взят только первый канал.")</w:t>
-      </w:r>
-    </w:p>
-    <w:p>
-      <w:pPr>
-        <w:spacing w:line="240" w:lineRule="auto"/>
-        <w:ind w:left="-567" w:hanging="284"/>
-        <w:rPr>
-          <w:rFonts w:ascii="Times New Roman" w:hAnsi="Times New Roman"/>
-          <w:sz w:val="28"/>
-          <w:szCs w:val="28"/>
-          <w:lang w:val="en-US"/>
-        </w:rPr>
-      </w:pPr>
-      <w:r>
-        <w:rPr>
-          <w:rFonts w:ascii="Times New Roman" w:hAnsi="Times New Roman"/>
-          <w:sz w:val="28"/>
-          <w:szCs w:val="28"/>
-        </w:rPr>
-        <w:t xml:space="preserve">    </w:t>
-      </w:r>
-      <w:r>
-        <w:rPr>
-          <w:rFonts w:ascii="Times New Roman" w:hAnsi="Times New Roman"/>
-          <w:sz w:val="28"/>
-          <w:szCs w:val="28"/>
-          <w:lang w:val="en-US"/>
-        </w:rPr>
-        <w:t>print()</w:t>
-      </w:r>
-    </w:p>
-    <w:p>
-      <w:pPr>
-        <w:spacing w:line="240" w:lineRule="auto"/>
-        <w:ind w:left="-567" w:hanging="284"/>
-        <w:rPr>
-          <w:rFonts w:ascii="Times New Roman" w:hAnsi="Times New Roman"/>
-          <w:sz w:val="28"/>
-          <w:szCs w:val="28"/>
-          <w:lang w:val="en-US"/>
-        </w:rPr>
-      </w:pPr>
-    </w:p>
-    <w:p>
-      <w:pPr>
-        <w:spacing w:line="240" w:lineRule="auto"/>
-        <w:ind w:left="-567" w:hanging="284"/>
-        <w:rPr>
-          <w:rFonts w:ascii="Times New Roman" w:hAnsi="Times New Roman"/>
-          <w:sz w:val="28"/>
-          <w:szCs w:val="28"/>
-          <w:lang w:val="en-US"/>
-        </w:rPr>
-      </w:pPr>
-      <w:r>
-        <w:rPr>
-          <w:rFonts w:ascii="Times New Roman" w:hAnsi="Times New Roman"/>
-          <w:sz w:val="28"/>
-          <w:szCs w:val="28"/>
-          <w:lang w:val="en-US"/>
-        </w:rPr>
-        <w:t xml:space="preserve"># </w:t>
-      </w:r>
-      <w:proofErr w:type="spellStart"/>
-      <w:r>
-        <w:rPr>
-          <w:rFonts w:ascii="Times New Roman" w:hAnsi="Times New Roman"/>
-          <w:sz w:val="28"/>
-          <w:szCs w:val="28"/>
-          <w:lang w:val="en-US"/>
-        </w:rPr>
-        <w:t>Если</w:t>
-      </w:r>
-      <w:proofErr w:type="spellEnd"/>
-      <w:r>
-        <w:rPr>
-          <w:rFonts w:ascii="Times New Roman" w:hAnsi="Times New Roman"/>
-          <w:sz w:val="28"/>
-          <w:szCs w:val="28"/>
-          <w:lang w:val="en-US"/>
-        </w:rPr>
-        <w:t xml:space="preserve"> </w:t>
-      </w:r>
-      <w:proofErr w:type="spellStart"/>
-      <w:r>
-        <w:rPr>
-          <w:rFonts w:ascii="Times New Roman" w:hAnsi="Times New Roman"/>
-          <w:sz w:val="28"/>
-          <w:szCs w:val="28"/>
-          <w:lang w:val="en-US"/>
-        </w:rPr>
-        <w:t>файл</w:t>
-      </w:r>
-      <w:proofErr w:type="spellEnd"/>
-      <w:r>
-        <w:rPr>
-          <w:rFonts w:ascii="Times New Roman" w:hAnsi="Times New Roman"/>
-          <w:sz w:val="28"/>
-          <w:szCs w:val="28"/>
-          <w:lang w:val="en-US"/>
-        </w:rPr>
-        <w:t xml:space="preserve"> </w:t>
-      </w:r>
-      <w:proofErr w:type="spellStart"/>
-      <w:r>
-        <w:rPr>
-          <w:rFonts w:ascii="Times New Roman" w:hAnsi="Times New Roman"/>
-          <w:sz w:val="28"/>
-          <w:szCs w:val="28"/>
-          <w:lang w:val="en-US"/>
-        </w:rPr>
-        <w:t>пустой</w:t>
-      </w:r>
-      <w:proofErr w:type="spellEnd"/>
-    </w:p>
-    <w:p>
-      <w:pPr>
-        <w:spacing w:line="240" w:lineRule="auto"/>
-        <w:ind w:left="-567" w:hanging="284"/>
-        <w:rPr>
-          <w:rFonts w:ascii="Times New Roman" w:hAnsi="Times New Roman"/>
-          <w:sz w:val="28"/>
-          <w:szCs w:val="28"/>
-          <w:lang w:val="en-US"/>
-        </w:rPr>
-      </w:pPr>
-      <w:r>
-        <w:rPr>
-          <w:rFonts w:ascii="Times New Roman" w:hAnsi="Times New Roman"/>
-          <w:sz w:val="28"/>
-          <w:szCs w:val="28"/>
-          <w:lang w:val="en-US"/>
-        </w:rPr>
-        <w:t xml:space="preserve">if </w:t>
-      </w:r>
-      <w:proofErr w:type="spellStart"/>
-      <w:r>
-        <w:rPr>
-          <w:rFonts w:ascii="Times New Roman" w:hAnsi="Times New Roman"/>
-          <w:sz w:val="28"/>
-          <w:szCs w:val="28"/>
-          <w:lang w:val="en-US"/>
-        </w:rPr>
-        <w:t>len</w:t>
-      </w:r>
-      <w:proofErr w:type="spellEnd"/>
-      <w:r>
-        <w:rPr>
-          <w:rFonts w:ascii="Times New Roman" w:hAnsi="Times New Roman"/>
-          <w:sz w:val="28"/>
-          <w:szCs w:val="28"/>
-          <w:lang w:val="en-US"/>
-        </w:rPr>
-        <w:t>(signal) == 0:</w:t>
-      </w:r>
-    </w:p>
-    <w:p>
-      <w:pPr>
-        <w:spacing w:line="240" w:lineRule="auto"/>
-        <w:ind w:left="-567" w:hanging="284"/>
-        <w:rPr>
-          <w:rFonts w:ascii="Times New Roman" w:hAnsi="Times New Roman"/>
-          <w:sz w:val="28"/>
-          <w:szCs w:val="28"/>
-        </w:rPr>
-      </w:pPr>
-      <w:r>
-        <w:rPr>
-          <w:rFonts w:ascii="Times New Roman" w:hAnsi="Times New Roman"/>
-          <w:sz w:val="28"/>
-          <w:szCs w:val="28"/>
-          <w:lang w:val="en-US"/>
-        </w:rPr>
-        <w:t xml:space="preserve">    print</w:t>
-      </w:r>
-      <w:r>
-        <w:rPr>
-          <w:rFonts w:ascii="Times New Roman" w:hAnsi="Times New Roman"/>
-          <w:sz w:val="28"/>
-          <w:szCs w:val="28"/>
-        </w:rPr>
-        <w:t>("В файле нет звуковых данных.")</w:t>
-      </w:r>
-    </w:p>
-    <w:p>
-      <w:pPr>
-        <w:spacing w:line="240" w:lineRule="auto"/>
-        <w:ind w:left="-567" w:hanging="284"/>
-        <w:rPr>
-          <w:rFonts w:ascii="Times New Roman" w:hAnsi="Times New Roman"/>
-          <w:sz w:val="28"/>
-          <w:szCs w:val="28"/>
-        </w:rPr>
-      </w:pPr>
-      <w:r>
-        <w:rPr>
-          <w:rFonts w:ascii="Times New Roman" w:hAnsi="Times New Roman"/>
-          <w:sz w:val="28"/>
-          <w:szCs w:val="28"/>
-        </w:rPr>
-        <w:t xml:space="preserve">    </w:t>
-      </w:r>
-      <w:r>
-        <w:rPr>
-          <w:rFonts w:ascii="Times New Roman" w:hAnsi="Times New Roman"/>
-          <w:sz w:val="28"/>
-          <w:szCs w:val="28"/>
-          <w:lang w:val="en-US"/>
-        </w:rPr>
-        <w:t>input</w:t>
-      </w:r>
-      <w:r>
-        <w:rPr>
-          <w:rFonts w:ascii="Times New Roman" w:hAnsi="Times New Roman"/>
-          <w:sz w:val="28"/>
-          <w:szCs w:val="28"/>
-        </w:rPr>
-        <w:t xml:space="preserve">("Нажмите </w:t>
-      </w:r>
-      <w:r>
-        <w:rPr>
-          <w:rFonts w:ascii="Times New Roman" w:hAnsi="Times New Roman"/>
-          <w:sz w:val="28"/>
-          <w:szCs w:val="28"/>
-          <w:lang w:val="en-US"/>
-        </w:rPr>
-        <w:t>Enter</w:t>
-      </w:r>
-      <w:r>
-        <w:rPr>
-          <w:rFonts w:ascii="Times New Roman" w:hAnsi="Times New Roman"/>
-          <w:sz w:val="28"/>
-          <w:szCs w:val="28"/>
-        </w:rPr>
-        <w:t xml:space="preserve"> для выхода...")</w:t>
-      </w:r>
-    </w:p>
-    <w:p>
-      <w:pPr>
-        <w:spacing w:line="240" w:lineRule="auto"/>
-        <w:ind w:left="-567" w:hanging="284"/>
-        <w:rPr>
-          <w:rFonts w:ascii="Times New Roman" w:hAnsi="Times New Roman"/>
-          <w:sz w:val="28"/>
-          <w:szCs w:val="28"/>
-        </w:rPr>
-      </w:pPr>
-      <w:r>
-        <w:rPr>
-          <w:rFonts w:ascii="Times New Roman" w:hAnsi="Times New Roman"/>
-          <w:sz w:val="28"/>
-          <w:szCs w:val="28"/>
-        </w:rPr>
-        <w:t xml:space="preserve">    </w:t>
-      </w:r>
-      <w:r>
-        <w:rPr>
-          <w:rFonts w:ascii="Times New Roman" w:hAnsi="Times New Roman"/>
-          <w:sz w:val="28"/>
-          <w:szCs w:val="28"/>
-          <w:lang w:val="en-US"/>
-        </w:rPr>
-        <w:t>exit</w:t>
-      </w:r>
-      <w:r>
-        <w:rPr>
-          <w:rFonts w:ascii="Times New Roman" w:hAnsi="Times New Roman"/>
-          <w:sz w:val="28"/>
-          <w:szCs w:val="28"/>
-        </w:rPr>
-        <w:t>()</w:t>
-      </w:r>
-    </w:p>
-    <w:p>
-      <w:pPr>
-        <w:spacing w:line="240" w:lineRule="auto"/>
-        <w:ind w:left="-567" w:hanging="284"/>
-        <w:rPr>
-          <w:rFonts w:ascii="Times New Roman" w:hAnsi="Times New Roman"/>
-          <w:sz w:val="28"/>
-          <w:szCs w:val="28"/>
-        </w:rPr>
-      </w:pPr>
-    </w:p>
-    <w:p>
-      <w:pPr>
-        <w:spacing w:line="240" w:lineRule="auto"/>
-        <w:ind w:left="-567" w:hanging="284"/>
-        <w:rPr>
-          <w:rFonts w:ascii="Times New Roman" w:hAnsi="Times New Roman"/>
-          <w:sz w:val="28"/>
-          <w:szCs w:val="28"/>
-        </w:rPr>
-      </w:pPr>
-      <w:r>
-        <w:rPr>
-          <w:rFonts w:ascii="Times New Roman" w:hAnsi="Times New Roman"/>
-          <w:sz w:val="28"/>
-          <w:szCs w:val="28"/>
-        </w:rPr>
-        <w:t># Ввод количества отсчетов</w:t>
-      </w:r>
-    </w:p>
-    <w:p>
-      <w:pPr>
-        <w:spacing w:line="240" w:lineRule="auto"/>
-        <w:ind w:left="-567" w:hanging="284"/>
-        <w:rPr>
-          <w:rFonts w:ascii="Times New Roman" w:hAnsi="Times New Roman"/>
-          <w:sz w:val="28"/>
-          <w:szCs w:val="28"/>
-        </w:rPr>
-      </w:pPr>
-      <w:r>
-        <w:rPr>
-          <w:rFonts w:ascii="Times New Roman" w:hAnsi="Times New Roman"/>
-          <w:sz w:val="28"/>
-          <w:szCs w:val="28"/>
-          <w:lang w:val="en-US"/>
-        </w:rPr>
-        <w:t>while</w:t>
-      </w:r>
-      <w:r>
-        <w:rPr>
-          <w:rFonts w:ascii="Times New Roman" w:hAnsi="Times New Roman"/>
-          <w:sz w:val="28"/>
-          <w:szCs w:val="28"/>
-        </w:rPr>
-        <w:t xml:space="preserve"> </w:t>
-      </w:r>
-      <w:r>
-        <w:rPr>
-          <w:rFonts w:ascii="Times New Roman" w:hAnsi="Times New Roman"/>
-          <w:sz w:val="28"/>
-          <w:szCs w:val="28"/>
-          <w:lang w:val="en-US"/>
-        </w:rPr>
-        <w:t>True</w:t>
-      </w:r>
-      <w:r>
-        <w:rPr>
-          <w:rFonts w:ascii="Times New Roman" w:hAnsi="Times New Roman"/>
-          <w:sz w:val="28"/>
-          <w:szCs w:val="28"/>
-        </w:rPr>
-        <w:t>:</w:t>
-      </w:r>
-    </w:p>
-    <w:p>
-      <w:pPr>
-        <w:spacing w:line="240" w:lineRule="auto"/>
-        <w:ind w:left="-567" w:hanging="284"/>
-        <w:rPr>
-          <w:rFonts w:ascii="Times New Roman" w:hAnsi="Times New Roman"/>
-          <w:sz w:val="28"/>
-          <w:szCs w:val="28"/>
-        </w:rPr>
-      </w:pPr>
-      <w:r>
-        <w:rPr>
-          <w:rFonts w:ascii="Times New Roman" w:hAnsi="Times New Roman"/>
-          <w:sz w:val="28"/>
-          <w:szCs w:val="28"/>
-        </w:rPr>
-        <w:t xml:space="preserve">    </w:t>
-      </w:r>
-      <w:proofErr w:type="spellStart"/>
-      <w:r>
-        <w:rPr>
-          <w:rFonts w:ascii="Times New Roman" w:hAnsi="Times New Roman"/>
-          <w:sz w:val="28"/>
-          <w:szCs w:val="28"/>
-          <w:lang w:val="en-US"/>
-        </w:rPr>
-        <w:t>n</w:t>
-      </w:r>
-      <w:proofErr w:type="spellEnd"/>
-      <w:r>
-        <w:rPr>
-          <w:rFonts w:ascii="Times New Roman" w:hAnsi="Times New Roman"/>
-          <w:sz w:val="28"/>
-          <w:szCs w:val="28"/>
-        </w:rPr>
-        <w:t>_</w:t>
-      </w:r>
-      <w:proofErr w:type="spellStart"/>
-      <w:r>
-        <w:rPr>
-          <w:rFonts w:ascii="Times New Roman" w:hAnsi="Times New Roman"/>
-          <w:sz w:val="28"/>
-          <w:szCs w:val="28"/>
-          <w:lang w:val="en-US"/>
-        </w:rPr>
-        <w:t>text</w:t>
-      </w:r>
-      <w:proofErr w:type="spellEnd"/>
-      <w:r>
-        <w:rPr>
-          <w:rFonts w:ascii="Times New Roman" w:hAnsi="Times New Roman"/>
-          <w:sz w:val="28"/>
-          <w:szCs w:val="28"/>
-        </w:rPr>
-        <w:t xml:space="preserve"> = </w:t>
-      </w:r>
-      <w:r>
-        <w:rPr>
-          <w:rFonts w:ascii="Times New Roman" w:hAnsi="Times New Roman"/>
-          <w:sz w:val="28"/>
-          <w:szCs w:val="28"/>
-          <w:lang w:val="en-US"/>
-        </w:rPr>
-        <w:t>input</w:t>
-      </w:r>
-      <w:r>
-        <w:rPr>
-          <w:rFonts w:ascii="Times New Roman" w:hAnsi="Times New Roman"/>
-          <w:sz w:val="28"/>
-          <w:szCs w:val="28"/>
-        </w:rPr>
-        <w:t>("Введите количество отсчетов для точечного графика: ")</w:t>
-      </w:r>
-    </w:p>
-    <w:p>
-      <w:pPr>
-        <w:spacing w:line="240" w:lineRule="auto"/>
-        <w:ind w:left="-567" w:hanging="284"/>
-        <w:rPr>
-          <w:rFonts w:ascii="Times New Roman" w:hAnsi="Times New Roman"/>
-          <w:sz w:val="28"/>
-          <w:szCs w:val="28"/>
-        </w:rPr>
-      </w:pPr>
-    </w:p>
-    <w:p>
-      <w:pPr>
-        <w:spacing w:line="240" w:lineRule="auto"/>
-        <w:ind w:left="-567" w:hanging="284"/>
-        <w:rPr>
-          <w:rFonts w:ascii="Times New Roman" w:hAnsi="Times New Roman"/>
-          <w:sz w:val="28"/>
-          <w:szCs w:val="28"/>
-          <w:lang w:val="en-US"/>
-        </w:rPr>
-      </w:pPr>
-      <w:r>
-        <w:rPr>
-          <w:rFonts w:ascii="Times New Roman" w:hAnsi="Times New Roman"/>
-          <w:sz w:val="28"/>
-          <w:szCs w:val="28"/>
-        </w:rPr>
-        <w:t xml:space="preserve">    </w:t>
-      </w:r>
-      <w:r>
-        <w:rPr>
-          <w:rFonts w:ascii="Times New Roman" w:hAnsi="Times New Roman"/>
-          <w:sz w:val="28"/>
-          <w:szCs w:val="28"/>
-          <w:lang w:val="en-US"/>
-        </w:rPr>
-        <w:t>try:</w:t>
-      </w:r>
-    </w:p>
-    <w:p>
-      <w:pPr>
-        <w:spacing w:line="240" w:lineRule="auto"/>
-        <w:ind w:left="-567" w:hanging="284"/>
-        <w:rPr>
-          <w:rFonts w:ascii="Times New Roman" w:hAnsi="Times New Roman"/>
-          <w:sz w:val="28"/>
-          <w:szCs w:val="28"/>
-          <w:lang w:val="en-US"/>
-        </w:rPr>
-      </w:pPr>
-      <w:r>
-        <w:rPr>
-          <w:rFonts w:ascii="Times New Roman" w:hAnsi="Times New Roman"/>
-          <w:sz w:val="28"/>
-          <w:szCs w:val="28"/>
-          <w:lang w:val="en-US"/>
-        </w:rPr>
-        <w:t xml:space="preserve">        n = int(</w:t>
-      </w:r>
-      <w:proofErr w:type="spellStart"/>
-      <w:r>
-        <w:rPr>
-          <w:rFonts w:ascii="Times New Roman" w:hAnsi="Times New Roman"/>
-          <w:sz w:val="28"/>
-          <w:szCs w:val="28"/>
-          <w:lang w:val="en-US"/>
-        </w:rPr>
-        <w:t>n_text</w:t>
-      </w:r>
-      <w:proofErr w:type="spellEnd"/>
-      <w:r>
-        <w:rPr>
-          <w:rFonts w:ascii="Times New Roman" w:hAnsi="Times New Roman"/>
-          <w:sz w:val="28"/>
-          <w:szCs w:val="28"/>
-          <w:lang w:val="en-US"/>
-        </w:rPr>
-        <w:t>)</w:t>
-      </w:r>
-    </w:p>
-    <w:p>
-      <w:pPr>
-        <w:spacing w:line="240" w:lineRule="auto"/>
-        <w:ind w:left="-567" w:hanging="284"/>
-        <w:rPr>
-          <w:rFonts w:ascii="Times New Roman" w:hAnsi="Times New Roman"/>
-          <w:sz w:val="28"/>
-          <w:szCs w:val="28"/>
-        </w:rPr>
-      </w:pPr>
-      <w:r>
-        <w:rPr>
-          <w:rFonts w:ascii="Times New Roman" w:hAnsi="Times New Roman"/>
-          <w:sz w:val="28"/>
-          <w:szCs w:val="28"/>
-          <w:lang w:val="en-US"/>
-        </w:rPr>
-        <w:t xml:space="preserve">    except</w:t>
-      </w:r>
-      <w:r>
-        <w:rPr>
-          <w:rFonts w:ascii="Times New Roman" w:hAnsi="Times New Roman"/>
-          <w:sz w:val="28"/>
-          <w:szCs w:val="28"/>
-        </w:rPr>
-        <w:t xml:space="preserve"> </w:t>
-      </w:r>
-      <w:proofErr w:type="spellStart"/>
-      <w:r>
-        <w:rPr>
-          <w:rFonts w:ascii="Times New Roman" w:hAnsi="Times New Roman"/>
-          <w:sz w:val="28"/>
-          <w:szCs w:val="28"/>
-          <w:lang w:val="en-US"/>
-        </w:rPr>
-        <w:t>ValueError</w:t>
-      </w:r>
-      <w:proofErr w:type="spellEnd"/>
-      <w:r>
-        <w:rPr>
-          <w:rFonts w:ascii="Times New Roman" w:hAnsi="Times New Roman"/>
-          <w:sz w:val="28"/>
-          <w:szCs w:val="28"/>
-        </w:rPr>
-        <w:t>:</w:t>
-      </w:r>
-    </w:p>
-    <w:p>
-      <w:pPr>
-        <w:spacing w:line="240" w:lineRule="auto"/>
-        <w:ind w:left="-567" w:hanging="284"/>
-        <w:rPr>
-          <w:rFonts w:ascii="Times New Roman" w:hAnsi="Times New Roman"/>
-          <w:sz w:val="28"/>
-          <w:szCs w:val="28"/>
-        </w:rPr>
-      </w:pPr>
-      <w:r>
-        <w:rPr>
-          <w:rFonts w:ascii="Times New Roman" w:hAnsi="Times New Roman"/>
-          <w:sz w:val="28"/>
-          <w:szCs w:val="28"/>
-        </w:rPr>
-        <w:t xml:space="preserve">        </w:t>
-      </w:r>
-      <w:r>
-        <w:rPr>
-          <w:rFonts w:ascii="Times New Roman" w:hAnsi="Times New Roman"/>
-          <w:sz w:val="28"/>
-          <w:szCs w:val="28"/>
-          <w:lang w:val="en-US"/>
-        </w:rPr>
-        <w:t>print</w:t>
-      </w:r>
-      <w:r>
-        <w:rPr>
-          <w:rFonts w:ascii="Times New Roman" w:hAnsi="Times New Roman"/>
-          <w:sz w:val="28"/>
-          <w:szCs w:val="28"/>
-        </w:rPr>
-        <w:t>("Нужно ввести целое положительное число.")</w:t>
-      </w:r>
-    </w:p>
-    <w:p>
-      <w:pPr>
-        <w:spacing w:line="240" w:lineRule="auto"/>
-        <w:ind w:left="-567" w:hanging="284"/>
-        <w:rPr>
-          <w:rFonts w:ascii="Times New Roman" w:hAnsi="Times New Roman"/>
-          <w:sz w:val="28"/>
-          <w:szCs w:val="28"/>
-        </w:rPr>
-      </w:pPr>
-      <w:r>
-        <w:rPr>
-          <w:rFonts w:ascii="Times New Roman" w:hAnsi="Times New Roman"/>
-          <w:sz w:val="28"/>
-          <w:szCs w:val="28"/>
-        </w:rPr>
-        <w:t xml:space="preserve">        </w:t>
-      </w:r>
-      <w:r>
-        <w:rPr>
-          <w:rFonts w:ascii="Times New Roman" w:hAnsi="Times New Roman"/>
-          <w:sz w:val="28"/>
-          <w:szCs w:val="28"/>
-          <w:lang w:val="en-US"/>
-        </w:rPr>
-        <w:t>print</w:t>
-      </w:r>
-      <w:r>
-        <w:rPr>
-          <w:rFonts w:ascii="Times New Roman" w:hAnsi="Times New Roman"/>
-          <w:sz w:val="28"/>
-          <w:szCs w:val="28"/>
-        </w:rPr>
-        <w:t>()</w:t>
-      </w:r>
-    </w:p>
-    <w:p>
-      <w:pPr>
-        <w:spacing w:line="240" w:lineRule="auto"/>
-        <w:ind w:left="-567" w:hanging="284"/>
-        <w:rPr>
-          <w:rFonts w:ascii="Times New Roman" w:hAnsi="Times New Roman"/>
-          <w:sz w:val="28"/>
-          <w:szCs w:val="28"/>
-        </w:rPr>
-      </w:pPr>
-      <w:r>
-        <w:rPr>
-          <w:rFonts w:ascii="Times New Roman" w:hAnsi="Times New Roman"/>
-          <w:sz w:val="28"/>
-          <w:szCs w:val="28"/>
-        </w:rPr>
-        <w:t xml:space="preserve">        </w:t>
-      </w:r>
-      <w:r>
-        <w:rPr>
-          <w:rFonts w:ascii="Times New Roman" w:hAnsi="Times New Roman"/>
-          <w:sz w:val="28"/>
-          <w:szCs w:val="28"/>
-          <w:lang w:val="en-US"/>
-        </w:rPr>
-        <w:t>continue</w:t>
-      </w:r>
-    </w:p>
-    <w:p>
-      <w:pPr>
-        <w:spacing w:line="240" w:lineRule="auto"/>
-        <w:ind w:left="-567" w:hanging="284"/>
-        <w:rPr>
-          <w:rFonts w:ascii="Times New Roman" w:hAnsi="Times New Roman"/>
-          <w:sz w:val="28"/>
-          <w:szCs w:val="28"/>
-        </w:rPr>
-      </w:pPr>
-    </w:p>
-    <w:p>
-      <w:pPr>
-        <w:spacing w:line="240" w:lineRule="auto"/>
-        <w:ind w:left="-567" w:hanging="284"/>
-        <w:rPr>
-          <w:rFonts w:ascii="Times New Roman" w:hAnsi="Times New Roman"/>
-          <w:sz w:val="28"/>
-          <w:szCs w:val="28"/>
-        </w:rPr>
-      </w:pPr>
-      <w:r>
-        <w:rPr>
-          <w:rFonts w:ascii="Times New Roman" w:hAnsi="Times New Roman"/>
-          <w:sz w:val="28"/>
-          <w:szCs w:val="28"/>
-        </w:rPr>
-        <w:t xml:space="preserve">    </w:t>
-      </w:r>
-      <w:r>
-        <w:rPr>
-          <w:rFonts w:ascii="Times New Roman" w:hAnsi="Times New Roman"/>
-          <w:sz w:val="28"/>
-          <w:szCs w:val="28"/>
-          <w:lang w:val="en-US"/>
-        </w:rPr>
-        <w:t>if</w:t>
-      </w:r>
-      <w:r>
-        <w:rPr>
-          <w:rFonts w:ascii="Times New Roman" w:hAnsi="Times New Roman"/>
-          <w:sz w:val="28"/>
-          <w:szCs w:val="28"/>
-        </w:rPr>
-        <w:t xml:space="preserve"> </w:t>
-      </w:r>
-      <w:r>
-        <w:rPr>
-          <w:rFonts w:ascii="Times New Roman" w:hAnsi="Times New Roman"/>
-          <w:sz w:val="28"/>
-          <w:szCs w:val="28"/>
-          <w:lang w:val="en-US"/>
-        </w:rPr>
-        <w:t>n</w:t>
-      </w:r>
-      <w:r>
-        <w:rPr>
-          <w:rFonts w:ascii="Times New Roman" w:hAnsi="Times New Roman"/>
-          <w:sz w:val="28"/>
-          <w:szCs w:val="28"/>
-        </w:rPr>
-        <w:t xml:space="preserve"> &lt;= 0:</w:t>
-      </w:r>
-    </w:p>
-    <w:p>
-      <w:pPr>
-        <w:spacing w:line="240" w:lineRule="auto"/>
-        <w:ind w:left="-567" w:hanging="284"/>
-        <w:rPr>
-          <w:rFonts w:ascii="Times New Roman" w:hAnsi="Times New Roman"/>
-          <w:sz w:val="28"/>
-          <w:szCs w:val="28"/>
-        </w:rPr>
-      </w:pPr>
-      <w:r>
-        <w:rPr>
-          <w:rFonts w:ascii="Times New Roman" w:hAnsi="Times New Roman"/>
-          <w:sz w:val="28"/>
-          <w:szCs w:val="28"/>
-        </w:rPr>
-        <w:t xml:space="preserve">        </w:t>
-      </w:r>
-      <w:r>
-        <w:rPr>
-          <w:rFonts w:ascii="Times New Roman" w:hAnsi="Times New Roman"/>
-          <w:sz w:val="28"/>
-          <w:szCs w:val="28"/>
-          <w:lang w:val="en-US"/>
-        </w:rPr>
-        <w:t>print</w:t>
-      </w:r>
-      <w:r>
-        <w:rPr>
-          <w:rFonts w:ascii="Times New Roman" w:hAnsi="Times New Roman"/>
-          <w:sz w:val="28"/>
-          <w:szCs w:val="28"/>
-        </w:rPr>
-        <w:t>("Число должно быть больше нуля.")</w:t>
-      </w:r>
-    </w:p>
-    <w:p>
-      <w:pPr>
-        <w:spacing w:line="240" w:lineRule="auto"/>
-        <w:ind w:left="-567" w:hanging="284"/>
-        <w:rPr>
-          <w:rFonts w:ascii="Times New Roman" w:hAnsi="Times New Roman"/>
-          <w:sz w:val="28"/>
-          <w:szCs w:val="28"/>
-          <w:lang w:val="en-US"/>
-        </w:rPr>
-      </w:pPr>
-      <w:r>
-        <w:rPr>
-          <w:rFonts w:ascii="Times New Roman" w:hAnsi="Times New Roman"/>
-          <w:sz w:val="28"/>
-          <w:szCs w:val="28"/>
-        </w:rPr>
-        <w:t xml:space="preserve">        </w:t>
-      </w:r>
-      <w:r>
-        <w:rPr>
-          <w:rFonts w:ascii="Times New Roman" w:hAnsi="Times New Roman"/>
-          <w:sz w:val="28"/>
-          <w:szCs w:val="28"/>
-          <w:lang w:val="en-US"/>
-        </w:rPr>
-        <w:t>print()</w:t>
-      </w:r>
-    </w:p>
-    <w:p>
-      <w:pPr>
-        <w:spacing w:line="240" w:lineRule="auto"/>
-        <w:ind w:left="-567" w:hanging="284"/>
-        <w:rPr>
-          <w:rFonts w:ascii="Times New Roman" w:hAnsi="Times New Roman"/>
-          <w:sz w:val="28"/>
-          <w:szCs w:val="28"/>
-          <w:lang w:val="en-US"/>
-        </w:rPr>
-      </w:pPr>
-      <w:r>
-        <w:rPr>
-          <w:rFonts w:ascii="Times New Roman" w:hAnsi="Times New Roman"/>
-          <w:sz w:val="28"/>
-          <w:szCs w:val="28"/>
-          <w:lang w:val="en-US"/>
-        </w:rPr>
-        <w:t xml:space="preserve">        continue</w:t>
-      </w:r>
-    </w:p>
-    <w:p>
-      <w:pPr>
-        <w:spacing w:line="240" w:lineRule="auto"/>
-        <w:ind w:left="-567" w:hanging="284"/>
-        <w:rPr>
-          <w:rFonts w:ascii="Times New Roman" w:hAnsi="Times New Roman"/>
-          <w:sz w:val="28"/>
-          <w:szCs w:val="28"/>
-          <w:lang w:val="en-US"/>
-        </w:rPr>
-      </w:pPr>
-    </w:p>
-    <w:p>
-      <w:pPr>
-        <w:spacing w:line="240" w:lineRule="auto"/>
-        <w:ind w:left="-567" w:hanging="284"/>
-        <w:rPr>
-          <w:rFonts w:ascii="Times New Roman" w:hAnsi="Times New Roman"/>
-          <w:sz w:val="28"/>
-          <w:szCs w:val="28"/>
-          <w:lang w:val="en-US"/>
-        </w:rPr>
-      </w:pPr>
-      <w:r>
-        <w:rPr>
-          <w:rFonts w:ascii="Times New Roman" w:hAnsi="Times New Roman"/>
-          <w:sz w:val="28"/>
-          <w:szCs w:val="28"/>
-          <w:lang w:val="en-US"/>
-        </w:rPr>
-        <w:t xml:space="preserve">    if n &gt; </w:t>
-      </w:r>
-      <w:proofErr w:type="spellStart"/>
-      <w:r>
-        <w:rPr>
-          <w:rFonts w:ascii="Times New Roman" w:hAnsi="Times New Roman"/>
-          <w:sz w:val="28"/>
-          <w:szCs w:val="28"/>
-          <w:lang w:val="en-US"/>
-        </w:rPr>
-        <w:t>len</w:t>
-      </w:r>
-      <w:proofErr w:type="spellEnd"/>
-      <w:r>
-        <w:rPr>
-          <w:rFonts w:ascii="Times New Roman" w:hAnsi="Times New Roman"/>
-          <w:sz w:val="28"/>
-          <w:szCs w:val="28"/>
-          <w:lang w:val="en-US"/>
-        </w:rPr>
-        <w:t>(signal):</w:t>
-      </w:r>
-    </w:p>
-    <w:p>
-      <w:pPr>
-        <w:spacing w:line="240" w:lineRule="auto"/>
-        <w:ind w:left="-567" w:hanging="284"/>
-        <w:rPr>
-          <w:rFonts w:ascii="Times New Roman" w:hAnsi="Times New Roman"/>
-          <w:sz w:val="28"/>
-          <w:szCs w:val="28"/>
-        </w:rPr>
-      </w:pPr>
-      <w:r>
-        <w:rPr>
-          <w:rFonts w:ascii="Times New Roman" w:hAnsi="Times New Roman"/>
-          <w:sz w:val="28"/>
-          <w:szCs w:val="28"/>
-          <w:lang w:val="en-US"/>
-        </w:rPr>
-        <w:t xml:space="preserve">        print</w:t>
-      </w:r>
-      <w:r>
-        <w:rPr>
-          <w:rFonts w:ascii="Times New Roman" w:hAnsi="Times New Roman"/>
-          <w:sz w:val="28"/>
-          <w:szCs w:val="28"/>
-        </w:rPr>
-        <w:t>("Слишком большое число.")</w:t>
-      </w:r>
-    </w:p>
-    <w:p>
-      <w:pPr>
-        <w:spacing w:line="240" w:lineRule="auto"/>
-        <w:ind w:left="-567" w:hanging="284"/>
-        <w:rPr>
-          <w:rFonts w:ascii="Times New Roman" w:hAnsi="Times New Roman"/>
-          <w:sz w:val="28"/>
-          <w:szCs w:val="28"/>
-        </w:rPr>
-      </w:pPr>
-      <w:r>
-        <w:rPr>
-          <w:rFonts w:ascii="Times New Roman" w:hAnsi="Times New Roman"/>
-          <w:sz w:val="28"/>
-          <w:szCs w:val="28"/>
-        </w:rPr>
-        <w:t xml:space="preserve">        </w:t>
-      </w:r>
-      <w:r>
-        <w:rPr>
-          <w:rFonts w:ascii="Times New Roman" w:hAnsi="Times New Roman"/>
-          <w:sz w:val="28"/>
-          <w:szCs w:val="28"/>
-          <w:lang w:val="en-US"/>
-        </w:rPr>
-        <w:t>print</w:t>
-      </w:r>
-      <w:r>
-        <w:rPr>
-          <w:rFonts w:ascii="Times New Roman" w:hAnsi="Times New Roman"/>
-          <w:sz w:val="28"/>
-          <w:szCs w:val="28"/>
-        </w:rPr>
-        <w:t>("Будут взяты все доступные отсчеты.")</w:t>
-      </w:r>
-    </w:p>
-    <w:p>
-      <w:pPr>
-        <w:spacing w:line="240" w:lineRule="auto"/>
-        <w:ind w:left="-567" w:hanging="284"/>
-        <w:rPr>
-          <w:rFonts w:ascii="Times New Roman" w:hAnsi="Times New Roman"/>
-          <w:sz w:val="28"/>
-          <w:szCs w:val="28"/>
-          <w:lang w:val="en-US"/>
-        </w:rPr>
-      </w:pPr>
-      <w:r>
-        <w:rPr>
-          <w:rFonts w:ascii="Times New Roman" w:hAnsi="Times New Roman"/>
-          <w:sz w:val="28"/>
-          <w:szCs w:val="28"/>
-        </w:rPr>
-        <w:t xml:space="preserve">        </w:t>
-      </w:r>
-      <w:r>
-        <w:rPr>
-          <w:rFonts w:ascii="Times New Roman" w:hAnsi="Times New Roman"/>
-          <w:sz w:val="28"/>
-          <w:szCs w:val="28"/>
-          <w:lang w:val="en-US"/>
-        </w:rPr>
-        <w:t xml:space="preserve">n = </w:t>
-      </w:r>
-      <w:proofErr w:type="spellStart"/>
-      <w:r>
-        <w:rPr>
-          <w:rFonts w:ascii="Times New Roman" w:hAnsi="Times New Roman"/>
-          <w:sz w:val="28"/>
-          <w:szCs w:val="28"/>
-          <w:lang w:val="en-US"/>
-        </w:rPr>
-        <w:t>len</w:t>
-      </w:r>
-      <w:proofErr w:type="spellEnd"/>
-      <w:r>
-        <w:rPr>
-          <w:rFonts w:ascii="Times New Roman" w:hAnsi="Times New Roman"/>
-          <w:sz w:val="28"/>
-          <w:szCs w:val="28"/>
-          <w:lang w:val="en-US"/>
-        </w:rPr>
-        <w:t>(signal)</w:t>
-      </w:r>
-    </w:p>
-    <w:p>
-      <w:pPr>
-        <w:spacing w:line="240" w:lineRule="auto"/>
-        <w:ind w:left="-567" w:hanging="284"/>
-        <w:rPr>
-          <w:rFonts w:ascii="Times New Roman" w:hAnsi="Times New Roman"/>
-          <w:sz w:val="28"/>
-          <w:szCs w:val="28"/>
-          <w:lang w:val="en-US"/>
-        </w:rPr>
-      </w:pPr>
-    </w:p>
-    <w:p>
-      <w:pPr>
-        <w:spacing w:line="240" w:lineRule="auto"/>
-        <w:ind w:left="-567" w:hanging="284"/>
-        <w:rPr>
-          <w:rFonts w:ascii="Times New Roman" w:hAnsi="Times New Roman"/>
-          <w:sz w:val="28"/>
-          <w:szCs w:val="28"/>
-          <w:lang w:val="en-US"/>
-        </w:rPr>
-      </w:pPr>
-      <w:r>
-        <w:rPr>
-          <w:rFonts w:ascii="Times New Roman" w:hAnsi="Times New Roman"/>
-          <w:sz w:val="28"/>
-          <w:szCs w:val="28"/>
-          <w:lang w:val="en-US"/>
-        </w:rPr>
-        <w:t xml:space="preserve">    break</w:t>
-      </w:r>
-    </w:p>
-    <w:p>
-      <w:pPr>
-        <w:spacing w:line="240" w:lineRule="auto"/>
-        <w:ind w:left="-567" w:hanging="284"/>
-        <w:rPr>
-          <w:rFonts w:ascii="Times New Roman" w:hAnsi="Times New Roman"/>
-          <w:sz w:val="28"/>
-          <w:szCs w:val="28"/>
-          <w:lang w:val="en-US"/>
-        </w:rPr>
-      </w:pPr>
-    </w:p>
-    <w:p>
-      <w:pPr>
-        <w:spacing w:line="240" w:lineRule="auto"/>
-        <w:ind w:left="-567" w:hanging="284"/>
-        <w:rPr>
-          <w:rFonts w:ascii="Times New Roman" w:hAnsi="Times New Roman"/>
-          <w:sz w:val="28"/>
-          <w:szCs w:val="28"/>
-          <w:lang w:val="en-US"/>
-        </w:rPr>
-      </w:pPr>
-      <w:r>
-        <w:rPr>
-          <w:rFonts w:ascii="Times New Roman" w:hAnsi="Times New Roman"/>
-          <w:sz w:val="28"/>
-          <w:szCs w:val="28"/>
-          <w:lang w:val="en-US"/>
-        </w:rPr>
-        <w:lastRenderedPageBreak/>
-        <w:t xml:space="preserve"># </w:t>
-      </w:r>
-      <w:proofErr w:type="spellStart"/>
-      <w:r>
-        <w:rPr>
-          <w:rFonts w:ascii="Times New Roman" w:hAnsi="Times New Roman"/>
-          <w:sz w:val="28"/>
-          <w:szCs w:val="28"/>
-          <w:lang w:val="en-US"/>
-        </w:rPr>
-        <w:t>Берем</w:t>
-      </w:r>
-      <w:proofErr w:type="spellEnd"/>
-      <w:r>
-        <w:rPr>
-          <w:rFonts w:ascii="Times New Roman" w:hAnsi="Times New Roman"/>
-          <w:sz w:val="28"/>
-          <w:szCs w:val="28"/>
-          <w:lang w:val="en-US"/>
-        </w:rPr>
-        <w:t xml:space="preserve"> </w:t>
-      </w:r>
-      <w:proofErr w:type="spellStart"/>
-      <w:r>
-        <w:rPr>
-          <w:rFonts w:ascii="Times New Roman" w:hAnsi="Times New Roman"/>
-          <w:sz w:val="28"/>
-          <w:szCs w:val="28"/>
-          <w:lang w:val="en-US"/>
-        </w:rPr>
-        <w:t>часть</w:t>
-      </w:r>
-      <w:proofErr w:type="spellEnd"/>
-      <w:r>
-        <w:rPr>
-          <w:rFonts w:ascii="Times New Roman" w:hAnsi="Times New Roman"/>
-          <w:sz w:val="28"/>
-          <w:szCs w:val="28"/>
-          <w:lang w:val="en-US"/>
-        </w:rPr>
-        <w:t xml:space="preserve"> </w:t>
-      </w:r>
-      <w:proofErr w:type="spellStart"/>
-      <w:r>
-        <w:rPr>
-          <w:rFonts w:ascii="Times New Roman" w:hAnsi="Times New Roman"/>
-          <w:sz w:val="28"/>
-          <w:szCs w:val="28"/>
-          <w:lang w:val="en-US"/>
-        </w:rPr>
-        <w:t>сигнала</w:t>
-      </w:r>
-      <w:proofErr w:type="spellEnd"/>
-    </w:p>
-    <w:p>
-      <w:pPr>
-        <w:spacing w:line="240" w:lineRule="auto"/>
-        <w:ind w:left="-567" w:hanging="284"/>
-        <w:rPr>
-          <w:rFonts w:ascii="Times New Roman" w:hAnsi="Times New Roman"/>
-          <w:sz w:val="28"/>
-          <w:szCs w:val="28"/>
-          <w:lang w:val="en-US"/>
-        </w:rPr>
-      </w:pPr>
-      <w:proofErr w:type="spellStart"/>
-      <w:r>
-        <w:rPr>
-          <w:rFonts w:ascii="Times New Roman" w:hAnsi="Times New Roman"/>
-          <w:sz w:val="28"/>
-          <w:szCs w:val="28"/>
-          <w:lang w:val="en-US"/>
-        </w:rPr>
-        <w:t>part_signal</w:t>
-      </w:r>
-      <w:proofErr w:type="spellEnd"/>
-      <w:r>
-        <w:rPr>
-          <w:rFonts w:ascii="Times New Roman" w:hAnsi="Times New Roman"/>
-          <w:sz w:val="28"/>
-          <w:szCs w:val="28"/>
-          <w:lang w:val="en-US"/>
-        </w:rPr>
-        <w:t xml:space="preserve"> = signal[:n]</w:t>
-      </w:r>
-    </w:p>
-    <w:p>
-      <w:pPr>
-        <w:spacing w:line="240" w:lineRule="auto"/>
-        <w:ind w:left="-567" w:hanging="284"/>
-        <w:rPr>
-          <w:rFonts w:ascii="Times New Roman" w:hAnsi="Times New Roman"/>
-          <w:sz w:val="28"/>
-          <w:szCs w:val="28"/>
-          <w:lang w:val="en-US"/>
-        </w:rPr>
-      </w:pPr>
-    </w:p>
-    <w:p>
-      <w:pPr>
-        <w:spacing w:line="240" w:lineRule="auto"/>
-        <w:ind w:left="-567" w:hanging="284"/>
-        <w:rPr>
-          <w:rFonts w:ascii="Times New Roman" w:hAnsi="Times New Roman"/>
-          <w:sz w:val="28"/>
-          <w:szCs w:val="28"/>
-          <w:lang w:val="en-US"/>
-        </w:rPr>
-      </w:pPr>
-      <w:r>
-        <w:rPr>
-          <w:rFonts w:ascii="Times New Roman" w:hAnsi="Times New Roman"/>
-          <w:sz w:val="28"/>
-          <w:szCs w:val="28"/>
-          <w:lang w:val="en-US"/>
-        </w:rPr>
-        <w:t xml:space="preserve"># </w:t>
-      </w:r>
-      <w:proofErr w:type="spellStart"/>
-      <w:r>
-        <w:rPr>
-          <w:rFonts w:ascii="Times New Roman" w:hAnsi="Times New Roman"/>
-          <w:sz w:val="28"/>
-          <w:szCs w:val="28"/>
-          <w:lang w:val="en-US"/>
-        </w:rPr>
-        <w:t>Делаем</w:t>
-      </w:r>
-      <w:proofErr w:type="spellEnd"/>
-      <w:r>
-        <w:rPr>
-          <w:rFonts w:ascii="Times New Roman" w:hAnsi="Times New Roman"/>
-          <w:sz w:val="28"/>
-          <w:szCs w:val="28"/>
-          <w:lang w:val="en-US"/>
-        </w:rPr>
-        <w:t xml:space="preserve"> </w:t>
-      </w:r>
-      <w:proofErr w:type="spellStart"/>
-      <w:r>
-        <w:rPr>
-          <w:rFonts w:ascii="Times New Roman" w:hAnsi="Times New Roman"/>
-          <w:sz w:val="28"/>
-          <w:szCs w:val="28"/>
-          <w:lang w:val="en-US"/>
-        </w:rPr>
-        <w:t>ось</w:t>
-      </w:r>
-      <w:proofErr w:type="spellEnd"/>
-      <w:r>
-        <w:rPr>
-          <w:rFonts w:ascii="Times New Roman" w:hAnsi="Times New Roman"/>
-          <w:sz w:val="28"/>
-          <w:szCs w:val="28"/>
-          <w:lang w:val="en-US"/>
-        </w:rPr>
-        <w:t xml:space="preserve"> </w:t>
-      </w:r>
-      <w:proofErr w:type="spellStart"/>
-      <w:r>
-        <w:rPr>
-          <w:rFonts w:ascii="Times New Roman" w:hAnsi="Times New Roman"/>
-          <w:sz w:val="28"/>
-          <w:szCs w:val="28"/>
-          <w:lang w:val="en-US"/>
-        </w:rPr>
-        <w:t>времени</w:t>
-      </w:r>
-      <w:proofErr w:type="spellEnd"/>
-    </w:p>
-    <w:p>
-      <w:pPr>
-        <w:spacing w:line="240" w:lineRule="auto"/>
-        <w:ind w:left="-567" w:hanging="284"/>
-        <w:rPr>
-          <w:rFonts w:ascii="Times New Roman" w:hAnsi="Times New Roman"/>
-          <w:sz w:val="28"/>
-          <w:szCs w:val="28"/>
-          <w:lang w:val="en-US"/>
-        </w:rPr>
-      </w:pPr>
-      <w:proofErr w:type="spellStart"/>
-      <w:r>
-        <w:rPr>
-          <w:rFonts w:ascii="Times New Roman" w:hAnsi="Times New Roman"/>
-          <w:sz w:val="28"/>
-          <w:szCs w:val="28"/>
-          <w:lang w:val="en-US"/>
-        </w:rPr>
-        <w:t>time_axis</w:t>
-      </w:r>
-      <w:proofErr w:type="spellEnd"/>
-      <w:r>
-        <w:rPr>
-          <w:rFonts w:ascii="Times New Roman" w:hAnsi="Times New Roman"/>
-          <w:sz w:val="28"/>
-          <w:szCs w:val="28"/>
-          <w:lang w:val="en-US"/>
-        </w:rPr>
-        <w:t xml:space="preserve"> = </w:t>
-      </w:r>
-      <w:proofErr w:type="spellStart"/>
-      <w:r>
-        <w:rPr>
-          <w:rFonts w:ascii="Times New Roman" w:hAnsi="Times New Roman"/>
-          <w:sz w:val="28"/>
-          <w:szCs w:val="28"/>
-          <w:lang w:val="en-US"/>
-        </w:rPr>
-        <w:t>np.arange</w:t>
-      </w:r>
-      <w:proofErr w:type="spellEnd"/>
-      <w:r>
-        <w:rPr>
-          <w:rFonts w:ascii="Times New Roman" w:hAnsi="Times New Roman"/>
-          <w:sz w:val="28"/>
-          <w:szCs w:val="28"/>
-          <w:lang w:val="en-US"/>
-        </w:rPr>
-        <w:t>(</w:t>
-      </w:r>
-      <w:proofErr w:type="spellStart"/>
-      <w:r>
-        <w:rPr>
-          <w:rFonts w:ascii="Times New Roman" w:hAnsi="Times New Roman"/>
-          <w:sz w:val="28"/>
-          <w:szCs w:val="28"/>
-          <w:lang w:val="en-US"/>
-        </w:rPr>
-        <w:t>len</w:t>
-      </w:r>
-      <w:proofErr w:type="spellEnd"/>
-      <w:r>
-        <w:rPr>
-          <w:rFonts w:ascii="Times New Roman" w:hAnsi="Times New Roman"/>
-          <w:sz w:val="28"/>
-          <w:szCs w:val="28"/>
-          <w:lang w:val="en-US"/>
-        </w:rPr>
-        <w:t>(signal)) / framerate</w:t>
-      </w:r>
-    </w:p>
-    <w:p>
-      <w:pPr>
-        <w:spacing w:line="240" w:lineRule="auto"/>
-        <w:ind w:left="-567" w:hanging="284"/>
-        <w:rPr>
-          <w:rFonts w:ascii="Times New Roman" w:hAnsi="Times New Roman"/>
-          <w:sz w:val="28"/>
-          <w:szCs w:val="28"/>
-          <w:lang w:val="en-US"/>
-        </w:rPr>
-      </w:pPr>
-    </w:p>
-    <w:p>
-      <w:pPr>
-        <w:spacing w:line="240" w:lineRule="auto"/>
-        <w:ind w:left="-567" w:hanging="284"/>
-        <w:rPr>
-          <w:rFonts w:ascii="Times New Roman" w:hAnsi="Times New Roman"/>
-          <w:sz w:val="28"/>
-          <w:szCs w:val="28"/>
-          <w:lang w:val="en-US"/>
-        </w:rPr>
-      </w:pPr>
-      <w:r>
-        <w:rPr>
-          <w:rFonts w:ascii="Times New Roman" w:hAnsi="Times New Roman"/>
-          <w:sz w:val="28"/>
-          <w:szCs w:val="28"/>
-          <w:lang w:val="en-US"/>
-        </w:rPr>
-        <w:t xml:space="preserve"># 1. </w:t>
-      </w:r>
-      <w:proofErr w:type="spellStart"/>
-      <w:r>
-        <w:rPr>
-          <w:rFonts w:ascii="Times New Roman" w:hAnsi="Times New Roman"/>
-          <w:sz w:val="28"/>
-          <w:szCs w:val="28"/>
-          <w:lang w:val="en-US"/>
-        </w:rPr>
-        <w:t>Точечный</w:t>
-      </w:r>
-      <w:proofErr w:type="spellEnd"/>
-      <w:r>
-        <w:rPr>
-          <w:rFonts w:ascii="Times New Roman" w:hAnsi="Times New Roman"/>
-          <w:sz w:val="28"/>
-          <w:szCs w:val="28"/>
-          <w:lang w:val="en-US"/>
-        </w:rPr>
-        <w:t xml:space="preserve"> </w:t>
-      </w:r>
-      <w:proofErr w:type="spellStart"/>
-      <w:r>
-        <w:rPr>
-          <w:rFonts w:ascii="Times New Roman" w:hAnsi="Times New Roman"/>
-          <w:sz w:val="28"/>
-          <w:szCs w:val="28"/>
-          <w:lang w:val="en-US"/>
-        </w:rPr>
-        <w:t>график</w:t>
-      </w:r>
-      <w:proofErr w:type="spellEnd"/>
-    </w:p>
-    <w:p>
-      <w:pPr>
-        <w:spacing w:line="240" w:lineRule="auto"/>
-        <w:ind w:left="-567" w:hanging="284"/>
-        <w:rPr>
-          <w:rFonts w:ascii="Times New Roman" w:hAnsi="Times New Roman"/>
-          <w:sz w:val="28"/>
-          <w:szCs w:val="28"/>
-          <w:lang w:val="en-US"/>
-        </w:rPr>
-      </w:pPr>
-      <w:proofErr w:type="spellStart"/>
-      <w:r>
-        <w:rPr>
-          <w:rFonts w:ascii="Times New Roman" w:hAnsi="Times New Roman"/>
-          <w:sz w:val="28"/>
-          <w:szCs w:val="28"/>
-          <w:lang w:val="en-US"/>
-        </w:rPr>
-        <w:t>plt.figure</w:t>
-      </w:r>
-      <w:proofErr w:type="spellEnd"/>
-      <w:r>
-        <w:rPr>
-          <w:rFonts w:ascii="Times New Roman" w:hAnsi="Times New Roman"/>
-          <w:sz w:val="28"/>
-          <w:szCs w:val="28"/>
-          <w:lang w:val="en-US"/>
-        </w:rPr>
-        <w:t>(</w:t>
-      </w:r>
-      <w:proofErr w:type="spellStart"/>
-      <w:r>
-        <w:rPr>
-          <w:rFonts w:ascii="Times New Roman" w:hAnsi="Times New Roman"/>
-          <w:sz w:val="28"/>
-          <w:szCs w:val="28"/>
-          <w:lang w:val="en-US"/>
-        </w:rPr>
-        <w:t>figsize</w:t>
-      </w:r>
-      <w:proofErr w:type="spellEnd"/>
-      <w:r>
-        <w:rPr>
-          <w:rFonts w:ascii="Times New Roman" w:hAnsi="Times New Roman"/>
-          <w:sz w:val="28"/>
-          <w:szCs w:val="28"/>
-          <w:lang w:val="en-US"/>
-        </w:rPr>
-        <w:t>=(10, 5))</w:t>
-      </w:r>
-    </w:p>
-    <w:p>
-      <w:pPr>
-        <w:spacing w:line="240" w:lineRule="auto"/>
-        <w:ind w:left="-567" w:hanging="284"/>
-        <w:rPr>
-          <w:rFonts w:ascii="Times New Roman" w:hAnsi="Times New Roman"/>
-          <w:sz w:val="28"/>
-          <w:szCs w:val="28"/>
-          <w:lang w:val="en-US"/>
-        </w:rPr>
-      </w:pPr>
-      <w:proofErr w:type="spellStart"/>
-      <w:r>
-        <w:rPr>
-          <w:rFonts w:ascii="Times New Roman" w:hAnsi="Times New Roman"/>
-          <w:sz w:val="28"/>
-          <w:szCs w:val="28"/>
-          <w:lang w:val="en-US"/>
-        </w:rPr>
-        <w:t>plt.scatter</w:t>
-      </w:r>
-      <w:proofErr w:type="spellEnd"/>
-      <w:r>
-        <w:rPr>
-          <w:rFonts w:ascii="Times New Roman" w:hAnsi="Times New Roman"/>
-          <w:sz w:val="28"/>
-          <w:szCs w:val="28"/>
-          <w:lang w:val="en-US"/>
-        </w:rPr>
-        <w:t>(</w:t>
-      </w:r>
-      <w:proofErr w:type="spellStart"/>
-      <w:r>
-        <w:rPr>
-          <w:rFonts w:ascii="Times New Roman" w:hAnsi="Times New Roman"/>
-          <w:sz w:val="28"/>
-          <w:szCs w:val="28"/>
-          <w:lang w:val="en-US"/>
-        </w:rPr>
-        <w:t>np.arange</w:t>
-      </w:r>
-      <w:proofErr w:type="spellEnd"/>
-      <w:r>
-        <w:rPr>
-          <w:rFonts w:ascii="Times New Roman" w:hAnsi="Times New Roman"/>
-          <w:sz w:val="28"/>
-          <w:szCs w:val="28"/>
-          <w:lang w:val="en-US"/>
-        </w:rPr>
-        <w:t xml:space="preserve">(n), </w:t>
-      </w:r>
-      <w:proofErr w:type="spellStart"/>
-      <w:r>
-        <w:rPr>
-          <w:rFonts w:ascii="Times New Roman" w:hAnsi="Times New Roman"/>
-          <w:sz w:val="28"/>
-          <w:szCs w:val="28"/>
-          <w:lang w:val="en-US"/>
-        </w:rPr>
-        <w:t>part_signal</w:t>
-      </w:r>
-      <w:proofErr w:type="spellEnd"/>
-      <w:r>
-        <w:rPr>
-          <w:rFonts w:ascii="Times New Roman" w:hAnsi="Times New Roman"/>
-          <w:sz w:val="28"/>
-          <w:szCs w:val="28"/>
-          <w:lang w:val="en-US"/>
-        </w:rPr>
-        <w:t>, s=10)</w:t>
-      </w:r>
-    </w:p>
-    <w:p>
-      <w:pPr>
-        <w:spacing w:line="240" w:lineRule="auto"/>
-        <w:ind w:left="-567" w:hanging="284"/>
-        <w:rPr>
-          <w:rFonts w:ascii="Times New Roman" w:hAnsi="Times New Roman"/>
-          <w:sz w:val="28"/>
-          <w:szCs w:val="28"/>
-        </w:rPr>
-      </w:pPr>
-      <w:proofErr w:type="spellStart"/>
-      <w:r>
-        <w:rPr>
-          <w:rFonts w:ascii="Times New Roman" w:hAnsi="Times New Roman"/>
-          <w:sz w:val="28"/>
-          <w:szCs w:val="28"/>
-          <w:lang w:val="en-US"/>
-        </w:rPr>
-        <w:t>plt</w:t>
-      </w:r>
-      <w:proofErr w:type="spellEnd"/>
-      <w:r>
-        <w:rPr>
-          <w:rFonts w:ascii="Times New Roman" w:hAnsi="Times New Roman"/>
-          <w:sz w:val="28"/>
-          <w:szCs w:val="28"/>
-        </w:rPr>
-        <w:t>.</w:t>
-      </w:r>
-      <w:r>
-        <w:rPr>
-          <w:rFonts w:ascii="Times New Roman" w:hAnsi="Times New Roman"/>
-          <w:sz w:val="28"/>
-          <w:szCs w:val="28"/>
-          <w:lang w:val="en-US"/>
-        </w:rPr>
-        <w:t>title</w:t>
-      </w:r>
-      <w:r>
-        <w:rPr>
-          <w:rFonts w:ascii="Times New Roman" w:hAnsi="Times New Roman"/>
-          <w:sz w:val="28"/>
-          <w:szCs w:val="28"/>
-        </w:rPr>
-        <w:t>("Точечный график дискретных отсчетов сигнала")</w:t>
-      </w:r>
-    </w:p>
-    <w:p>
-      <w:pPr>
-        <w:spacing w:line="240" w:lineRule="auto"/>
-        <w:ind w:left="-567" w:hanging="284"/>
-        <w:rPr>
-          <w:rFonts w:ascii="Times New Roman" w:hAnsi="Times New Roman"/>
-          <w:sz w:val="28"/>
-          <w:szCs w:val="28"/>
-        </w:rPr>
-      </w:pPr>
-      <w:proofErr w:type="spellStart"/>
-      <w:r>
-        <w:rPr>
-          <w:rFonts w:ascii="Times New Roman" w:hAnsi="Times New Roman"/>
-          <w:sz w:val="28"/>
-          <w:szCs w:val="28"/>
-          <w:lang w:val="en-US"/>
-        </w:rPr>
-        <w:t>plt</w:t>
-      </w:r>
-      <w:proofErr w:type="spellEnd"/>
-      <w:r>
-        <w:rPr>
-          <w:rFonts w:ascii="Times New Roman" w:hAnsi="Times New Roman"/>
-          <w:sz w:val="28"/>
-          <w:szCs w:val="28"/>
-        </w:rPr>
-        <w:t>.</w:t>
-      </w:r>
-      <w:proofErr w:type="spellStart"/>
-      <w:r>
-        <w:rPr>
-          <w:rFonts w:ascii="Times New Roman" w:hAnsi="Times New Roman"/>
-          <w:sz w:val="28"/>
-          <w:szCs w:val="28"/>
-          <w:lang w:val="en-US"/>
-        </w:rPr>
-        <w:t>xlabel</w:t>
-      </w:r>
-      <w:proofErr w:type="spellEnd"/>
-      <w:r>
-        <w:rPr>
-          <w:rFonts w:ascii="Times New Roman" w:hAnsi="Times New Roman"/>
-          <w:sz w:val="28"/>
-          <w:szCs w:val="28"/>
-        </w:rPr>
-        <w:t>("Номер отсчета")</w:t>
-      </w:r>
-    </w:p>
-    <w:p>
-      <w:pPr>
-        <w:spacing w:line="240" w:lineRule="auto"/>
-        <w:ind w:left="-567" w:hanging="284"/>
-        <w:rPr>
-          <w:rFonts w:ascii="Times New Roman" w:hAnsi="Times New Roman"/>
-          <w:sz w:val="28"/>
-          <w:szCs w:val="28"/>
-        </w:rPr>
-      </w:pPr>
-      <w:proofErr w:type="spellStart"/>
-      <w:r>
-        <w:rPr>
-          <w:rFonts w:ascii="Times New Roman" w:hAnsi="Times New Roman"/>
-          <w:sz w:val="28"/>
-          <w:szCs w:val="28"/>
-          <w:lang w:val="en-US"/>
-        </w:rPr>
-        <w:t>plt</w:t>
-      </w:r>
-      <w:proofErr w:type="spellEnd"/>
-      <w:r>
-        <w:rPr>
-          <w:rFonts w:ascii="Times New Roman" w:hAnsi="Times New Roman"/>
-          <w:sz w:val="28"/>
-          <w:szCs w:val="28"/>
-        </w:rPr>
-        <w:t>.</w:t>
-      </w:r>
-      <w:proofErr w:type="spellStart"/>
-      <w:r>
-        <w:rPr>
-          <w:rFonts w:ascii="Times New Roman" w:hAnsi="Times New Roman"/>
-          <w:sz w:val="28"/>
-          <w:szCs w:val="28"/>
-          <w:lang w:val="en-US"/>
-        </w:rPr>
-        <w:t>ylabel</w:t>
-      </w:r>
-      <w:proofErr w:type="spellEnd"/>
-      <w:r>
-        <w:rPr>
-          <w:rFonts w:ascii="Times New Roman" w:hAnsi="Times New Roman"/>
-          <w:sz w:val="28"/>
-          <w:szCs w:val="28"/>
-        </w:rPr>
-        <w:t>("Амплитуда, у.е.")</w:t>
-      </w:r>
-    </w:p>
-    <w:p>
-      <w:pPr>
-        <w:spacing w:line="240" w:lineRule="auto"/>
-        <w:ind w:left="-567" w:hanging="284"/>
-        <w:rPr>
-          <w:rFonts w:ascii="Times New Roman" w:hAnsi="Times New Roman"/>
-          <w:sz w:val="28"/>
-          <w:szCs w:val="28"/>
-          <w:lang w:val="en-US"/>
-        </w:rPr>
-      </w:pPr>
-      <w:proofErr w:type="spellStart"/>
-      <w:r>
-        <w:rPr>
-          <w:rFonts w:ascii="Times New Roman" w:hAnsi="Times New Roman"/>
-          <w:sz w:val="28"/>
-          <w:szCs w:val="28"/>
-          <w:lang w:val="en-US"/>
-        </w:rPr>
-        <w:t>plt.grid</w:t>
-      </w:r>
-      <w:proofErr w:type="spellEnd"/>
-      <w:r>
-        <w:rPr>
-          <w:rFonts w:ascii="Times New Roman" w:hAnsi="Times New Roman"/>
-          <w:sz w:val="28"/>
-          <w:szCs w:val="28"/>
-          <w:lang w:val="en-US"/>
-        </w:rPr>
-        <w:t>(True)</w:t>
-      </w:r>
-    </w:p>
-    <w:p>
-      <w:pPr>
-        <w:spacing w:line="240" w:lineRule="auto"/>
-        <w:ind w:left="-567" w:hanging="284"/>
-        <w:rPr>
-          <w:rFonts w:ascii="Times New Roman" w:hAnsi="Times New Roman"/>
-          <w:sz w:val="28"/>
-          <w:szCs w:val="28"/>
-          <w:lang w:val="en-US"/>
-        </w:rPr>
-      </w:pPr>
-    </w:p>
-    <w:p>
-      <w:pPr>
-        <w:spacing w:line="240" w:lineRule="auto"/>
-        <w:ind w:left="-567" w:hanging="284"/>
-        <w:rPr>
-          <w:rFonts w:ascii="Times New Roman" w:hAnsi="Times New Roman"/>
-          <w:sz w:val="28"/>
-          <w:szCs w:val="28"/>
-          <w:lang w:val="en-US"/>
-        </w:rPr>
-      </w:pPr>
-      <w:r>
-        <w:rPr>
-          <w:rFonts w:ascii="Times New Roman" w:hAnsi="Times New Roman"/>
-          <w:sz w:val="28"/>
-          <w:szCs w:val="28"/>
-          <w:lang w:val="en-US"/>
-        </w:rPr>
-        <w:t xml:space="preserve"># 2. </w:t>
-      </w:r>
-      <w:proofErr w:type="spellStart"/>
-      <w:r>
-        <w:rPr>
-          <w:rFonts w:ascii="Times New Roman" w:hAnsi="Times New Roman"/>
-          <w:sz w:val="28"/>
-          <w:szCs w:val="28"/>
-          <w:lang w:val="en-US"/>
-        </w:rPr>
-        <w:t>Осциллограмма</w:t>
-      </w:r>
-      <w:proofErr w:type="spellEnd"/>
-    </w:p>
-    <w:p>
-      <w:pPr>
-        <w:spacing w:line="240" w:lineRule="auto"/>
-        <w:ind w:left="-567" w:hanging="284"/>
-        <w:rPr>
-          <w:rFonts w:ascii="Times New Roman" w:hAnsi="Times New Roman"/>
-          <w:sz w:val="28"/>
-          <w:szCs w:val="28"/>
-          <w:lang w:val="en-US"/>
-        </w:rPr>
-      </w:pPr>
-      <w:proofErr w:type="spellStart"/>
-      <w:r>
-        <w:rPr>
-          <w:rFonts w:ascii="Times New Roman" w:hAnsi="Times New Roman"/>
-          <w:sz w:val="28"/>
-          <w:szCs w:val="28"/>
-          <w:lang w:val="en-US"/>
-        </w:rPr>
-        <w:t>plt.figure</w:t>
-      </w:r>
-      <w:proofErr w:type="spellEnd"/>
-      <w:r>
-        <w:rPr>
-          <w:rFonts w:ascii="Times New Roman" w:hAnsi="Times New Roman"/>
-          <w:sz w:val="28"/>
-          <w:szCs w:val="28"/>
-          <w:lang w:val="en-US"/>
-        </w:rPr>
-        <w:t>(</w:t>
-      </w:r>
-      <w:proofErr w:type="spellStart"/>
-      <w:r>
-        <w:rPr>
-          <w:rFonts w:ascii="Times New Roman" w:hAnsi="Times New Roman"/>
-          <w:sz w:val="28"/>
-          <w:szCs w:val="28"/>
-          <w:lang w:val="en-US"/>
-        </w:rPr>
-        <w:t>figsize</w:t>
-      </w:r>
-      <w:proofErr w:type="spellEnd"/>
-      <w:r>
-        <w:rPr>
-          <w:rFonts w:ascii="Times New Roman" w:hAnsi="Times New Roman"/>
-          <w:sz w:val="28"/>
-          <w:szCs w:val="28"/>
-          <w:lang w:val="en-US"/>
-        </w:rPr>
-        <w:t>=(10, 5))</w:t>
-      </w:r>
-    </w:p>
-    <w:p>
-      <w:pPr>
-        <w:spacing w:line="240" w:lineRule="auto"/>
-        <w:ind w:left="-567" w:hanging="284"/>
-        <w:rPr>
-          <w:rFonts w:ascii="Times New Roman" w:hAnsi="Times New Roman"/>
-          <w:sz w:val="28"/>
-          <w:szCs w:val="28"/>
-          <w:lang w:val="en-US"/>
-        </w:rPr>
-      </w:pPr>
-      <w:proofErr w:type="spellStart"/>
-      <w:r>
-        <w:rPr>
-          <w:rFonts w:ascii="Times New Roman" w:hAnsi="Times New Roman"/>
-          <w:sz w:val="28"/>
-          <w:szCs w:val="28"/>
-          <w:lang w:val="en-US"/>
-        </w:rPr>
-        <w:t>plt.plot</w:t>
-      </w:r>
-      <w:proofErr w:type="spellEnd"/>
-      <w:r>
-        <w:rPr>
-          <w:rFonts w:ascii="Times New Roman" w:hAnsi="Times New Roman"/>
-          <w:sz w:val="28"/>
-          <w:szCs w:val="28"/>
-          <w:lang w:val="en-US"/>
-        </w:rPr>
-        <w:t>(</w:t>
-      </w:r>
-      <w:proofErr w:type="spellStart"/>
-      <w:r>
-        <w:rPr>
-          <w:rFonts w:ascii="Times New Roman" w:hAnsi="Times New Roman"/>
-          <w:sz w:val="28"/>
-          <w:szCs w:val="28"/>
-          <w:lang w:val="en-US"/>
-        </w:rPr>
-        <w:t>time_axis</w:t>
-      </w:r>
-      <w:proofErr w:type="spellEnd"/>
-      <w:r>
-        <w:rPr>
-          <w:rFonts w:ascii="Times New Roman" w:hAnsi="Times New Roman"/>
-          <w:sz w:val="28"/>
-          <w:szCs w:val="28"/>
-          <w:lang w:val="en-US"/>
-        </w:rPr>
-        <w:t>, signal)</w:t>
-      </w:r>
-    </w:p>
-    <w:p>
-      <w:pPr>
-        <w:spacing w:line="240" w:lineRule="auto"/>
-        <w:ind w:left="-567" w:hanging="284"/>
-        <w:rPr>
-          <w:rFonts w:ascii="Times New Roman" w:hAnsi="Times New Roman"/>
-          <w:sz w:val="28"/>
-          <w:szCs w:val="28"/>
-          <w:lang w:val="en-US"/>
-        </w:rPr>
-      </w:pPr>
-      <w:proofErr w:type="spellStart"/>
-      <w:r>
-        <w:rPr>
-          <w:rFonts w:ascii="Times New Roman" w:hAnsi="Times New Roman"/>
-          <w:sz w:val="28"/>
-          <w:szCs w:val="28"/>
-          <w:lang w:val="en-US"/>
-        </w:rPr>
-        <w:t>plt.title</w:t>
-      </w:r>
-      <w:proofErr w:type="spellEnd"/>
-      <w:r>
-        <w:rPr>
-          <w:rFonts w:ascii="Times New Roman" w:hAnsi="Times New Roman"/>
-          <w:sz w:val="28"/>
-          <w:szCs w:val="28"/>
-          <w:lang w:val="en-US"/>
-        </w:rPr>
-        <w:t>("</w:t>
-      </w:r>
-      <w:proofErr w:type="spellStart"/>
-      <w:r>
-        <w:rPr>
-          <w:rFonts w:ascii="Times New Roman" w:hAnsi="Times New Roman"/>
-          <w:sz w:val="28"/>
-          <w:szCs w:val="28"/>
-          <w:lang w:val="en-US"/>
-        </w:rPr>
-        <w:t>Осциллограмма</w:t>
-      </w:r>
-      <w:proofErr w:type="spellEnd"/>
-      <w:r>
-        <w:rPr>
-          <w:rFonts w:ascii="Times New Roman" w:hAnsi="Times New Roman"/>
-          <w:sz w:val="28"/>
-          <w:szCs w:val="28"/>
-          <w:lang w:val="en-US"/>
-        </w:rPr>
-        <w:t xml:space="preserve"> </w:t>
-      </w:r>
-      <w:proofErr w:type="spellStart"/>
-      <w:r>
-        <w:rPr>
-          <w:rFonts w:ascii="Times New Roman" w:hAnsi="Times New Roman"/>
-          <w:sz w:val="28"/>
-          <w:szCs w:val="28"/>
-          <w:lang w:val="en-US"/>
-        </w:rPr>
-        <w:t>сигнала</w:t>
-      </w:r>
-      <w:proofErr w:type="spellEnd"/>
-      <w:r>
-        <w:rPr>
-          <w:rFonts w:ascii="Times New Roman" w:hAnsi="Times New Roman"/>
-          <w:sz w:val="28"/>
-          <w:szCs w:val="28"/>
-          <w:lang w:val="en-US"/>
-        </w:rPr>
-        <w:t>")</w:t>
-      </w:r>
-    </w:p>
-    <w:p>
-      <w:pPr>
-        <w:spacing w:line="240" w:lineRule="auto"/>
-        <w:ind w:left="-567" w:hanging="284"/>
-        <w:rPr>
-          <w:rFonts w:ascii="Times New Roman" w:hAnsi="Times New Roman"/>
-          <w:sz w:val="28"/>
-          <w:szCs w:val="28"/>
-          <w:lang w:val="en-US"/>
-        </w:rPr>
-      </w:pPr>
-      <w:proofErr w:type="spellStart"/>
-      <w:r>
-        <w:rPr>
-          <w:rFonts w:ascii="Times New Roman" w:hAnsi="Times New Roman"/>
-          <w:sz w:val="28"/>
-          <w:szCs w:val="28"/>
-          <w:lang w:val="en-US"/>
-        </w:rPr>
-        <w:t>plt.xlabel</w:t>
-      </w:r>
-      <w:proofErr w:type="spellEnd"/>
-      <w:r>
-        <w:rPr>
-          <w:rFonts w:ascii="Times New Roman" w:hAnsi="Times New Roman"/>
-          <w:sz w:val="28"/>
-          <w:szCs w:val="28"/>
-          <w:lang w:val="en-US"/>
-        </w:rPr>
-        <w:t>("</w:t>
-      </w:r>
-      <w:proofErr w:type="spellStart"/>
-      <w:r>
-        <w:rPr>
-          <w:rFonts w:ascii="Times New Roman" w:hAnsi="Times New Roman"/>
-          <w:sz w:val="28"/>
-          <w:szCs w:val="28"/>
-          <w:lang w:val="en-US"/>
-        </w:rPr>
-        <w:t>Время</w:t>
-      </w:r>
-      <w:proofErr w:type="spellEnd"/>
-      <w:r>
-        <w:rPr>
-          <w:rFonts w:ascii="Times New Roman" w:hAnsi="Times New Roman"/>
-          <w:sz w:val="28"/>
-          <w:szCs w:val="28"/>
-          <w:lang w:val="en-US"/>
-        </w:rPr>
-        <w:t>, с")</w:t>
-      </w:r>
-    </w:p>
-    <w:p>
-      <w:pPr>
-        <w:spacing w:line="240" w:lineRule="auto"/>
-        <w:ind w:left="-567" w:hanging="284"/>
-        <w:rPr>
-          <w:rFonts w:ascii="Times New Roman" w:hAnsi="Times New Roman"/>
-          <w:sz w:val="28"/>
-          <w:szCs w:val="28"/>
-          <w:lang w:val="en-US"/>
-        </w:rPr>
-      </w:pPr>
-      <w:proofErr w:type="spellStart"/>
-      <w:r>
-        <w:rPr>
-          <w:rFonts w:ascii="Times New Roman" w:hAnsi="Times New Roman"/>
-          <w:sz w:val="28"/>
-          <w:szCs w:val="28"/>
-          <w:lang w:val="en-US"/>
-        </w:rPr>
-        <w:t>plt.ylabel</w:t>
-      </w:r>
-      <w:proofErr w:type="spellEnd"/>
-      <w:r>
-        <w:rPr>
-          <w:rFonts w:ascii="Times New Roman" w:hAnsi="Times New Roman"/>
-          <w:sz w:val="28"/>
-          <w:szCs w:val="28"/>
-          <w:lang w:val="en-US"/>
-        </w:rPr>
-        <w:t>("</w:t>
-      </w:r>
-      <w:proofErr w:type="spellStart"/>
-      <w:r>
-        <w:rPr>
-          <w:rFonts w:ascii="Times New Roman" w:hAnsi="Times New Roman"/>
-          <w:sz w:val="28"/>
-          <w:szCs w:val="28"/>
-          <w:lang w:val="en-US"/>
-        </w:rPr>
-        <w:t>Амплитуда</w:t>
-      </w:r>
-      <w:proofErr w:type="spellEnd"/>
-      <w:r>
-        <w:rPr>
-          <w:rFonts w:ascii="Times New Roman" w:hAnsi="Times New Roman"/>
-          <w:sz w:val="28"/>
-          <w:szCs w:val="28"/>
-          <w:lang w:val="en-US"/>
-        </w:rPr>
-        <w:t xml:space="preserve">, </w:t>
-      </w:r>
-      <w:proofErr w:type="spellStart"/>
-      <w:r>
-        <w:rPr>
-          <w:rFonts w:ascii="Times New Roman" w:hAnsi="Times New Roman"/>
-          <w:sz w:val="28"/>
-          <w:szCs w:val="28"/>
-          <w:lang w:val="en-US"/>
-        </w:rPr>
-        <w:t>у.е</w:t>
-      </w:r>
-      <w:proofErr w:type="spellEnd"/>
-      <w:r>
-        <w:rPr>
-          <w:rFonts w:ascii="Times New Roman" w:hAnsi="Times New Roman"/>
-          <w:sz w:val="28"/>
-          <w:szCs w:val="28"/>
-          <w:lang w:val="en-US"/>
-        </w:rPr>
-        <w:t>.")</w:t>
-      </w:r>
-    </w:p>
-    <w:p>
-      <w:pPr>
-        <w:spacing w:line="240" w:lineRule="auto"/>
-        <w:ind w:left="-567" w:hanging="284"/>
-        <w:rPr>
-          <w:rFonts w:ascii="Times New Roman" w:hAnsi="Times New Roman"/>
-          <w:sz w:val="28"/>
-          <w:szCs w:val="28"/>
-        </w:rPr>
-      </w:pPr>
-      <w:proofErr w:type="spellStart"/>
-      <w:r>
-        <w:rPr>
-          <w:rFonts w:ascii="Times New Roman" w:hAnsi="Times New Roman"/>
-          <w:sz w:val="28"/>
-          <w:szCs w:val="28"/>
-          <w:lang w:val="en-US"/>
-        </w:rPr>
-        <w:t>plt</w:t>
-      </w:r>
-      <w:proofErr w:type="spellEnd"/>
-      <w:r>
-        <w:rPr>
-          <w:rFonts w:ascii="Times New Roman" w:hAnsi="Times New Roman"/>
-          <w:sz w:val="28"/>
-          <w:szCs w:val="28"/>
-        </w:rPr>
-        <w:t>.</w:t>
-      </w:r>
-      <w:r>
-        <w:rPr>
-          <w:rFonts w:ascii="Times New Roman" w:hAnsi="Times New Roman"/>
-          <w:sz w:val="28"/>
-          <w:szCs w:val="28"/>
-          <w:lang w:val="en-US"/>
-        </w:rPr>
-        <w:t>grid</w:t>
-      </w:r>
-      <w:r>
-        <w:rPr>
-          <w:rFonts w:ascii="Times New Roman" w:hAnsi="Times New Roman"/>
-          <w:sz w:val="28"/>
-          <w:szCs w:val="28"/>
-        </w:rPr>
-        <w:t>(</w:t>
-      </w:r>
-      <w:r>
-        <w:rPr>
-          <w:rFonts w:ascii="Times New Roman" w:hAnsi="Times New Roman"/>
-          <w:sz w:val="28"/>
-          <w:szCs w:val="28"/>
-          <w:lang w:val="en-US"/>
-        </w:rPr>
-        <w:t>True</w:t>
-      </w:r>
-      <w:r>
-        <w:rPr>
-          <w:rFonts w:ascii="Times New Roman" w:hAnsi="Times New Roman"/>
-          <w:sz w:val="28"/>
-          <w:szCs w:val="28"/>
-        </w:rPr>
-        <w:t>)</w:t>
-      </w:r>
-    </w:p>
-    <w:p>
-      <w:pPr>
-        <w:spacing w:line="240" w:lineRule="auto"/>
-        <w:ind w:left="-567" w:hanging="284"/>
-        <w:rPr>
-          <w:rFonts w:ascii="Times New Roman" w:hAnsi="Times New Roman"/>
-          <w:sz w:val="28"/>
-          <w:szCs w:val="28"/>
-        </w:rPr>
-      </w:pPr>
-    </w:p>
-    <w:p>
-      <w:pPr>
-        <w:spacing w:line="240" w:lineRule="auto"/>
-        <w:ind w:left="-567" w:hanging="284"/>
-        <w:rPr>
-          <w:rFonts w:ascii="Times New Roman" w:hAnsi="Times New Roman"/>
-          <w:sz w:val="28"/>
-          <w:szCs w:val="28"/>
-        </w:rPr>
-      </w:pPr>
-      <w:r>
-        <w:rPr>
-          <w:rFonts w:ascii="Times New Roman" w:hAnsi="Times New Roman"/>
-          <w:sz w:val="28"/>
-          <w:szCs w:val="28"/>
-        </w:rPr>
-        <w:t># 3. Время-частотный спектр</w:t>
-      </w:r>
-    </w:p>
-    <w:p>
-      <w:pPr>
-        <w:spacing w:line="240" w:lineRule="auto"/>
-        <w:ind w:left="-567" w:hanging="284"/>
-        <w:rPr>
-          <w:rFonts w:ascii="Times New Roman" w:hAnsi="Times New Roman"/>
-          <w:sz w:val="28"/>
-          <w:szCs w:val="28"/>
-          <w:lang w:val="en-US"/>
-        </w:rPr>
-      </w:pPr>
-      <w:proofErr w:type="spellStart"/>
-      <w:r>
-        <w:rPr>
-          <w:rFonts w:ascii="Times New Roman" w:hAnsi="Times New Roman"/>
-          <w:sz w:val="28"/>
-          <w:szCs w:val="28"/>
-          <w:lang w:val="en-US"/>
-        </w:rPr>
-        <w:t>plt.figure</w:t>
-      </w:r>
-      <w:proofErr w:type="spellEnd"/>
-      <w:r>
-        <w:rPr>
-          <w:rFonts w:ascii="Times New Roman" w:hAnsi="Times New Roman"/>
-          <w:sz w:val="28"/>
-          <w:szCs w:val="28"/>
-          <w:lang w:val="en-US"/>
-        </w:rPr>
-        <w:t>(</w:t>
-      </w:r>
-      <w:proofErr w:type="spellStart"/>
-      <w:r>
-        <w:rPr>
-          <w:rFonts w:ascii="Times New Roman" w:hAnsi="Times New Roman"/>
-          <w:sz w:val="28"/>
-          <w:szCs w:val="28"/>
-          <w:lang w:val="en-US"/>
-        </w:rPr>
-        <w:t>figsize</w:t>
-      </w:r>
-      <w:proofErr w:type="spellEnd"/>
-      <w:r>
-        <w:rPr>
-          <w:rFonts w:ascii="Times New Roman" w:hAnsi="Times New Roman"/>
-          <w:sz w:val="28"/>
-          <w:szCs w:val="28"/>
-          <w:lang w:val="en-US"/>
-        </w:rPr>
-        <w:t>=(10, 5))</w:t>
-      </w:r>
-    </w:p>
-    <w:p>
-      <w:pPr>
-        <w:spacing w:line="240" w:lineRule="auto"/>
-        <w:ind w:left="-567" w:hanging="284"/>
-        <w:rPr>
-          <w:rFonts w:ascii="Times New Roman" w:hAnsi="Times New Roman"/>
-          <w:sz w:val="28"/>
-          <w:szCs w:val="28"/>
-          <w:lang w:val="en-US"/>
-        </w:rPr>
-      </w:pPr>
-      <w:proofErr w:type="spellStart"/>
-      <w:r>
-        <w:rPr>
-          <w:rFonts w:ascii="Times New Roman" w:hAnsi="Times New Roman"/>
-          <w:sz w:val="28"/>
-          <w:szCs w:val="28"/>
-          <w:lang w:val="en-US"/>
-        </w:rPr>
-        <w:t>plt.specgram</w:t>
-      </w:r>
-      <w:proofErr w:type="spellEnd"/>
-      <w:r>
-        <w:rPr>
-          <w:rFonts w:ascii="Times New Roman" w:hAnsi="Times New Roman"/>
-          <w:sz w:val="28"/>
-          <w:szCs w:val="28"/>
-          <w:lang w:val="en-US"/>
-        </w:rPr>
-        <w:t>(</w:t>
-      </w:r>
-      <w:proofErr w:type="spellStart"/>
-      <w:r>
-        <w:rPr>
-          <w:rFonts w:ascii="Times New Roman" w:hAnsi="Times New Roman"/>
-          <w:sz w:val="28"/>
-          <w:szCs w:val="28"/>
-          <w:lang w:val="en-US"/>
-        </w:rPr>
-        <w:t>signal.astype</w:t>
-      </w:r>
-      <w:proofErr w:type="spellEnd"/>
-      <w:r>
-        <w:rPr>
-          <w:rFonts w:ascii="Times New Roman" w:hAnsi="Times New Roman"/>
-          <w:sz w:val="28"/>
-          <w:szCs w:val="28"/>
-          <w:lang w:val="en-US"/>
-        </w:rPr>
-        <w:t>(float), Fs=framerate)</w:t>
-      </w:r>
-    </w:p>
-    <w:p>
-      <w:pPr>
-        <w:spacing w:line="240" w:lineRule="auto"/>
-        <w:ind w:left="-567" w:hanging="284"/>
-        <w:rPr>
-          <w:rFonts w:ascii="Times New Roman" w:hAnsi="Times New Roman"/>
-          <w:sz w:val="28"/>
-          <w:szCs w:val="28"/>
-        </w:rPr>
-      </w:pPr>
-      <w:proofErr w:type="spellStart"/>
-      <w:r>
-        <w:rPr>
-          <w:rFonts w:ascii="Times New Roman" w:hAnsi="Times New Roman"/>
-          <w:sz w:val="28"/>
-          <w:szCs w:val="28"/>
-          <w:lang w:val="en-US"/>
-        </w:rPr>
-        <w:t>plt</w:t>
-      </w:r>
-      <w:proofErr w:type="spellEnd"/>
-      <w:r>
-        <w:rPr>
-          <w:rFonts w:ascii="Times New Roman" w:hAnsi="Times New Roman"/>
-          <w:sz w:val="28"/>
-          <w:szCs w:val="28"/>
-        </w:rPr>
-        <w:t>.</w:t>
-      </w:r>
-      <w:r>
-        <w:rPr>
-          <w:rFonts w:ascii="Times New Roman" w:hAnsi="Times New Roman"/>
-          <w:sz w:val="28"/>
-          <w:szCs w:val="28"/>
-          <w:lang w:val="en-US"/>
-        </w:rPr>
-        <w:t>title</w:t>
-      </w:r>
-      <w:r>
-        <w:rPr>
-          <w:rFonts w:ascii="Times New Roman" w:hAnsi="Times New Roman"/>
-          <w:sz w:val="28"/>
-          <w:szCs w:val="28"/>
-        </w:rPr>
-        <w:t>("Время-частотный спектр")</w:t>
-      </w:r>
-    </w:p>
-    <w:p>
-      <w:pPr>
-        <w:spacing w:line="240" w:lineRule="auto"/>
-        <w:ind w:left="-567" w:hanging="284"/>
-        <w:rPr>
-          <w:rFonts w:ascii="Times New Roman" w:hAnsi="Times New Roman"/>
-          <w:sz w:val="28"/>
-          <w:szCs w:val="28"/>
-        </w:rPr>
-      </w:pPr>
-      <w:proofErr w:type="spellStart"/>
-      <w:r>
-        <w:rPr>
-          <w:rFonts w:ascii="Times New Roman" w:hAnsi="Times New Roman"/>
-          <w:sz w:val="28"/>
-          <w:szCs w:val="28"/>
-          <w:lang w:val="en-US"/>
-        </w:rPr>
-        <w:t>plt</w:t>
-      </w:r>
-      <w:proofErr w:type="spellEnd"/>
-      <w:r>
-        <w:rPr>
-          <w:rFonts w:ascii="Times New Roman" w:hAnsi="Times New Roman"/>
-          <w:sz w:val="28"/>
-          <w:szCs w:val="28"/>
-        </w:rPr>
-        <w:t>.</w:t>
-      </w:r>
-      <w:proofErr w:type="spellStart"/>
-      <w:r>
-        <w:rPr>
-          <w:rFonts w:ascii="Times New Roman" w:hAnsi="Times New Roman"/>
-          <w:sz w:val="28"/>
-          <w:szCs w:val="28"/>
-          <w:lang w:val="en-US"/>
-        </w:rPr>
-        <w:t>xlabel</w:t>
-      </w:r>
-      <w:proofErr w:type="spellEnd"/>
-      <w:r>
-        <w:rPr>
-          <w:rFonts w:ascii="Times New Roman" w:hAnsi="Times New Roman"/>
-          <w:sz w:val="28"/>
-          <w:szCs w:val="28"/>
-        </w:rPr>
-        <w:t>("Время, с")</w:t>
-      </w:r>
-    </w:p>
-    <w:p>
-      <w:pPr>
-        <w:spacing w:line="240" w:lineRule="auto"/>
-        <w:ind w:left="-567" w:hanging="284"/>
-        <w:rPr>
-          <w:rFonts w:ascii="Times New Roman" w:hAnsi="Times New Roman"/>
-          <w:sz w:val="28"/>
-          <w:szCs w:val="28"/>
-        </w:rPr>
-      </w:pPr>
-      <w:proofErr w:type="spellStart"/>
-      <w:r>
-        <w:rPr>
-          <w:rFonts w:ascii="Times New Roman" w:hAnsi="Times New Roman"/>
-          <w:sz w:val="28"/>
-          <w:szCs w:val="28"/>
-          <w:lang w:val="en-US"/>
-        </w:rPr>
-        <w:t>plt</w:t>
-      </w:r>
-      <w:proofErr w:type="spellEnd"/>
-      <w:r>
-        <w:rPr>
-          <w:rFonts w:ascii="Times New Roman" w:hAnsi="Times New Roman"/>
-          <w:sz w:val="28"/>
-          <w:szCs w:val="28"/>
-        </w:rPr>
-        <w:t>.</w:t>
-      </w:r>
-      <w:proofErr w:type="spellStart"/>
-      <w:r>
-        <w:rPr>
-          <w:rFonts w:ascii="Times New Roman" w:hAnsi="Times New Roman"/>
-          <w:sz w:val="28"/>
-          <w:szCs w:val="28"/>
-          <w:lang w:val="en-US"/>
-        </w:rPr>
-        <w:t>ylabel</w:t>
-      </w:r>
-      <w:proofErr w:type="spellEnd"/>
-      <w:r>
-        <w:rPr>
-          <w:rFonts w:ascii="Times New Roman" w:hAnsi="Times New Roman"/>
-          <w:sz w:val="28"/>
-          <w:szCs w:val="28"/>
-        </w:rPr>
-        <w:t>("Частота, Гц")</w:t>
-      </w:r>
-    </w:p>
-    <w:p>
-      <w:pPr>
-        <w:spacing w:line="240" w:lineRule="auto"/>
-        <w:ind w:left="-567" w:hanging="284"/>
-        <w:rPr>
-          <w:rFonts w:ascii="Times New Roman" w:hAnsi="Times New Roman"/>
-          <w:sz w:val="28"/>
-          <w:szCs w:val="28"/>
-        </w:rPr>
-      </w:pPr>
-      <w:proofErr w:type="spellStart"/>
-      <w:r>
-        <w:rPr>
-          <w:rFonts w:ascii="Times New Roman" w:hAnsi="Times New Roman"/>
-          <w:sz w:val="28"/>
-          <w:szCs w:val="28"/>
-          <w:lang w:val="en-US"/>
-        </w:rPr>
-        <w:t>plt</w:t>
-      </w:r>
-      <w:proofErr w:type="spellEnd"/>
-      <w:r>
-        <w:rPr>
-          <w:rFonts w:ascii="Times New Roman" w:hAnsi="Times New Roman"/>
-          <w:sz w:val="28"/>
-          <w:szCs w:val="28"/>
-        </w:rPr>
-        <w:t>.</w:t>
-      </w:r>
-      <w:proofErr w:type="spellStart"/>
-      <w:r>
-        <w:rPr>
-          <w:rFonts w:ascii="Times New Roman" w:hAnsi="Times New Roman"/>
-          <w:sz w:val="28"/>
-          <w:szCs w:val="28"/>
-          <w:lang w:val="en-US"/>
-        </w:rPr>
-        <w:t>colorbar</w:t>
-      </w:r>
-      <w:proofErr w:type="spellEnd"/>
-      <w:r>
-        <w:rPr>
-          <w:rFonts w:ascii="Times New Roman" w:hAnsi="Times New Roman"/>
-          <w:sz w:val="28"/>
-          <w:szCs w:val="28"/>
-        </w:rPr>
-        <w:t>(</w:t>
-      </w:r>
-      <w:r>
-        <w:rPr>
-          <w:rFonts w:ascii="Times New Roman" w:hAnsi="Times New Roman"/>
-          <w:sz w:val="28"/>
-          <w:szCs w:val="28"/>
-          <w:lang w:val="en-US"/>
-        </w:rPr>
-        <w:t>label</w:t>
-      </w:r>
-      <w:r>
-        <w:rPr>
-          <w:rFonts w:ascii="Times New Roman" w:hAnsi="Times New Roman"/>
-          <w:sz w:val="28"/>
-          <w:szCs w:val="28"/>
-        </w:rPr>
-        <w:t>="Интенсивность спектра")</w:t>
-      </w:r>
-    </w:p>
-    <w:p>
-      <w:pPr>
-        <w:spacing w:line="240" w:lineRule="auto"/>
-        <w:ind w:left="-567" w:hanging="284"/>
-        <w:rPr>
-          <w:rFonts w:ascii="Times New Roman" w:hAnsi="Times New Roman"/>
-          <w:sz w:val="28"/>
-          <w:szCs w:val="28"/>
-        </w:rPr>
-      </w:pPr>
-    </w:p>
-    <w:p>
-      <w:pPr>
-        <w:spacing w:line="240" w:lineRule="auto"/>
-        <w:ind w:left="-567" w:hanging="284"/>
-        <w:rPr>
-          <w:rFonts w:ascii="Times New Roman" w:hAnsi="Times New Roman"/>
-          <w:sz w:val="28"/>
-          <w:szCs w:val="28"/>
-          <w:lang w:val="en-US"/>
-        </w:rPr>
-      </w:pPr>
-      <w:r>
-        <w:rPr>
-          <w:rFonts w:ascii="Times New Roman" w:hAnsi="Times New Roman"/>
-          <w:sz w:val="28"/>
-          <w:szCs w:val="28"/>
-          <w:lang w:val="en-US"/>
-        </w:rPr>
-        <w:lastRenderedPageBreak/>
-        <w:t xml:space="preserve"># 4. </w:t>
-      </w:r>
-      <w:proofErr w:type="spellStart"/>
-      <w:r>
-        <w:rPr>
-          <w:rFonts w:ascii="Times New Roman" w:hAnsi="Times New Roman"/>
-          <w:sz w:val="28"/>
-          <w:szCs w:val="28"/>
-          <w:lang w:val="en-US"/>
-        </w:rPr>
-        <w:t>Гистограмма</w:t>
-      </w:r>
-      <w:proofErr w:type="spellEnd"/>
-    </w:p>
-    <w:p>
-      <w:pPr>
-        <w:spacing w:line="240" w:lineRule="auto"/>
-        <w:ind w:left="-567" w:hanging="284"/>
-        <w:rPr>
-          <w:rFonts w:ascii="Times New Roman" w:hAnsi="Times New Roman"/>
-          <w:sz w:val="28"/>
-          <w:szCs w:val="28"/>
-          <w:lang w:val="en-US"/>
-        </w:rPr>
-      </w:pPr>
-      <w:proofErr w:type="spellStart"/>
-      <w:r>
-        <w:rPr>
-          <w:rFonts w:ascii="Times New Roman" w:hAnsi="Times New Roman"/>
-          <w:sz w:val="28"/>
-          <w:szCs w:val="28"/>
-          <w:lang w:val="en-US"/>
-        </w:rPr>
-        <w:t>plt.figure</w:t>
-      </w:r>
-      <w:proofErr w:type="spellEnd"/>
-      <w:r>
-        <w:rPr>
-          <w:rFonts w:ascii="Times New Roman" w:hAnsi="Times New Roman"/>
-          <w:sz w:val="28"/>
-          <w:szCs w:val="28"/>
-          <w:lang w:val="en-US"/>
-        </w:rPr>
-        <w:t>(</w:t>
-      </w:r>
-      <w:proofErr w:type="spellStart"/>
-      <w:r>
-        <w:rPr>
-          <w:rFonts w:ascii="Times New Roman" w:hAnsi="Times New Roman"/>
-          <w:sz w:val="28"/>
-          <w:szCs w:val="28"/>
-          <w:lang w:val="en-US"/>
-        </w:rPr>
-        <w:t>figsize</w:t>
-      </w:r>
-      <w:proofErr w:type="spellEnd"/>
-      <w:r>
-        <w:rPr>
-          <w:rFonts w:ascii="Times New Roman" w:hAnsi="Times New Roman"/>
-          <w:sz w:val="28"/>
-          <w:szCs w:val="28"/>
-          <w:lang w:val="en-US"/>
-        </w:rPr>
-        <w:t>=(10, 5))</w:t>
-      </w:r>
-    </w:p>
-    <w:p>
-      <w:pPr>
-        <w:spacing w:line="240" w:lineRule="auto"/>
-        <w:ind w:left="-567" w:hanging="284"/>
-        <w:rPr>
-          <w:rFonts w:ascii="Times New Roman" w:hAnsi="Times New Roman"/>
-          <w:sz w:val="28"/>
-          <w:szCs w:val="28"/>
-          <w:lang w:val="en-US"/>
-        </w:rPr>
-      </w:pPr>
-      <w:proofErr w:type="spellStart"/>
-      <w:r>
-        <w:rPr>
-          <w:rFonts w:ascii="Times New Roman" w:hAnsi="Times New Roman"/>
-          <w:sz w:val="28"/>
-          <w:szCs w:val="28"/>
-          <w:lang w:val="en-US"/>
-        </w:rPr>
-        <w:t>plt.hist</w:t>
-      </w:r>
-      <w:proofErr w:type="spellEnd"/>
-      <w:r>
-        <w:rPr>
-          <w:rFonts w:ascii="Times New Roman" w:hAnsi="Times New Roman"/>
-          <w:sz w:val="28"/>
-          <w:szCs w:val="28"/>
-          <w:lang w:val="en-US"/>
-        </w:rPr>
-        <w:t>(signal, bins=50)</w:t>
-      </w:r>
-    </w:p>
-    <w:p>
-      <w:pPr>
-        <w:spacing w:line="240" w:lineRule="auto"/>
-        <w:ind w:left="-567" w:hanging="284"/>
-        <w:rPr>
-          <w:rFonts w:ascii="Times New Roman" w:hAnsi="Times New Roman"/>
-          <w:sz w:val="28"/>
-          <w:szCs w:val="28"/>
-        </w:rPr>
-      </w:pPr>
-      <w:proofErr w:type="spellStart"/>
-      <w:r>
-        <w:rPr>
-          <w:rFonts w:ascii="Times New Roman" w:hAnsi="Times New Roman"/>
-          <w:sz w:val="28"/>
-          <w:szCs w:val="28"/>
-          <w:lang w:val="en-US"/>
-        </w:rPr>
-        <w:t>plt</w:t>
-      </w:r>
-      <w:proofErr w:type="spellEnd"/>
-      <w:r>
-        <w:rPr>
-          <w:rFonts w:ascii="Times New Roman" w:hAnsi="Times New Roman"/>
-          <w:sz w:val="28"/>
-          <w:szCs w:val="28"/>
-        </w:rPr>
-        <w:t>.</w:t>
-      </w:r>
-      <w:r>
-        <w:rPr>
-          <w:rFonts w:ascii="Times New Roman" w:hAnsi="Times New Roman"/>
-          <w:sz w:val="28"/>
-          <w:szCs w:val="28"/>
-          <w:lang w:val="en-US"/>
-        </w:rPr>
-        <w:t>title</w:t>
-      </w:r>
-      <w:r>
-        <w:rPr>
-          <w:rFonts w:ascii="Times New Roman" w:hAnsi="Times New Roman"/>
-          <w:sz w:val="28"/>
-          <w:szCs w:val="28"/>
-        </w:rPr>
-        <w:t>("Гистограмма отсчетов звукового сигнала")</w:t>
-      </w:r>
-    </w:p>
-    <w:p>
-      <w:pPr>
-        <w:spacing w:line="240" w:lineRule="auto"/>
-        <w:ind w:left="-567" w:hanging="284"/>
-        <w:rPr>
-          <w:rFonts w:ascii="Times New Roman" w:hAnsi="Times New Roman"/>
-          <w:sz w:val="28"/>
-          <w:szCs w:val="28"/>
-        </w:rPr>
-      </w:pPr>
-      <w:proofErr w:type="spellStart"/>
-      <w:r>
-        <w:rPr>
-          <w:rFonts w:ascii="Times New Roman" w:hAnsi="Times New Roman"/>
-          <w:sz w:val="28"/>
-          <w:szCs w:val="28"/>
-          <w:lang w:val="en-US"/>
-        </w:rPr>
-        <w:t>plt</w:t>
-      </w:r>
-      <w:proofErr w:type="spellEnd"/>
-      <w:r>
-        <w:rPr>
-          <w:rFonts w:ascii="Times New Roman" w:hAnsi="Times New Roman"/>
-          <w:sz w:val="28"/>
-          <w:szCs w:val="28"/>
-        </w:rPr>
-        <w:t>.</w:t>
-      </w:r>
-      <w:proofErr w:type="spellStart"/>
-      <w:r>
-        <w:rPr>
-          <w:rFonts w:ascii="Times New Roman" w:hAnsi="Times New Roman"/>
-          <w:sz w:val="28"/>
-          <w:szCs w:val="28"/>
-          <w:lang w:val="en-US"/>
-        </w:rPr>
-        <w:t>xlabel</w:t>
-      </w:r>
-      <w:proofErr w:type="spellEnd"/>
-      <w:r>
-        <w:rPr>
-          <w:rFonts w:ascii="Times New Roman" w:hAnsi="Times New Roman"/>
-          <w:sz w:val="28"/>
-          <w:szCs w:val="28"/>
-        </w:rPr>
-        <w:t>("Амплитуда, у.е.")</w:t>
-      </w:r>
-    </w:p>
-    <w:p>
-      <w:pPr>
-        <w:spacing w:line="240" w:lineRule="auto"/>
-        <w:ind w:left="-567" w:hanging="284"/>
-        <w:rPr>
-          <w:rFonts w:ascii="Times New Roman" w:hAnsi="Times New Roman"/>
-          <w:sz w:val="28"/>
-          <w:szCs w:val="28"/>
-        </w:rPr>
-      </w:pPr>
-      <w:proofErr w:type="spellStart"/>
-      <w:r>
-        <w:rPr>
-          <w:rFonts w:ascii="Times New Roman" w:hAnsi="Times New Roman"/>
-          <w:sz w:val="28"/>
-          <w:szCs w:val="28"/>
-          <w:lang w:val="en-US"/>
-        </w:rPr>
-        <w:t>plt</w:t>
-      </w:r>
-      <w:proofErr w:type="spellEnd"/>
-      <w:r>
-        <w:rPr>
-          <w:rFonts w:ascii="Times New Roman" w:hAnsi="Times New Roman"/>
-          <w:sz w:val="28"/>
-          <w:szCs w:val="28"/>
-        </w:rPr>
-        <w:t>.</w:t>
-      </w:r>
-      <w:proofErr w:type="spellStart"/>
-      <w:r>
-        <w:rPr>
-          <w:rFonts w:ascii="Times New Roman" w:hAnsi="Times New Roman"/>
-          <w:sz w:val="28"/>
-          <w:szCs w:val="28"/>
-          <w:lang w:val="en-US"/>
-        </w:rPr>
-        <w:t>ylabel</w:t>
-      </w:r>
-      <w:proofErr w:type="spellEnd"/>
-      <w:r>
-        <w:rPr>
-          <w:rFonts w:ascii="Times New Roman" w:hAnsi="Times New Roman"/>
-          <w:sz w:val="28"/>
-          <w:szCs w:val="28"/>
-        </w:rPr>
-        <w:t>("Количество отсчетов")</w:t>
-      </w:r>
-    </w:p>
-    <w:p>
-      <w:pPr>
-        <w:spacing w:line="240" w:lineRule="auto"/>
-        <w:ind w:left="-567" w:hanging="284"/>
-        <w:rPr>
-          <w:rFonts w:ascii="Times New Roman" w:hAnsi="Times New Roman"/>
-          <w:sz w:val="28"/>
-          <w:szCs w:val="28"/>
-        </w:rPr>
-      </w:pPr>
-      <w:proofErr w:type="spellStart"/>
-      <w:r>
-        <w:rPr>
-          <w:rFonts w:ascii="Times New Roman" w:hAnsi="Times New Roman"/>
-          <w:sz w:val="28"/>
-          <w:szCs w:val="28"/>
-          <w:lang w:val="en-US"/>
-        </w:rPr>
-        <w:t>plt</w:t>
-      </w:r>
-      <w:proofErr w:type="spellEnd"/>
-      <w:r>
-        <w:rPr>
-          <w:rFonts w:ascii="Times New Roman" w:hAnsi="Times New Roman"/>
-          <w:sz w:val="28"/>
-          <w:szCs w:val="28"/>
-        </w:rPr>
-        <w:t>.</w:t>
-      </w:r>
-      <w:r>
-        <w:rPr>
-          <w:rFonts w:ascii="Times New Roman" w:hAnsi="Times New Roman"/>
-          <w:sz w:val="28"/>
-          <w:szCs w:val="28"/>
-          <w:lang w:val="en-US"/>
-        </w:rPr>
-        <w:t>grid</w:t>
-      </w:r>
-      <w:r>
-        <w:rPr>
-          <w:rFonts w:ascii="Times New Roman" w:hAnsi="Times New Roman"/>
-          <w:sz w:val="28"/>
-          <w:szCs w:val="28"/>
-        </w:rPr>
-        <w:t>(</w:t>
-      </w:r>
-      <w:r>
-        <w:rPr>
-          <w:rFonts w:ascii="Times New Roman" w:hAnsi="Times New Roman"/>
-          <w:sz w:val="28"/>
-          <w:szCs w:val="28"/>
-          <w:lang w:val="en-US"/>
-        </w:rPr>
-        <w:t>True</w:t>
-      </w:r>
-      <w:r>
-        <w:rPr>
-          <w:rFonts w:ascii="Times New Roman" w:hAnsi="Times New Roman"/>
-          <w:sz w:val="28"/>
-          <w:szCs w:val="28"/>
-        </w:rPr>
-        <w:t>)</w:t>
-      </w:r>
-    </w:p>
-    <w:p>
-      <w:pPr>
-        <w:spacing w:line="240" w:lineRule="auto"/>
-        <w:ind w:left="-567" w:hanging="284"/>
-        <w:rPr>
-          <w:rFonts w:ascii="Times New Roman" w:hAnsi="Times New Roman"/>
-          <w:sz w:val="28"/>
-          <w:szCs w:val="28"/>
-        </w:rPr>
-      </w:pPr>
-    </w:p>
-    <w:p>
-      <w:pPr>
-        <w:spacing w:line="240" w:lineRule="auto"/>
-        <w:ind w:left="-567" w:hanging="284"/>
-        <w:rPr>
-          <w:rFonts w:ascii="Times New Roman" w:hAnsi="Times New Roman"/>
-          <w:sz w:val="28"/>
-          <w:szCs w:val="28"/>
-          <w:lang w:val="en-US"/>
-        </w:rPr>
-      </w:pPr>
-      <w:proofErr w:type="spellStart"/>
-      <w:r>
-        <w:rPr>
-          <w:rFonts w:ascii="Times New Roman" w:hAnsi="Times New Roman"/>
-          <w:sz w:val="28"/>
-          <w:szCs w:val="28"/>
-          <w:lang w:val="en-US"/>
-        </w:rPr>
-        <w:t>plt.tight_layout</w:t>
-      </w:r>
-      <w:proofErr w:type="spellEnd"/>
-      <w:r>
-        <w:rPr>
-          <w:rFonts w:ascii="Times New Roman" w:hAnsi="Times New Roman"/>
-          <w:sz w:val="28"/>
-          <w:szCs w:val="28"/>
-          <w:lang w:val="en-US"/>
-        </w:rPr>
-        <w:t>()</w:t>
-      </w:r>
-    </w:p>
-    <w:p>
-      <w:pPr>
-        <w:spacing w:line="240" w:lineRule="auto"/>
-        <w:ind w:left="-567" w:hanging="284"/>
-        <w:rPr>
-          <w:rFonts w:ascii="Times New Roman" w:hAnsi="Times New Roman"/>
-          <w:sz w:val="28"/>
-          <w:szCs w:val="28"/>
-          <w:lang w:val="en-US"/>
-        </w:rPr>
-      </w:pPr>
-      <w:proofErr w:type="spellStart"/>
-      <w:r>
-        <w:rPr>
-          <w:rFonts w:ascii="Times New Roman" w:hAnsi="Times New Roman"/>
-          <w:sz w:val="28"/>
-          <w:szCs w:val="28"/>
-          <w:lang w:val="en-US"/>
-        </w:rPr>
-        <w:t>plt.show</w:t>
-      </w:r>
-      <w:proofErr w:type="spellEnd"/>
-      <w:r>
-        <w:rPr>
-          <w:rFonts w:ascii="Times New Roman" w:hAnsi="Times New Roman"/>
-          <w:sz w:val="28"/>
-          <w:szCs w:val="28"/>
-          <w:lang w:val="en-US"/>
-        </w:rPr>
-        <w:t>()</w:t>
-      </w:r>
-    </w:p>
-    <w:p>
-      <w:pPr>
-        <w:spacing w:line="240" w:lineRule="auto"/>
-        <w:ind w:left="-567" w:hanging="284"/>
-        <w:rPr>
-          <w:rFonts w:ascii="Times New Roman" w:hAnsi="Times New Roman"/>
-          <w:sz w:val="28"/>
-          <w:szCs w:val="28"/>
-          <w:lang w:val="en-US"/>
-        </w:rPr>
-      </w:pPr>
-    </w:p>
-    <w:p>
-      <w:pPr>
-        <w:spacing w:line="240" w:lineRule="auto"/>
-        <w:ind w:left="-567" w:hanging="284"/>
-        <w:rPr>
-          <w:rFonts w:ascii="Times New Roman" w:hAnsi="Times New Roman"/>
-          <w:sz w:val="28"/>
-          <w:szCs w:val="28"/>
-          <w:lang w:val="en-US"/>
-        </w:rPr>
-      </w:pPr>
-      <w:r>
-        <w:rPr>
-          <w:rFonts w:ascii="Times New Roman" w:hAnsi="Times New Roman"/>
-          <w:sz w:val="28"/>
-          <w:szCs w:val="28"/>
-          <w:lang w:val="en-US"/>
-        </w:rPr>
-        <w:t>print()</w:t>
-      </w:r>
-    </w:p>
-    <w:p>
-      <w:pPr>
-        <w:spacing w:line="240" w:lineRule="auto"/>
-        <w:ind w:left="-567" w:hanging="284"/>
-        <w:rPr>
-          <w:rFonts w:ascii="Times New Roman" w:hAnsi="Times New Roman"/>
-          <w:sz w:val="28"/>
-          <w:szCs w:val="28"/>
-          <w:lang w:val="en-US"/>
-        </w:rPr>
-      </w:pPr>
-      <w:r>
-        <w:rPr>
-          <w:rFonts w:ascii="Times New Roman" w:hAnsi="Times New Roman"/>
-          <w:sz w:val="28"/>
-          <w:szCs w:val="28"/>
-          <w:lang w:val="en-US"/>
-        </w:rPr>
-        <w:t>print("</w:t>
-      </w:r>
-      <w:proofErr w:type="spellStart"/>
-      <w:r>
-        <w:rPr>
-          <w:rFonts w:ascii="Times New Roman" w:hAnsi="Times New Roman"/>
-          <w:sz w:val="28"/>
-          <w:szCs w:val="28"/>
-          <w:lang w:val="en-US"/>
-        </w:rPr>
-        <w:t>Программа</w:t>
-      </w:r>
-      <w:proofErr w:type="spellEnd"/>
-      <w:r>
-        <w:rPr>
-          <w:rFonts w:ascii="Times New Roman" w:hAnsi="Times New Roman"/>
-          <w:sz w:val="28"/>
-          <w:szCs w:val="28"/>
-          <w:lang w:val="en-US"/>
-        </w:rPr>
-        <w:t xml:space="preserve"> </w:t>
-      </w:r>
-      <w:proofErr w:type="spellStart"/>
-      <w:r>
-        <w:rPr>
-          <w:rFonts w:ascii="Times New Roman" w:hAnsi="Times New Roman"/>
-          <w:sz w:val="28"/>
-          <w:szCs w:val="28"/>
-          <w:lang w:val="en-US"/>
-        </w:rPr>
-        <w:t>завершена</w:t>
-      </w:r>
-      <w:proofErr w:type="spellEnd"/>
-      <w:r>
-        <w:rPr>
-          <w:rFonts w:ascii="Times New Roman" w:hAnsi="Times New Roman"/>
-          <w:sz w:val="28"/>
-          <w:szCs w:val="28"/>
-          <w:lang w:val="en-US"/>
-        </w:rPr>
-        <w:t>.")</w:t>
-      </w:r>
-    </w:p>
-    <w:p>
-      <w:pPr>
-        <w:spacing w:line="240" w:lineRule="auto"/>
-        <w:ind w:left="-567" w:hanging="284"/>
-        <w:rPr>
-          <w:rFonts w:ascii="Times New Roman" w:hAnsi="Times New Roman"/>
-          <w:sz w:val="28"/>
-          <w:szCs w:val="28"/>
-          <w:lang w:val="en-US"/>
-        </w:rPr>
-      </w:pPr>
-      <w:r>
-        <w:rPr>
-          <w:rFonts w:ascii="Times New Roman" w:hAnsi="Times New Roman"/>
-          <w:sz w:val="28"/>
-          <w:szCs w:val="28"/>
-          <w:lang w:val="en-US"/>
-        </w:rPr>
-        <w:t>print("</w:t>
-      </w:r>
-      <w:proofErr w:type="spellStart"/>
-      <w:r>
-        <w:rPr>
-          <w:rFonts w:ascii="Times New Roman" w:hAnsi="Times New Roman"/>
-          <w:sz w:val="28"/>
-          <w:szCs w:val="28"/>
-          <w:lang w:val="en-US"/>
-        </w:rPr>
-        <w:t>Время</w:t>
-      </w:r>
-      <w:proofErr w:type="spellEnd"/>
-      <w:r>
-        <w:rPr>
-          <w:rFonts w:ascii="Times New Roman" w:hAnsi="Times New Roman"/>
-          <w:sz w:val="28"/>
-          <w:szCs w:val="28"/>
-          <w:lang w:val="en-US"/>
-        </w:rPr>
-        <w:t xml:space="preserve"> </w:t>
-      </w:r>
-      <w:proofErr w:type="spellStart"/>
-      <w:r>
-        <w:rPr>
-          <w:rFonts w:ascii="Times New Roman" w:hAnsi="Times New Roman"/>
-          <w:sz w:val="28"/>
-          <w:szCs w:val="28"/>
-          <w:lang w:val="en-US"/>
-        </w:rPr>
-        <w:t>выполнения</w:t>
-      </w:r>
-      <w:proofErr w:type="spellEnd"/>
-      <w:r>
-        <w:rPr>
-          <w:rFonts w:ascii="Times New Roman" w:hAnsi="Times New Roman"/>
-          <w:sz w:val="28"/>
-          <w:szCs w:val="28"/>
-          <w:lang w:val="en-US"/>
-        </w:rPr>
-        <w:t xml:space="preserve"> </w:t>
-      </w:r>
-      <w:proofErr w:type="spellStart"/>
-      <w:r>
-        <w:rPr>
-          <w:rFonts w:ascii="Times New Roman" w:hAnsi="Times New Roman"/>
-          <w:sz w:val="28"/>
-          <w:szCs w:val="28"/>
-          <w:lang w:val="en-US"/>
-        </w:rPr>
-        <w:t>программы</w:t>
-      </w:r>
-      <w:proofErr w:type="spellEnd"/>
-      <w:r>
-        <w:rPr>
-          <w:rFonts w:ascii="Times New Roman" w:hAnsi="Times New Roman"/>
-          <w:sz w:val="28"/>
-          <w:szCs w:val="28"/>
-          <w:lang w:val="en-US"/>
-        </w:rPr>
-        <w:t xml:space="preserve">:", </w:t>
-      </w:r>
-      <w:proofErr w:type="spellStart"/>
-      <w:r>
-        <w:rPr>
-          <w:rFonts w:ascii="Times New Roman" w:hAnsi="Times New Roman"/>
-          <w:sz w:val="28"/>
-          <w:szCs w:val="28"/>
-          <w:lang w:val="en-US"/>
-        </w:rPr>
-        <w:t>time.time</w:t>
-      </w:r>
-      <w:proofErr w:type="spellEnd"/>
-      <w:r>
-        <w:rPr>
-          <w:rFonts w:ascii="Times New Roman" w:hAnsi="Times New Roman"/>
-          <w:sz w:val="28"/>
-          <w:szCs w:val="28"/>
-          <w:lang w:val="en-US"/>
-        </w:rPr>
-        <w:t xml:space="preserve">() - </w:t>
-      </w:r>
-      <w:proofErr w:type="spellStart"/>
-      <w:r>
-        <w:rPr>
-          <w:rFonts w:ascii="Times New Roman" w:hAnsi="Times New Roman"/>
-          <w:sz w:val="28"/>
-          <w:szCs w:val="28"/>
-          <w:lang w:val="en-US"/>
-        </w:rPr>
-        <w:t>start_time</w:t>
-      </w:r>
-      <w:proofErr w:type="spellEnd"/>
-      <w:r>
-        <w:rPr>
-          <w:rFonts w:ascii="Times New Roman" w:hAnsi="Times New Roman"/>
-          <w:sz w:val="28"/>
-          <w:szCs w:val="28"/>
-          <w:lang w:val="en-US"/>
-        </w:rPr>
-        <w:t>, "</w:t>
-      </w:r>
-      <w:proofErr w:type="spellStart"/>
-      <w:r>
-        <w:rPr>
-          <w:rFonts w:ascii="Times New Roman" w:hAnsi="Times New Roman"/>
-          <w:sz w:val="28"/>
-          <w:szCs w:val="28"/>
-          <w:lang w:val="en-US"/>
-        </w:rPr>
-        <w:t>сек</w:t>
-      </w:r>
-      <w:proofErr w:type="spellEnd"/>
-      <w:r>
-        <w:rPr>
-          <w:rFonts w:ascii="Times New Roman" w:hAnsi="Times New Roman"/>
-          <w:sz w:val="28"/>
-          <w:szCs w:val="28"/>
-          <w:lang w:val="en-US"/>
-        </w:rPr>
-        <w:t>.")</w:t>
-      </w:r>
-    </w:p>
-    <w:p>
-      <w:pPr>
-        <w:spacing w:line="240" w:lineRule="auto"/>
-        <w:ind w:left="-567" w:hanging="284"/>
-        <w:rPr>
-          <w:rFonts w:ascii="Times New Roman" w:hAnsi="Times New Roman"/>
-          <w:sz w:val="28"/>
-          <w:szCs w:val="28"/>
-          <w:lang w:val="en-US"/>
-        </w:rPr>
-      </w:pPr>
-    </w:p>
-    <w:p>
-      <w:pPr>
-        <w:spacing w:line="240" w:lineRule="auto"/>
-        <w:ind w:left="-567" w:hanging="284"/>
-        <w:rPr>
-          <w:rFonts w:ascii="Times New Roman" w:hAnsi="Times New Roman"/>
-          <w:sz w:val="28"/>
-          <w:szCs w:val="28"/>
-        </w:rPr>
-      </w:pPr>
-      <w:r>
-        <w:rPr>
-          <w:rFonts w:ascii="Times New Roman" w:hAnsi="Times New Roman"/>
-          <w:sz w:val="28"/>
-          <w:szCs w:val="28"/>
-          <w:lang w:val="en-US"/>
-        </w:rPr>
-        <w:t>input</w:t>
-      </w:r>
-      <w:r>
-        <w:rPr>
-          <w:rFonts w:ascii="Times New Roman" w:hAnsi="Times New Roman"/>
-          <w:sz w:val="28"/>
-          <w:szCs w:val="28"/>
-        </w:rPr>
-        <w:t xml:space="preserve">("Нажмите </w:t>
-      </w:r>
-      <w:r>
-        <w:rPr>
-          <w:rFonts w:ascii="Times New Roman" w:hAnsi="Times New Roman"/>
-          <w:sz w:val="28"/>
-          <w:szCs w:val="28"/>
-          <w:lang w:val="en-US"/>
-        </w:rPr>
-        <w:t>Enter</w:t>
-      </w:r>
-      <w:r>
-        <w:rPr>
-          <w:rFonts w:ascii="Times New Roman" w:hAnsi="Times New Roman"/>
-          <w:sz w:val="28"/>
-          <w:szCs w:val="28"/>
-        </w:rPr>
-        <w:t xml:space="preserve"> для выхода...")</w:t>
-      </w:r>
-    </w:p>
-    <w:p>
-      <w:pPr>
-        <w:spacing w:line="240" w:lineRule="auto"/>
-        <w:ind w:left="-567" w:hanging="284"/>
-        <w:rPr>
-          <w:rFonts w:ascii="Times New Roman" w:hAnsi="Times New Roman"/>
-          <w:sz w:val="28"/>
-          <w:szCs w:val="28"/>
-        </w:rPr>
-      </w:pPr>
-    </w:p>
-    <w:p>
-      <w:pPr>
-        <w:spacing w:line="240" w:lineRule="auto"/>
-        <w:ind w:left="-567" w:hanging="284"/>
-        <w:rPr>
-          <w:rFonts w:ascii="Times New Roman" w:hAnsi="Times New Roman"/>
-          <w:sz w:val="28"/>
-          <w:szCs w:val="28"/>
-        </w:rPr>
-      </w:pPr>
-      <w:r>
-        <w:rPr>
-          <w:rFonts w:ascii="Times New Roman" w:hAnsi="Times New Roman"/>
-          <w:sz w:val="28"/>
-          <w:szCs w:val="28"/>
-          <w:highlight w:val="yellow"/>
-        </w:rPr>
-        <w:t xml:space="preserve">Ссылка на </w:t>
-      </w:r>
-      <w:r>
-        <w:rPr>
-          <w:rFonts w:ascii="Times New Roman" w:hAnsi="Times New Roman"/>
-          <w:sz w:val="28"/>
-          <w:szCs w:val="28"/>
-          <w:highlight w:val="yellow"/>
-          <w:lang w:val="en-US"/>
-        </w:rPr>
-        <w:t>GitHub:</w:t>
-      </w:r>
-      <w:r>
-        <w:rPr>
-          <w:rFonts w:ascii="Times New Roman" w:hAnsi="Times New Roman"/>
-          <w:sz w:val="28"/>
-          <w:szCs w:val="28"/>
-          <w:lang w:val="en-US"/>
-        </w:rPr>
-        <w:t xml:space="preserve"> </w:t>
+        <w:t>labs</w:t>
       </w:r>
     </w:p>
     <w:sectPr>
